--- a/lesson_2/db_tables.docx
+++ b/lesson_2/db_tables.docx
@@ -1899,7 +1899,25 @@
           <w:szCs w:val="28"/>
           <w:lang w:val="en-US"/>
         </w:rPr>
-        <w:t>PK_Books</w:t>
+        <w:t>PK_</w:t>
+      </w:r>
+      <w:r>
+        <w:rPr>
+          <w:rFonts w:ascii="Times New Roman" w:hAnsi="Times New Roman"/>
+          <w:sz w:val="28"/>
+          <w:szCs w:val="28"/>
+          <w:lang w:val="en-US"/>
+        </w:rPr>
+        <w:t>Group</w:t>
+      </w:r>
+      <w:r>
+        <w:rPr>
+          <w:rFonts w:ascii="Times New Roman" w:hAnsi="Times New Roman"/>
+          <w:sz w:val="28"/>
+          <w:szCs w:val="28"/>
+          <w:lang w:val="en-US"/>
+        </w:rPr>
+        <w:t>s</w:t>
       </w:r>
       <w:proofErr w:type="spellEnd"/>
       <w:r>
@@ -1919,7 +1937,16 @@
           <w:szCs w:val="28"/>
           <w:lang w:val="en-US"/>
         </w:rPr>
-        <w:t>BookID</w:t>
+        <w:t>Group</w:t>
+      </w:r>
+      <w:r>
+        <w:rPr>
+          <w:rFonts w:ascii="Times New Roman" w:hAnsi="Times New Roman"/>
+          <w:sz w:val="28"/>
+          <w:szCs w:val="28"/>
+          <w:lang w:val="en-US"/>
+        </w:rPr>
+        <w:t>ID</w:t>
       </w:r>
       <w:proofErr w:type="spellEnd"/>
       <w:r>

--- a/lesson_2/db_tables.docx
+++ b/lesson_2/db_tables.docx
@@ -99,16 +99,14 @@
         </w:rPr>
         <w:t xml:space="preserve"> Данная БД решает задачу быстрого доступа и просмотра занятий (пар). Расписание является ключевой таблицей, связывающая все таблицы, что помогает легко найти </w:t>
       </w:r>
-      <w:proofErr w:type="gramStart"/>
-      <w:r>
-        <w:rPr>
-          <w:rFonts w:ascii="Times New Roman" w:hAnsi="Times New Roman"/>
-          <w:sz w:val="28"/>
-          <w:szCs w:val="28"/>
-        </w:rPr>
-        <w:t>любую информацию</w:t>
-      </w:r>
-      <w:proofErr w:type="gramEnd"/>
+      <w:r>
+        <w:rPr>
+          <w:rFonts w:ascii="Times New Roman" w:hAnsi="Times New Roman"/>
+          <w:sz w:val="28"/>
+          <w:szCs w:val="28"/>
+        </w:rPr>
+        <w:t>любую информацию,</w:t>
+      </w:r>
       <w:r>
         <w:rPr>
           <w:rFonts w:ascii="Times New Roman" w:hAnsi="Times New Roman"/>
@@ -408,6 +406,11 @@
         <w:spacing w:after="0"/>
         <w:ind w:firstLine="709"/>
         <w:jc w:val="both"/>
+        <w:rPr>
+          <w:rFonts w:ascii="Times New Roman" w:hAnsi="Times New Roman"/>
+          <w:sz w:val="28"/>
+          <w:szCs w:val="28"/>
+        </w:rPr>
       </w:pPr>
       <w:r>
         <w:rPr>
@@ -440,14 +443,111 @@
         <w:spacing w:after="0"/>
         <w:ind w:firstLine="709"/>
         <w:jc w:val="both"/>
-      </w:pPr>
-      <w:r>
-        <w:rPr>
-          <w:rFonts w:ascii="Times New Roman" w:hAnsi="Times New Roman"/>
-          <w:sz w:val="28"/>
-          <w:szCs w:val="28"/>
-        </w:rPr>
-        <w:t>7. Расписание (</w:t>
+        <w:rPr>
+          <w:rFonts w:ascii="Times New Roman" w:hAnsi="Times New Roman"/>
+          <w:sz w:val="28"/>
+          <w:szCs w:val="28"/>
+        </w:rPr>
+      </w:pPr>
+      <w:r>
+        <w:rPr>
+          <w:rFonts w:ascii="Times New Roman" w:hAnsi="Times New Roman"/>
+          <w:sz w:val="28"/>
+          <w:szCs w:val="28"/>
+        </w:rPr>
+        <w:t xml:space="preserve">7. </w:t>
+      </w:r>
+      <w:r>
+        <w:rPr>
+          <w:rFonts w:ascii="Times New Roman" w:hAnsi="Times New Roman"/>
+          <w:sz w:val="28"/>
+          <w:szCs w:val="28"/>
+        </w:rPr>
+        <w:t>Семестр (</w:t>
+      </w:r>
+      <w:proofErr w:type="spellStart"/>
+      <w:r>
+        <w:rPr>
+          <w:rFonts w:ascii="Times New Roman" w:hAnsi="Times New Roman"/>
+          <w:sz w:val="28"/>
+          <w:szCs w:val="28"/>
+          <w:lang w:val="en-US"/>
+        </w:rPr>
+        <w:t>Semestr</w:t>
+      </w:r>
+      <w:proofErr w:type="spellEnd"/>
+      <w:r>
+        <w:rPr>
+          <w:rFonts w:ascii="Times New Roman" w:hAnsi="Times New Roman"/>
+          <w:sz w:val="28"/>
+          <w:szCs w:val="28"/>
+        </w:rPr>
+        <w:t>):</w:t>
+      </w:r>
+    </w:p>
+    <w:p>
+      <w:pPr>
+        <w:spacing w:after="0"/>
+        <w:ind w:firstLine="709"/>
+        <w:jc w:val="both"/>
+      </w:pPr>
+      <w:r>
+        <w:rPr>
+          <w:rFonts w:ascii="Times New Roman" w:hAnsi="Times New Roman"/>
+          <w:sz w:val="28"/>
+          <w:szCs w:val="28"/>
+        </w:rPr>
+        <w:t xml:space="preserve">8. </w:t>
+      </w:r>
+      <w:r>
+        <w:rPr>
+          <w:rFonts w:ascii="Times New Roman" w:hAnsi="Times New Roman"/>
+          <w:sz w:val="28"/>
+          <w:szCs w:val="28"/>
+        </w:rPr>
+        <w:t>Неделя семестра (</w:t>
+      </w:r>
+      <w:proofErr w:type="spellStart"/>
+      <w:r>
+        <w:rPr>
+          <w:rFonts w:ascii="Times New Roman" w:hAnsi="Times New Roman"/>
+          <w:sz w:val="28"/>
+          <w:szCs w:val="28"/>
+          <w:lang w:val="en-US"/>
+        </w:rPr>
+        <w:t>SemesterWeeks</w:t>
+      </w:r>
+      <w:proofErr w:type="spellEnd"/>
+      <w:r>
+        <w:rPr>
+          <w:rFonts w:ascii="Times New Roman" w:hAnsi="Times New Roman"/>
+          <w:sz w:val="28"/>
+          <w:szCs w:val="28"/>
+        </w:rPr>
+        <w:t>)</w:t>
+      </w:r>
+    </w:p>
+    <w:p>
+      <w:pPr>
+        <w:spacing w:after="0"/>
+        <w:ind w:firstLine="709"/>
+        <w:jc w:val="both"/>
+      </w:pPr>
+      <w:r>
+        <w:rPr>
+          <w:rFonts w:ascii="Times New Roman" w:hAnsi="Times New Roman"/>
+          <w:sz w:val="28"/>
+          <w:szCs w:val="28"/>
+        </w:rPr>
+        <w:t>9</w:t>
+      </w:r>
+      <w:r>
+        <w:rPr>
+          <w:rFonts w:ascii="Times New Roman" w:hAnsi="Times New Roman"/>
+          <w:sz w:val="28"/>
+          <w:szCs w:val="28"/>
+        </w:rPr>
+        <w:t>. Расписание (</w:t>
       </w:r>
       <w:r>
         <w:rPr>
@@ -1077,13 +1177,50 @@
       <w:pPr>
         <w:spacing w:after="0"/>
         <w:jc w:val="both"/>
-      </w:pPr>
-      <w:r>
-        <w:rPr>
-          <w:rFonts w:ascii="Times New Roman" w:hAnsi="Times New Roman"/>
-          <w:sz w:val="28"/>
-          <w:szCs w:val="28"/>
-        </w:rPr>
+        <w:rPr>
+          <w:rFonts w:ascii="Times New Roman" w:hAnsi="Times New Roman"/>
+          <w:sz w:val="28"/>
+          <w:szCs w:val="28"/>
+          <w:lang w:val="en-US"/>
+        </w:rPr>
+      </w:pPr>
+    </w:p>
+    <w:p>
+      <w:pPr>
+        <w:spacing w:after="0"/>
+        <w:jc w:val="both"/>
+        <w:rPr>
+          <w:rFonts w:ascii="Times New Roman" w:hAnsi="Times New Roman"/>
+          <w:sz w:val="28"/>
+          <w:szCs w:val="28"/>
+          <w:lang w:val="en-US"/>
+        </w:rPr>
+      </w:pPr>
+    </w:p>
+    <w:p>
+      <w:pPr>
+        <w:spacing w:after="0"/>
+        <w:jc w:val="both"/>
+        <w:rPr>
+          <w:rFonts w:ascii="Times New Roman" w:hAnsi="Times New Roman"/>
+          <w:sz w:val="28"/>
+          <w:szCs w:val="28"/>
+          <w:lang w:val="en-US"/>
+        </w:rPr>
+      </w:pPr>
+    </w:p>
+    <w:p>
+      <w:pPr>
+        <w:spacing w:after="0"/>
+        <w:jc w:val="both"/>
+      </w:pPr>
+      <w:r>
+        <w:rPr>
+          <w:rFonts w:ascii="Times New Roman" w:hAnsi="Times New Roman"/>
+          <w:sz w:val="28"/>
+          <w:szCs w:val="28"/>
+        </w:rPr>
+        <w:lastRenderedPageBreak/>
         <w:t>2</w:t>
       </w:r>
       <w:r>
@@ -1305,8 +1442,1552 @@
           <w:szCs w:val="28"/>
           <w:lang w:val="en-US"/>
         </w:rPr>
+        <w:t xml:space="preserve">■ LastName: </w:t>
+      </w:r>
+      <w:proofErr w:type="gramStart"/>
+      <w:r>
+        <w:rPr>
+          <w:rFonts w:ascii="Times New Roman" w:hAnsi="Times New Roman"/>
+          <w:sz w:val="28"/>
+          <w:szCs w:val="28"/>
+          <w:lang w:val="en-US"/>
+        </w:rPr>
+        <w:t>VARCHAR(</w:t>
+      </w:r>
+      <w:proofErr w:type="gramEnd"/>
+      <w:r>
+        <w:rPr>
+          <w:rFonts w:ascii="Times New Roman" w:hAnsi="Times New Roman"/>
+          <w:sz w:val="28"/>
+          <w:szCs w:val="28"/>
+          <w:lang w:val="en-US"/>
+        </w:rPr>
+        <w:t>100), NOT NULL</w:t>
+      </w:r>
+    </w:p>
+    <w:p>
+      <w:pPr>
+        <w:spacing w:after="0"/>
+        <w:ind w:left="709" w:firstLine="709"/>
+        <w:jc w:val="both"/>
+        <w:rPr>
+          <w:rFonts w:ascii="Times New Roman" w:hAnsi="Times New Roman"/>
+          <w:sz w:val="28"/>
+          <w:szCs w:val="28"/>
+          <w:lang w:val="en-US"/>
+        </w:rPr>
+      </w:pPr>
+      <w:r>
+        <w:rPr>
+          <w:rFonts w:ascii="Times New Roman" w:hAnsi="Times New Roman"/>
+          <w:sz w:val="28"/>
+          <w:szCs w:val="28"/>
+          <w:lang w:val="en-US"/>
+        </w:rPr>
+        <w:t xml:space="preserve">■ Email: </w:t>
+      </w:r>
+      <w:proofErr w:type="gramStart"/>
+      <w:r>
+        <w:rPr>
+          <w:rFonts w:ascii="Times New Roman" w:hAnsi="Times New Roman"/>
+          <w:sz w:val="28"/>
+          <w:szCs w:val="28"/>
+          <w:lang w:val="en-US"/>
+        </w:rPr>
+        <w:t>VARCHAR(</w:t>
+      </w:r>
+      <w:proofErr w:type="gramEnd"/>
+      <w:r>
+        <w:rPr>
+          <w:rFonts w:ascii="Times New Roman" w:hAnsi="Times New Roman"/>
+          <w:sz w:val="28"/>
+          <w:szCs w:val="28"/>
+          <w:lang w:val="en-US"/>
+        </w:rPr>
+        <w:t>255), UNIQUE</w:t>
+      </w:r>
+    </w:p>
+    <w:p>
+      <w:pPr>
+        <w:spacing w:after="0"/>
+        <w:ind w:firstLine="709"/>
+        <w:jc w:val="both"/>
+        <w:rPr>
+          <w:rFonts w:ascii="Times New Roman" w:hAnsi="Times New Roman"/>
+          <w:sz w:val="28"/>
+          <w:szCs w:val="28"/>
+          <w:lang w:val="en-US"/>
+        </w:rPr>
+      </w:pPr>
+      <w:r>
+        <w:rPr>
+          <w:rFonts w:ascii="Times New Roman" w:hAnsi="Times New Roman"/>
+          <w:sz w:val="28"/>
+          <w:szCs w:val="28"/>
+          <w:lang w:val="en-US"/>
+        </w:rPr>
+        <w:t>○ Constraints:</w:t>
+      </w:r>
+    </w:p>
+    <w:p>
+      <w:pPr>
+        <w:spacing w:after="0"/>
+        <w:ind w:left="709" w:firstLine="709"/>
+        <w:jc w:val="both"/>
+        <w:rPr>
+          <w:rFonts w:ascii="Times New Roman" w:hAnsi="Times New Roman"/>
+          <w:sz w:val="28"/>
+          <w:szCs w:val="28"/>
+          <w:lang w:val="en-US"/>
+        </w:rPr>
+      </w:pPr>
+      <w:r>
+        <w:rPr>
+          <w:rFonts w:ascii="Times New Roman" w:hAnsi="Times New Roman"/>
+          <w:sz w:val="28"/>
+          <w:szCs w:val="28"/>
+          <w:lang w:val="en-US"/>
+        </w:rPr>
+        <w:t xml:space="preserve">■ </w:t>
+      </w:r>
+      <w:proofErr w:type="spellStart"/>
+      <w:r>
+        <w:rPr>
+          <w:rFonts w:ascii="Times New Roman" w:hAnsi="Times New Roman"/>
+          <w:sz w:val="28"/>
+          <w:szCs w:val="28"/>
+          <w:lang w:val="en-US"/>
+        </w:rPr>
+        <w:t>PK_Teachers</w:t>
+      </w:r>
+      <w:proofErr w:type="spellEnd"/>
+      <w:r>
+        <w:rPr>
+          <w:rFonts w:ascii="Times New Roman" w:hAnsi="Times New Roman"/>
+          <w:sz w:val="28"/>
+          <w:szCs w:val="28"/>
+          <w:lang w:val="en-US"/>
+        </w:rPr>
+        <w:t>: PRIMARY KEY (</w:t>
+      </w:r>
+      <w:proofErr w:type="spellStart"/>
+      <w:r>
+        <w:rPr>
+          <w:rFonts w:ascii="Times New Roman" w:hAnsi="Times New Roman"/>
+          <w:sz w:val="28"/>
+          <w:szCs w:val="28"/>
+          <w:lang w:val="en-US"/>
+        </w:rPr>
+        <w:t>TeacherID</w:t>
+      </w:r>
+      <w:proofErr w:type="spellEnd"/>
+      <w:r>
+        <w:rPr>
+          <w:rFonts w:ascii="Times New Roman" w:hAnsi="Times New Roman"/>
+          <w:sz w:val="28"/>
+          <w:szCs w:val="28"/>
+          <w:lang w:val="en-US"/>
+        </w:rPr>
+        <w:t>)</w:t>
+      </w:r>
+    </w:p>
+    <w:p>
+      <w:pPr>
+        <w:spacing w:after="0"/>
+        <w:ind w:left="709" w:firstLine="709"/>
+        <w:jc w:val="both"/>
+        <w:rPr>
+          <w:rFonts w:ascii="Times New Roman" w:hAnsi="Times New Roman"/>
+          <w:sz w:val="28"/>
+          <w:szCs w:val="28"/>
+          <w:lang w:val="en-US"/>
+        </w:rPr>
+      </w:pPr>
+      <w:r>
+        <w:rPr>
+          <w:rFonts w:ascii="Times New Roman" w:hAnsi="Times New Roman"/>
+          <w:sz w:val="28"/>
+          <w:szCs w:val="28"/>
+          <w:lang w:val="en-US"/>
+        </w:rPr>
+        <w:t xml:space="preserve">■ </w:t>
+      </w:r>
+      <w:proofErr w:type="spellStart"/>
+      <w:r>
+        <w:rPr>
+          <w:rFonts w:ascii="Times New Roman" w:hAnsi="Times New Roman"/>
+          <w:sz w:val="28"/>
+          <w:szCs w:val="28"/>
+          <w:lang w:val="en-US"/>
+        </w:rPr>
+        <w:t>UQ_Email</w:t>
+      </w:r>
+      <w:proofErr w:type="spellEnd"/>
+      <w:r>
+        <w:rPr>
+          <w:rFonts w:ascii="Times New Roman" w:hAnsi="Times New Roman"/>
+          <w:sz w:val="28"/>
+          <w:szCs w:val="28"/>
+          <w:lang w:val="en-US"/>
+        </w:rPr>
+        <w:t>: UNIQUE (Email)</w:t>
+      </w:r>
+    </w:p>
+    <w:p>
+      <w:pPr>
+        <w:spacing w:after="0"/>
+        <w:jc w:val="both"/>
+        <w:rPr>
+          <w:rFonts w:ascii="Times New Roman" w:hAnsi="Times New Roman"/>
+          <w:sz w:val="28"/>
+          <w:szCs w:val="28"/>
+          <w:lang w:val="en-US"/>
+        </w:rPr>
+      </w:pPr>
+    </w:p>
+    <w:p>
+      <w:pPr>
+        <w:spacing w:after="0"/>
+        <w:jc w:val="both"/>
+        <w:rPr>
+          <w:rFonts w:ascii="Times New Roman" w:hAnsi="Times New Roman"/>
+          <w:sz w:val="28"/>
+          <w:szCs w:val="28"/>
+          <w:lang w:val="en-US"/>
+        </w:rPr>
+      </w:pPr>
+      <w:r>
+        <w:rPr>
+          <w:rFonts w:ascii="Times New Roman" w:hAnsi="Times New Roman"/>
+          <w:sz w:val="28"/>
+          <w:szCs w:val="28"/>
+          <w:lang w:val="en-US"/>
+        </w:rPr>
+        <w:t>3. Table Name: Groups</w:t>
+      </w:r>
+    </w:p>
+    <w:p>
+      <w:pPr>
+        <w:spacing w:after="0"/>
+        <w:ind w:firstLine="709"/>
+        <w:jc w:val="both"/>
+        <w:rPr>
+          <w:rFonts w:ascii="Times New Roman" w:hAnsi="Times New Roman"/>
+          <w:sz w:val="28"/>
+          <w:szCs w:val="28"/>
+        </w:rPr>
+      </w:pPr>
+      <w:r>
+        <w:rPr>
+          <w:rFonts w:ascii="Times New Roman" w:hAnsi="Times New Roman"/>
+          <w:sz w:val="28"/>
+          <w:szCs w:val="28"/>
+        </w:rPr>
+        <w:t xml:space="preserve">○ </w:t>
+      </w:r>
+      <w:proofErr w:type="spellStart"/>
+      <w:r>
+        <w:rPr>
+          <w:rFonts w:ascii="Times New Roman" w:hAnsi="Times New Roman"/>
+          <w:sz w:val="28"/>
+          <w:szCs w:val="28"/>
+        </w:rPr>
+        <w:t>Description</w:t>
+      </w:r>
+      <w:proofErr w:type="spellEnd"/>
+      <w:proofErr w:type="gramStart"/>
+      <w:r>
+        <w:rPr>
+          <w:rFonts w:ascii="Times New Roman" w:hAnsi="Times New Roman"/>
+          <w:sz w:val="28"/>
+          <w:szCs w:val="28"/>
+        </w:rPr>
+        <w:t>: Содержит</w:t>
+      </w:r>
+      <w:proofErr w:type="gramEnd"/>
+      <w:r>
+        <w:rPr>
+          <w:rFonts w:ascii="Times New Roman" w:hAnsi="Times New Roman"/>
+          <w:sz w:val="28"/>
+          <w:szCs w:val="28"/>
+        </w:rPr>
+        <w:t xml:space="preserve"> информацию о группах.</w:t>
+      </w:r>
+    </w:p>
+    <w:p>
+      <w:pPr>
+        <w:spacing w:after="0"/>
+        <w:ind w:firstLine="709"/>
+        <w:jc w:val="both"/>
+        <w:rPr>
+          <w:rFonts w:ascii="Times New Roman" w:hAnsi="Times New Roman"/>
+          <w:sz w:val="28"/>
+          <w:szCs w:val="28"/>
+          <w:lang w:val="en-US"/>
+        </w:rPr>
+      </w:pPr>
+      <w:r>
+        <w:rPr>
+          <w:rFonts w:ascii="Times New Roman" w:hAnsi="Times New Roman"/>
+          <w:sz w:val="28"/>
+          <w:szCs w:val="28"/>
+          <w:lang w:val="en-US"/>
+        </w:rPr>
+        <w:t>○ Attributes:</w:t>
+      </w:r>
+    </w:p>
+    <w:p>
+      <w:pPr>
+        <w:spacing w:after="0"/>
+        <w:ind w:left="709" w:firstLine="709"/>
+        <w:jc w:val="both"/>
+        <w:rPr>
+          <w:rFonts w:ascii="Times New Roman" w:hAnsi="Times New Roman"/>
+          <w:sz w:val="28"/>
+          <w:szCs w:val="28"/>
+          <w:lang w:val="en-US"/>
+        </w:rPr>
+      </w:pPr>
+      <w:r>
+        <w:rPr>
+          <w:rFonts w:ascii="Times New Roman" w:hAnsi="Times New Roman"/>
+          <w:sz w:val="28"/>
+          <w:szCs w:val="28"/>
+          <w:lang w:val="en-US"/>
+        </w:rPr>
+        <w:t xml:space="preserve">■ </w:t>
+      </w:r>
+      <w:proofErr w:type="spellStart"/>
+      <w:r>
+        <w:rPr>
+          <w:rFonts w:ascii="Times New Roman" w:hAnsi="Times New Roman"/>
+          <w:sz w:val="28"/>
+          <w:szCs w:val="28"/>
+          <w:lang w:val="en-US"/>
+        </w:rPr>
+        <w:t>GroupID</w:t>
+      </w:r>
+      <w:proofErr w:type="spellEnd"/>
+      <w:r>
+        <w:rPr>
+          <w:rFonts w:ascii="Times New Roman" w:hAnsi="Times New Roman"/>
+          <w:sz w:val="28"/>
+          <w:szCs w:val="28"/>
+          <w:lang w:val="en-US"/>
+        </w:rPr>
+        <w:t>: INTEGER, PK, NOT NULL, UNIQUE</w:t>
+      </w:r>
+    </w:p>
+    <w:p>
+      <w:pPr>
+        <w:spacing w:after="0"/>
+        <w:ind w:left="709" w:firstLine="709"/>
+        <w:jc w:val="both"/>
+        <w:rPr>
+          <w:rFonts w:ascii="Times New Roman" w:hAnsi="Times New Roman"/>
+          <w:sz w:val="28"/>
+          <w:szCs w:val="28"/>
+          <w:lang w:val="en-US"/>
+        </w:rPr>
+      </w:pPr>
+      <w:r>
+        <w:rPr>
+          <w:rFonts w:ascii="Times New Roman" w:hAnsi="Times New Roman"/>
+          <w:sz w:val="28"/>
+          <w:szCs w:val="28"/>
+          <w:lang w:val="en-US"/>
+        </w:rPr>
+        <w:t xml:space="preserve">■ </w:t>
+      </w:r>
+      <w:proofErr w:type="spellStart"/>
+      <w:r>
+        <w:rPr>
+          <w:rFonts w:ascii="Times New Roman" w:hAnsi="Times New Roman"/>
+          <w:sz w:val="28"/>
+          <w:szCs w:val="28"/>
+          <w:lang w:val="en-US"/>
+        </w:rPr>
+        <w:t>ShortName</w:t>
+      </w:r>
+      <w:proofErr w:type="spellEnd"/>
+      <w:r>
+        <w:rPr>
+          <w:rFonts w:ascii="Times New Roman" w:hAnsi="Times New Roman"/>
+          <w:sz w:val="28"/>
+          <w:szCs w:val="28"/>
+          <w:lang w:val="en-US"/>
+        </w:rPr>
+        <w:t xml:space="preserve">: </w:t>
+      </w:r>
+      <w:proofErr w:type="gramStart"/>
+      <w:r>
+        <w:rPr>
+          <w:rFonts w:ascii="Times New Roman" w:hAnsi="Times New Roman"/>
+          <w:sz w:val="28"/>
+          <w:szCs w:val="28"/>
+          <w:lang w:val="en-US"/>
+        </w:rPr>
+        <w:t>CHAR(</w:t>
+      </w:r>
+      <w:proofErr w:type="gramEnd"/>
+      <w:r>
+        <w:rPr>
+          <w:rFonts w:ascii="Times New Roman" w:hAnsi="Times New Roman"/>
+          <w:sz w:val="28"/>
+          <w:szCs w:val="28"/>
+          <w:lang w:val="en-US"/>
+        </w:rPr>
+        <w:t>5), NOT NULL, UNIQUE</w:t>
+      </w:r>
+    </w:p>
+    <w:p>
+      <w:pPr>
+        <w:spacing w:after="0"/>
+        <w:ind w:left="709" w:firstLine="709"/>
+        <w:jc w:val="both"/>
+        <w:rPr>
+          <w:rFonts w:ascii="Times New Roman" w:hAnsi="Times New Roman"/>
+          <w:sz w:val="28"/>
+          <w:szCs w:val="28"/>
+          <w:lang w:val="en-US"/>
+        </w:rPr>
+      </w:pPr>
+      <w:r>
+        <w:rPr>
+          <w:rFonts w:ascii="Times New Roman" w:hAnsi="Times New Roman"/>
+          <w:sz w:val="28"/>
+          <w:szCs w:val="28"/>
+          <w:lang w:val="en-US"/>
+        </w:rPr>
+        <w:t xml:space="preserve">■ </w:t>
+      </w:r>
+      <w:proofErr w:type="spellStart"/>
+      <w:r>
+        <w:rPr>
+          <w:rFonts w:ascii="Times New Roman" w:hAnsi="Times New Roman"/>
+          <w:sz w:val="28"/>
+          <w:szCs w:val="28"/>
+          <w:lang w:val="en-US"/>
+        </w:rPr>
+        <w:t>GroupName</w:t>
+      </w:r>
+      <w:proofErr w:type="spellEnd"/>
+      <w:r>
+        <w:rPr>
+          <w:rFonts w:ascii="Times New Roman" w:hAnsi="Times New Roman"/>
+          <w:sz w:val="28"/>
+          <w:szCs w:val="28"/>
+          <w:lang w:val="en-US"/>
+        </w:rPr>
+        <w:t xml:space="preserve">: </w:t>
+      </w:r>
+      <w:proofErr w:type="gramStart"/>
+      <w:r>
+        <w:rPr>
+          <w:rFonts w:ascii="Times New Roman" w:hAnsi="Times New Roman"/>
+          <w:sz w:val="28"/>
+          <w:szCs w:val="28"/>
+          <w:lang w:val="en-US"/>
+        </w:rPr>
+        <w:t>VARCHAR(</w:t>
+      </w:r>
+      <w:proofErr w:type="gramEnd"/>
+      <w:r>
+        <w:rPr>
+          <w:rFonts w:ascii="Times New Roman" w:hAnsi="Times New Roman"/>
+          <w:sz w:val="28"/>
+          <w:szCs w:val="28"/>
+          <w:lang w:val="en-US"/>
+        </w:rPr>
+        <w:t>255), NOT NULL, UNIQUE</w:t>
+      </w:r>
+    </w:p>
+    <w:p>
+      <w:pPr>
+        <w:spacing w:after="0"/>
+        <w:ind w:left="709" w:firstLine="709"/>
+        <w:jc w:val="both"/>
+        <w:rPr>
+          <w:rFonts w:ascii="Times New Roman" w:hAnsi="Times New Roman"/>
+          <w:sz w:val="28"/>
+          <w:szCs w:val="28"/>
+          <w:lang w:val="en-US"/>
+        </w:rPr>
+      </w:pPr>
+      <w:r>
+        <w:rPr>
+          <w:rFonts w:ascii="Times New Roman" w:hAnsi="Times New Roman"/>
+          <w:sz w:val="28"/>
+          <w:szCs w:val="28"/>
+          <w:lang w:val="en-US"/>
+        </w:rPr>
+        <w:t>■ Course: INTEGER, NOT NULL</w:t>
+      </w:r>
+    </w:p>
+    <w:p>
+      <w:pPr>
+        <w:spacing w:after="0"/>
+        <w:ind w:left="1418"/>
+        <w:jc w:val="both"/>
+        <w:rPr>
+          <w:rFonts w:ascii="Times New Roman" w:hAnsi="Times New Roman"/>
+          <w:sz w:val="28"/>
+          <w:szCs w:val="28"/>
+          <w:lang w:val="en-US"/>
+        </w:rPr>
+      </w:pPr>
+      <w:r>
+        <w:rPr>
+          <w:rFonts w:ascii="Times New Roman" w:hAnsi="Times New Roman"/>
+          <w:sz w:val="28"/>
+          <w:szCs w:val="28"/>
+          <w:lang w:val="en-US"/>
+        </w:rPr>
+        <w:t xml:space="preserve">■ </w:t>
+      </w:r>
+      <w:proofErr w:type="spellStart"/>
+      <w:r>
+        <w:rPr>
+          <w:rFonts w:ascii="Times New Roman" w:hAnsi="Times New Roman"/>
+          <w:sz w:val="28"/>
+          <w:szCs w:val="28"/>
+          <w:lang w:val="en-US"/>
+        </w:rPr>
+        <w:t>F</w:t>
+      </w:r>
+      <w:r>
+        <w:rPr>
+          <w:rFonts w:ascii="Times New Roman" w:hAnsi="Times New Roman"/>
+          <w:sz w:val="28"/>
+          <w:szCs w:val="28"/>
+          <w:lang w:val="en-US"/>
+        </w:rPr>
+        <w:t>a</w:t>
+      </w:r>
+      <w:r>
+        <w:rPr>
+          <w:rFonts w:ascii="Times New Roman" w:hAnsi="Times New Roman"/>
+          <w:sz w:val="28"/>
+          <w:szCs w:val="28"/>
+          <w:lang w:val="en-US"/>
+        </w:rPr>
+        <w:t>cultyID</w:t>
+      </w:r>
+      <w:proofErr w:type="spellEnd"/>
+      <w:r>
+        <w:rPr>
+          <w:rFonts w:ascii="Times New Roman" w:hAnsi="Times New Roman"/>
+          <w:sz w:val="28"/>
+          <w:szCs w:val="28"/>
+          <w:lang w:val="en-US"/>
+        </w:rPr>
+        <w:t>: INTEGER, FK (REFERENCE Faculties), NOT NULL</w:t>
+      </w:r>
+    </w:p>
+    <w:p>
+      <w:pPr>
+        <w:spacing w:after="0"/>
+        <w:ind w:firstLine="709"/>
+        <w:jc w:val="both"/>
+        <w:rPr>
+          <w:rFonts w:ascii="Times New Roman" w:hAnsi="Times New Roman"/>
+          <w:sz w:val="28"/>
+          <w:szCs w:val="28"/>
+          <w:lang w:val="en-US"/>
+        </w:rPr>
+      </w:pPr>
+      <w:r>
+        <w:rPr>
+          <w:rFonts w:ascii="Times New Roman" w:hAnsi="Times New Roman"/>
+          <w:sz w:val="28"/>
+          <w:szCs w:val="28"/>
+          <w:lang w:val="en-US"/>
+        </w:rPr>
+        <w:t>○ Constraints:</w:t>
+      </w:r>
+    </w:p>
+    <w:p>
+      <w:pPr>
+        <w:spacing w:after="0"/>
+        <w:ind w:left="709" w:firstLine="709"/>
+        <w:jc w:val="both"/>
+        <w:rPr>
+          <w:rFonts w:ascii="Times New Roman" w:hAnsi="Times New Roman"/>
+          <w:sz w:val="28"/>
+          <w:szCs w:val="28"/>
+          <w:lang w:val="en-US"/>
+        </w:rPr>
+      </w:pPr>
+      <w:r>
+        <w:rPr>
+          <w:rFonts w:ascii="Times New Roman" w:hAnsi="Times New Roman"/>
+          <w:sz w:val="28"/>
+          <w:szCs w:val="28"/>
+          <w:lang w:val="en-US"/>
+        </w:rPr>
+        <w:t xml:space="preserve">■ </w:t>
+      </w:r>
+      <w:proofErr w:type="spellStart"/>
+      <w:r>
+        <w:rPr>
+          <w:rFonts w:ascii="Times New Roman" w:hAnsi="Times New Roman"/>
+          <w:sz w:val="28"/>
+          <w:szCs w:val="28"/>
+          <w:lang w:val="en-US"/>
+        </w:rPr>
+        <w:t>PK_</w:t>
+      </w:r>
+      <w:r>
+        <w:rPr>
+          <w:rFonts w:ascii="Times New Roman" w:hAnsi="Times New Roman"/>
+          <w:sz w:val="28"/>
+          <w:szCs w:val="28"/>
+          <w:lang w:val="en-US"/>
+        </w:rPr>
+        <w:t>Group</w:t>
+      </w:r>
+      <w:r>
+        <w:rPr>
+          <w:rFonts w:ascii="Times New Roman" w:hAnsi="Times New Roman"/>
+          <w:sz w:val="28"/>
+          <w:szCs w:val="28"/>
+          <w:lang w:val="en-US"/>
+        </w:rPr>
+        <w:t>s</w:t>
+      </w:r>
+      <w:proofErr w:type="spellEnd"/>
+      <w:r>
+        <w:rPr>
+          <w:rFonts w:ascii="Times New Roman" w:hAnsi="Times New Roman"/>
+          <w:sz w:val="28"/>
+          <w:szCs w:val="28"/>
+          <w:lang w:val="en-US"/>
+        </w:rPr>
+        <w:t>: PRIMARY KEY (</w:t>
+      </w:r>
+      <w:proofErr w:type="spellStart"/>
+      <w:r>
+        <w:rPr>
+          <w:rFonts w:ascii="Times New Roman" w:hAnsi="Times New Roman"/>
+          <w:sz w:val="28"/>
+          <w:szCs w:val="28"/>
+          <w:lang w:val="en-US"/>
+        </w:rPr>
+        <w:t>Group</w:t>
+      </w:r>
+      <w:r>
+        <w:rPr>
+          <w:rFonts w:ascii="Times New Roman" w:hAnsi="Times New Roman"/>
+          <w:sz w:val="28"/>
+          <w:szCs w:val="28"/>
+          <w:lang w:val="en-US"/>
+        </w:rPr>
+        <w:t>ID</w:t>
+      </w:r>
+      <w:proofErr w:type="spellEnd"/>
+      <w:r>
+        <w:rPr>
+          <w:rFonts w:ascii="Times New Roman" w:hAnsi="Times New Roman"/>
+          <w:sz w:val="28"/>
+          <w:szCs w:val="28"/>
+          <w:lang w:val="en-US"/>
+        </w:rPr>
+        <w:t>)</w:t>
+      </w:r>
+    </w:p>
+    <w:p>
+      <w:pPr>
+        <w:spacing w:after="0"/>
+        <w:ind w:left="709" w:firstLine="709"/>
+        <w:jc w:val="both"/>
+        <w:rPr>
+          <w:rFonts w:ascii="Times New Roman" w:hAnsi="Times New Roman"/>
+          <w:sz w:val="28"/>
+          <w:szCs w:val="28"/>
+          <w:lang w:val="en-US"/>
+        </w:rPr>
+      </w:pPr>
+      <w:r>
+        <w:rPr>
+          <w:rFonts w:ascii="Times New Roman" w:hAnsi="Times New Roman"/>
+          <w:sz w:val="28"/>
+          <w:szCs w:val="28"/>
+          <w:lang w:val="en-US"/>
+        </w:rPr>
+        <w:t xml:space="preserve">■ </w:t>
+      </w:r>
+      <w:proofErr w:type="spellStart"/>
+      <w:r>
+        <w:rPr>
+          <w:rFonts w:ascii="Times New Roman" w:hAnsi="Times New Roman"/>
+          <w:sz w:val="28"/>
+          <w:szCs w:val="28"/>
+          <w:lang w:val="en-US"/>
+        </w:rPr>
+        <w:t>UQ_ShortName</w:t>
+      </w:r>
+      <w:proofErr w:type="spellEnd"/>
+      <w:r>
+        <w:rPr>
+          <w:rFonts w:ascii="Times New Roman" w:hAnsi="Times New Roman"/>
+          <w:sz w:val="28"/>
+          <w:szCs w:val="28"/>
+          <w:lang w:val="en-US"/>
+        </w:rPr>
+        <w:t>: UNIQUE (</w:t>
+      </w:r>
+      <w:proofErr w:type="spellStart"/>
+      <w:r>
+        <w:rPr>
+          <w:rFonts w:ascii="Times New Roman" w:hAnsi="Times New Roman"/>
+          <w:sz w:val="28"/>
+          <w:szCs w:val="28"/>
+          <w:lang w:val="en-US"/>
+        </w:rPr>
+        <w:t>ShortName</w:t>
+      </w:r>
+      <w:proofErr w:type="spellEnd"/>
+      <w:r>
+        <w:rPr>
+          <w:rFonts w:ascii="Times New Roman" w:hAnsi="Times New Roman"/>
+          <w:sz w:val="28"/>
+          <w:szCs w:val="28"/>
+          <w:lang w:val="en-US"/>
+        </w:rPr>
+        <w:t>)</w:t>
+      </w:r>
+    </w:p>
+    <w:p>
+      <w:pPr>
+        <w:spacing w:after="0"/>
+        <w:ind w:left="709" w:firstLine="709"/>
+        <w:jc w:val="both"/>
+        <w:rPr>
+          <w:rFonts w:ascii="Times New Roman" w:hAnsi="Times New Roman"/>
+          <w:sz w:val="28"/>
+          <w:szCs w:val="28"/>
+          <w:lang w:val="en-US"/>
+        </w:rPr>
+      </w:pPr>
+      <w:r>
+        <w:rPr>
+          <w:rFonts w:ascii="Times New Roman" w:hAnsi="Times New Roman"/>
+          <w:sz w:val="28"/>
+          <w:szCs w:val="28"/>
+          <w:lang w:val="en-US"/>
+        </w:rPr>
+        <w:t xml:space="preserve">■ </w:t>
+      </w:r>
+      <w:proofErr w:type="spellStart"/>
+      <w:r>
+        <w:rPr>
+          <w:rFonts w:ascii="Times New Roman" w:hAnsi="Times New Roman"/>
+          <w:sz w:val="28"/>
+          <w:szCs w:val="28"/>
+          <w:lang w:val="en-US"/>
+        </w:rPr>
+        <w:t>UQ_GroupName</w:t>
+      </w:r>
+      <w:proofErr w:type="spellEnd"/>
+      <w:r>
+        <w:rPr>
+          <w:rFonts w:ascii="Times New Roman" w:hAnsi="Times New Roman"/>
+          <w:sz w:val="28"/>
+          <w:szCs w:val="28"/>
+          <w:lang w:val="en-US"/>
+        </w:rPr>
+        <w:t>: UNIQUE (</w:t>
+      </w:r>
+      <w:proofErr w:type="spellStart"/>
+      <w:r>
+        <w:rPr>
+          <w:rFonts w:ascii="Times New Roman" w:hAnsi="Times New Roman"/>
+          <w:sz w:val="28"/>
+          <w:szCs w:val="28"/>
+          <w:lang w:val="en-US"/>
+        </w:rPr>
+        <w:t>GroupName</w:t>
+      </w:r>
+      <w:proofErr w:type="spellEnd"/>
+      <w:r>
+        <w:rPr>
+          <w:rFonts w:ascii="Times New Roman" w:hAnsi="Times New Roman"/>
+          <w:sz w:val="28"/>
+          <w:szCs w:val="28"/>
+          <w:lang w:val="en-US"/>
+        </w:rPr>
+        <w:t>)</w:t>
+      </w:r>
+    </w:p>
+    <w:p>
+      <w:pPr>
+        <w:spacing w:after="0"/>
+        <w:ind w:firstLine="1418"/>
+        <w:jc w:val="both"/>
+        <w:rPr>
+          <w:rFonts w:ascii="Times New Roman" w:hAnsi="Times New Roman"/>
+          <w:sz w:val="28"/>
+          <w:szCs w:val="28"/>
+          <w:lang w:val="en-US"/>
+        </w:rPr>
+      </w:pPr>
+      <w:r>
+        <w:rPr>
+          <w:rFonts w:ascii="Times New Roman" w:hAnsi="Times New Roman"/>
+          <w:sz w:val="28"/>
+          <w:szCs w:val="28"/>
+          <w:lang w:val="en-US"/>
+        </w:rPr>
+        <w:t xml:space="preserve">■ </w:t>
+      </w:r>
+      <w:proofErr w:type="spellStart"/>
+      <w:r>
+        <w:rPr>
+          <w:rFonts w:ascii="Times New Roman" w:hAnsi="Times New Roman"/>
+          <w:sz w:val="28"/>
+          <w:szCs w:val="28"/>
+          <w:lang w:val="en-US"/>
+        </w:rPr>
+        <w:t>CHK_Course</w:t>
+      </w:r>
+      <w:proofErr w:type="spellEnd"/>
+      <w:r>
+        <w:rPr>
+          <w:rFonts w:ascii="Times New Roman" w:hAnsi="Times New Roman"/>
+          <w:sz w:val="28"/>
+          <w:szCs w:val="28"/>
+          <w:lang w:val="en-US"/>
+        </w:rPr>
+        <w:t>: CHECK (Course &gt;= 1 AND Course &lt;= 5)</w:t>
+      </w:r>
+    </w:p>
+    <w:p>
+      <w:pPr>
+        <w:spacing w:after="0"/>
+        <w:ind w:left="709" w:firstLine="709"/>
+        <w:jc w:val="both"/>
+        <w:rPr>
+          <w:rFonts w:ascii="Times New Roman" w:hAnsi="Times New Roman"/>
+          <w:sz w:val="28"/>
+          <w:szCs w:val="28"/>
+          <w:lang w:val="en-US"/>
+        </w:rPr>
+      </w:pPr>
+      <w:r>
+        <w:rPr>
+          <w:rFonts w:ascii="Times New Roman" w:hAnsi="Times New Roman"/>
+          <w:sz w:val="28"/>
+          <w:szCs w:val="28"/>
+          <w:lang w:val="en-US"/>
+        </w:rPr>
+        <w:t xml:space="preserve">■ </w:t>
+      </w:r>
+      <w:proofErr w:type="spellStart"/>
+      <w:r>
+        <w:rPr>
+          <w:rFonts w:ascii="Times New Roman" w:hAnsi="Times New Roman"/>
+          <w:sz w:val="28"/>
+          <w:szCs w:val="28"/>
+          <w:lang w:val="en-US"/>
+        </w:rPr>
+        <w:t>FK_Groups_Faculties</w:t>
+      </w:r>
+      <w:proofErr w:type="spellEnd"/>
+      <w:r>
+        <w:rPr>
+          <w:rFonts w:ascii="Times New Roman" w:hAnsi="Times New Roman"/>
+          <w:sz w:val="28"/>
+          <w:szCs w:val="28"/>
+          <w:lang w:val="en-US"/>
+        </w:rPr>
+        <w:t>: FOREIGN KEY (</w:t>
+      </w:r>
+      <w:proofErr w:type="spellStart"/>
+      <w:r>
+        <w:rPr>
+          <w:rFonts w:ascii="Times New Roman" w:hAnsi="Times New Roman"/>
+          <w:sz w:val="28"/>
+          <w:szCs w:val="28"/>
+          <w:lang w:val="en-US"/>
+        </w:rPr>
+        <w:t>FacultyID</w:t>
+      </w:r>
+      <w:proofErr w:type="spellEnd"/>
+      <w:r>
+        <w:rPr>
+          <w:rFonts w:ascii="Times New Roman" w:hAnsi="Times New Roman"/>
+          <w:sz w:val="28"/>
+          <w:szCs w:val="28"/>
+          <w:lang w:val="en-US"/>
+        </w:rPr>
+        <w:t xml:space="preserve">) REFERENCES </w:t>
+      </w:r>
+      <w:proofErr w:type="gramStart"/>
+      <w:r>
+        <w:rPr>
+          <w:rFonts w:ascii="Times New Roman" w:hAnsi="Times New Roman"/>
+          <w:sz w:val="28"/>
+          <w:szCs w:val="28"/>
+          <w:lang w:val="en-US"/>
+        </w:rPr>
+        <w:t>Faculties(</w:t>
+      </w:r>
+      <w:proofErr w:type="spellStart"/>
+      <w:proofErr w:type="gramEnd"/>
+      <w:r>
+        <w:rPr>
+          <w:rFonts w:ascii="Times New Roman" w:hAnsi="Times New Roman"/>
+          <w:sz w:val="28"/>
+          <w:szCs w:val="28"/>
+          <w:lang w:val="en-US"/>
+        </w:rPr>
+        <w:t>FacultyID</w:t>
+      </w:r>
+      <w:proofErr w:type="spellEnd"/>
+      <w:r>
+        <w:rPr>
+          <w:rFonts w:ascii="Times New Roman" w:hAnsi="Times New Roman"/>
+          <w:sz w:val="28"/>
+          <w:szCs w:val="28"/>
+          <w:lang w:val="en-US"/>
+        </w:rPr>
+        <w:t>)</w:t>
+      </w:r>
+    </w:p>
+    <w:p>
+      <w:pPr>
+        <w:spacing w:after="0"/>
+        <w:ind w:firstLine="1418"/>
+        <w:jc w:val="both"/>
+        <w:rPr>
+          <w:rFonts w:ascii="Times New Roman" w:hAnsi="Times New Roman"/>
+          <w:sz w:val="28"/>
+          <w:szCs w:val="28"/>
+          <w:lang w:val="en-US"/>
+        </w:rPr>
+      </w:pPr>
+    </w:p>
+    <w:p>
+      <w:pPr>
+        <w:spacing w:after="0"/>
+        <w:jc w:val="both"/>
+        <w:rPr>
+          <w:rFonts w:ascii="Times New Roman" w:hAnsi="Times New Roman"/>
+          <w:sz w:val="28"/>
+          <w:szCs w:val="28"/>
+          <w:lang w:val="en-US"/>
+        </w:rPr>
+      </w:pPr>
+      <w:r>
+        <w:rPr>
+          <w:rFonts w:ascii="Times New Roman" w:hAnsi="Times New Roman"/>
+          <w:sz w:val="28"/>
+          <w:szCs w:val="28"/>
+          <w:lang w:val="en-US"/>
+        </w:rPr>
+        <w:t>4. Table Name: Faculties</w:t>
+      </w:r>
+    </w:p>
+    <w:p>
+      <w:pPr>
+        <w:spacing w:after="0"/>
+        <w:ind w:firstLine="709"/>
+        <w:jc w:val="both"/>
+        <w:rPr>
+          <w:lang w:val="en-US"/>
+        </w:rPr>
+      </w:pPr>
+      <w:r>
+        <w:rPr>
+          <w:rFonts w:ascii="Times New Roman" w:hAnsi="Times New Roman"/>
+          <w:sz w:val="28"/>
+          <w:szCs w:val="28"/>
+          <w:lang w:val="en-US"/>
+        </w:rPr>
+        <w:t xml:space="preserve">○ Description: </w:t>
+      </w:r>
+      <w:r>
+        <w:rPr>
+          <w:rFonts w:ascii="Times New Roman" w:hAnsi="Times New Roman"/>
+          <w:sz w:val="28"/>
+          <w:szCs w:val="28"/>
+        </w:rPr>
+        <w:t>Содержит</w:t>
+      </w:r>
+      <w:r>
+        <w:rPr>
+          <w:rFonts w:ascii="Times New Roman" w:hAnsi="Times New Roman"/>
+          <w:sz w:val="28"/>
+          <w:szCs w:val="28"/>
+          <w:lang w:val="en-US"/>
+        </w:rPr>
+        <w:t xml:space="preserve"> </w:t>
+      </w:r>
+      <w:r>
+        <w:rPr>
+          <w:rFonts w:ascii="Times New Roman" w:hAnsi="Times New Roman"/>
+          <w:sz w:val="28"/>
+          <w:szCs w:val="28"/>
+        </w:rPr>
+        <w:t>информацию</w:t>
+      </w:r>
+      <w:r>
+        <w:rPr>
+          <w:rFonts w:ascii="Times New Roman" w:hAnsi="Times New Roman"/>
+          <w:sz w:val="28"/>
+          <w:szCs w:val="28"/>
+          <w:lang w:val="en-US"/>
+        </w:rPr>
+        <w:t xml:space="preserve"> </w:t>
+      </w:r>
+      <w:r>
+        <w:rPr>
+          <w:rFonts w:ascii="Times New Roman" w:hAnsi="Times New Roman"/>
+          <w:sz w:val="28"/>
+          <w:szCs w:val="28"/>
+        </w:rPr>
+        <w:t>о</w:t>
+      </w:r>
+      <w:r>
+        <w:rPr>
+          <w:rFonts w:ascii="Times New Roman" w:hAnsi="Times New Roman"/>
+          <w:sz w:val="28"/>
+          <w:szCs w:val="28"/>
+          <w:lang w:val="en-US"/>
+        </w:rPr>
+        <w:t xml:space="preserve"> </w:t>
+      </w:r>
+      <w:r>
+        <w:rPr>
+          <w:rFonts w:ascii="Times New Roman" w:hAnsi="Times New Roman"/>
+          <w:sz w:val="28"/>
+          <w:szCs w:val="28"/>
+        </w:rPr>
+        <w:t>факультетах</w:t>
+      </w:r>
+      <w:r>
+        <w:rPr>
+          <w:rFonts w:ascii="Times New Roman" w:hAnsi="Times New Roman"/>
+          <w:sz w:val="28"/>
+          <w:szCs w:val="28"/>
+          <w:lang w:val="en-US"/>
+        </w:rPr>
+        <w:t>.</w:t>
+      </w:r>
+    </w:p>
+    <w:p>
+      <w:pPr>
+        <w:spacing w:after="0"/>
+        <w:ind w:left="709"/>
+        <w:jc w:val="both"/>
+        <w:rPr>
+          <w:rFonts w:ascii="Times New Roman" w:hAnsi="Times New Roman"/>
+          <w:sz w:val="28"/>
+          <w:szCs w:val="28"/>
+          <w:lang w:val="en-US"/>
+        </w:rPr>
+      </w:pPr>
+      <w:r>
+        <w:rPr>
+          <w:rFonts w:ascii="Times New Roman" w:hAnsi="Times New Roman"/>
+          <w:sz w:val="28"/>
+          <w:szCs w:val="28"/>
+          <w:lang w:val="en-US"/>
+        </w:rPr>
+        <w:t>○ Attributes:</w:t>
+      </w:r>
+    </w:p>
+    <w:p>
+      <w:pPr>
+        <w:spacing w:after="0"/>
+        <w:ind w:left="709" w:firstLine="709"/>
+        <w:jc w:val="both"/>
+        <w:rPr>
+          <w:rFonts w:ascii="Times New Roman" w:hAnsi="Times New Roman"/>
+          <w:sz w:val="28"/>
+          <w:szCs w:val="28"/>
+          <w:lang w:val="en-US"/>
+        </w:rPr>
+      </w:pPr>
+      <w:r>
+        <w:rPr>
+          <w:rFonts w:ascii="Times New Roman" w:hAnsi="Times New Roman"/>
+          <w:sz w:val="28"/>
+          <w:szCs w:val="28"/>
+          <w:lang w:val="en-US"/>
+        </w:rPr>
+        <w:t xml:space="preserve">■ </w:t>
+      </w:r>
+      <w:proofErr w:type="spellStart"/>
+      <w:r>
+        <w:rPr>
+          <w:rFonts w:ascii="Times New Roman" w:hAnsi="Times New Roman"/>
+          <w:sz w:val="28"/>
+          <w:szCs w:val="28"/>
+          <w:lang w:val="en-US"/>
+        </w:rPr>
+        <w:t>FacultyID</w:t>
+      </w:r>
+      <w:proofErr w:type="spellEnd"/>
+      <w:r>
+        <w:rPr>
+          <w:rFonts w:ascii="Times New Roman" w:hAnsi="Times New Roman"/>
+          <w:sz w:val="28"/>
+          <w:szCs w:val="28"/>
+          <w:lang w:val="en-US"/>
+        </w:rPr>
+        <w:t>: INTEGER, PK, NOT NULL, UNIQUE</w:t>
+      </w:r>
+    </w:p>
+    <w:p>
+      <w:pPr>
+        <w:spacing w:after="0"/>
+        <w:ind w:left="709" w:firstLine="709"/>
+        <w:jc w:val="both"/>
+        <w:rPr>
+          <w:rFonts w:ascii="Times New Roman" w:hAnsi="Times New Roman"/>
+          <w:sz w:val="28"/>
+          <w:szCs w:val="28"/>
+          <w:lang w:val="en-US"/>
+        </w:rPr>
+      </w:pPr>
+      <w:r>
+        <w:rPr>
+          <w:rFonts w:ascii="Times New Roman" w:hAnsi="Times New Roman"/>
+          <w:sz w:val="28"/>
+          <w:szCs w:val="28"/>
+          <w:lang w:val="en-US"/>
+        </w:rPr>
+        <w:t xml:space="preserve">■ </w:t>
+      </w:r>
+      <w:proofErr w:type="spellStart"/>
+      <w:r>
+        <w:rPr>
+          <w:rFonts w:ascii="Times New Roman" w:hAnsi="Times New Roman"/>
+          <w:sz w:val="28"/>
+          <w:szCs w:val="28"/>
+          <w:lang w:val="en-US"/>
+        </w:rPr>
+        <w:t>ShortName</w:t>
+      </w:r>
+      <w:proofErr w:type="spellEnd"/>
+      <w:r>
+        <w:rPr>
+          <w:rFonts w:ascii="Times New Roman" w:hAnsi="Times New Roman"/>
+          <w:sz w:val="28"/>
+          <w:szCs w:val="28"/>
+          <w:lang w:val="en-US"/>
+        </w:rPr>
+        <w:t xml:space="preserve">: </w:t>
+      </w:r>
+      <w:proofErr w:type="gramStart"/>
+      <w:r>
+        <w:rPr>
+          <w:rFonts w:ascii="Times New Roman" w:hAnsi="Times New Roman"/>
+          <w:sz w:val="28"/>
+          <w:szCs w:val="28"/>
+          <w:lang w:val="en-US"/>
+        </w:rPr>
+        <w:t>CHAR(</w:t>
+      </w:r>
+      <w:proofErr w:type="gramEnd"/>
+      <w:r>
+        <w:rPr>
+          <w:rFonts w:ascii="Times New Roman" w:hAnsi="Times New Roman"/>
+          <w:sz w:val="28"/>
+          <w:szCs w:val="28"/>
+          <w:lang w:val="en-US"/>
+        </w:rPr>
+        <w:t>5), NOT NULL, UNIQUE</w:t>
+      </w:r>
+    </w:p>
+    <w:p>
+      <w:pPr>
+        <w:spacing w:after="0"/>
+        <w:ind w:left="709" w:firstLine="709"/>
+        <w:jc w:val="both"/>
+        <w:rPr>
+          <w:rFonts w:ascii="Times New Roman" w:hAnsi="Times New Roman"/>
+          <w:sz w:val="28"/>
+          <w:szCs w:val="28"/>
+          <w:lang w:val="en-US"/>
+        </w:rPr>
+      </w:pPr>
+      <w:r>
+        <w:rPr>
+          <w:rFonts w:ascii="Times New Roman" w:hAnsi="Times New Roman"/>
+          <w:sz w:val="28"/>
+          <w:szCs w:val="28"/>
+          <w:lang w:val="en-US"/>
+        </w:rPr>
+        <w:t xml:space="preserve">■ Name: </w:t>
+      </w:r>
+      <w:proofErr w:type="gramStart"/>
+      <w:r>
+        <w:rPr>
+          <w:rFonts w:ascii="Times New Roman" w:hAnsi="Times New Roman"/>
+          <w:sz w:val="28"/>
+          <w:szCs w:val="28"/>
+          <w:lang w:val="en-US"/>
+        </w:rPr>
+        <w:t>VARCHAR(</w:t>
+      </w:r>
+      <w:proofErr w:type="gramEnd"/>
+      <w:r>
+        <w:rPr>
+          <w:rFonts w:ascii="Times New Roman" w:hAnsi="Times New Roman"/>
+          <w:sz w:val="28"/>
+          <w:szCs w:val="28"/>
+          <w:lang w:val="en-US"/>
+        </w:rPr>
+        <w:t>100), NOT NULL, UNIQUE</w:t>
+      </w:r>
+    </w:p>
+    <w:p>
+      <w:pPr>
+        <w:spacing w:after="0"/>
+        <w:ind w:firstLine="709"/>
+        <w:jc w:val="both"/>
+        <w:rPr>
+          <w:rFonts w:ascii="Times New Roman" w:hAnsi="Times New Roman"/>
+          <w:sz w:val="28"/>
+          <w:szCs w:val="28"/>
+          <w:lang w:val="en-US"/>
+        </w:rPr>
+      </w:pPr>
+      <w:r>
+        <w:rPr>
+          <w:rFonts w:ascii="Times New Roman" w:hAnsi="Times New Roman"/>
+          <w:sz w:val="28"/>
+          <w:szCs w:val="28"/>
+          <w:lang w:val="en-US"/>
+        </w:rPr>
+        <w:t>○ Constraints:</w:t>
+      </w:r>
+    </w:p>
+    <w:p>
+      <w:pPr>
+        <w:spacing w:after="0"/>
+        <w:ind w:left="709" w:firstLine="709"/>
+        <w:jc w:val="both"/>
+        <w:rPr>
+          <w:rFonts w:ascii="Times New Roman" w:hAnsi="Times New Roman"/>
+          <w:sz w:val="28"/>
+          <w:szCs w:val="28"/>
+          <w:lang w:val="en-US"/>
+        </w:rPr>
+      </w:pPr>
+      <w:r>
+        <w:rPr>
+          <w:rFonts w:ascii="Times New Roman" w:hAnsi="Times New Roman"/>
+          <w:sz w:val="28"/>
+          <w:szCs w:val="28"/>
+          <w:lang w:val="en-US"/>
+        </w:rPr>
+        <w:t xml:space="preserve">■ </w:t>
+      </w:r>
+      <w:proofErr w:type="spellStart"/>
+      <w:r>
+        <w:rPr>
+          <w:rFonts w:ascii="Times New Roman" w:hAnsi="Times New Roman"/>
+          <w:sz w:val="28"/>
+          <w:szCs w:val="28"/>
+          <w:lang w:val="en-US"/>
+        </w:rPr>
+        <w:t>PK_Faculties</w:t>
+      </w:r>
+      <w:proofErr w:type="spellEnd"/>
+      <w:r>
+        <w:rPr>
+          <w:rFonts w:ascii="Times New Roman" w:hAnsi="Times New Roman"/>
+          <w:sz w:val="28"/>
+          <w:szCs w:val="28"/>
+          <w:lang w:val="en-US"/>
+        </w:rPr>
+        <w:t>: PRIMARY KEY (</w:t>
+      </w:r>
+      <w:proofErr w:type="spellStart"/>
+      <w:r>
+        <w:rPr>
+          <w:rFonts w:ascii="Times New Roman" w:hAnsi="Times New Roman"/>
+          <w:sz w:val="28"/>
+          <w:szCs w:val="28"/>
+          <w:lang w:val="en-US"/>
+        </w:rPr>
+        <w:t>FacultyID</w:t>
+      </w:r>
+      <w:proofErr w:type="spellEnd"/>
+      <w:r>
+        <w:rPr>
+          <w:rFonts w:ascii="Times New Roman" w:hAnsi="Times New Roman"/>
+          <w:sz w:val="28"/>
+          <w:szCs w:val="28"/>
+          <w:lang w:val="en-US"/>
+        </w:rPr>
+        <w:t>)</w:t>
+      </w:r>
+    </w:p>
+    <w:p>
+      <w:pPr>
+        <w:spacing w:after="0"/>
+        <w:ind w:left="709" w:firstLine="709"/>
+        <w:jc w:val="both"/>
+        <w:rPr>
+          <w:rFonts w:ascii="Times New Roman" w:hAnsi="Times New Roman"/>
+          <w:sz w:val="28"/>
+          <w:szCs w:val="28"/>
+          <w:lang w:val="en-US"/>
+        </w:rPr>
+      </w:pPr>
+      <w:r>
+        <w:rPr>
+          <w:rFonts w:ascii="Times New Roman" w:hAnsi="Times New Roman"/>
+          <w:sz w:val="28"/>
+          <w:szCs w:val="28"/>
+          <w:lang w:val="en-US"/>
+        </w:rPr>
+        <w:t xml:space="preserve">■ </w:t>
+      </w:r>
+      <w:proofErr w:type="spellStart"/>
+      <w:r>
+        <w:rPr>
+          <w:rFonts w:ascii="Times New Roman" w:hAnsi="Times New Roman"/>
+          <w:sz w:val="28"/>
+          <w:szCs w:val="28"/>
+          <w:lang w:val="en-US"/>
+        </w:rPr>
+        <w:t>UQ_ShortName</w:t>
+      </w:r>
+      <w:proofErr w:type="spellEnd"/>
+      <w:r>
+        <w:rPr>
+          <w:rFonts w:ascii="Times New Roman" w:hAnsi="Times New Roman"/>
+          <w:sz w:val="28"/>
+          <w:szCs w:val="28"/>
+          <w:lang w:val="en-US"/>
+        </w:rPr>
+        <w:t>: UNIQUE (</w:t>
+      </w:r>
+      <w:proofErr w:type="spellStart"/>
+      <w:r>
+        <w:rPr>
+          <w:rFonts w:ascii="Times New Roman" w:hAnsi="Times New Roman"/>
+          <w:sz w:val="28"/>
+          <w:szCs w:val="28"/>
+          <w:lang w:val="en-US"/>
+        </w:rPr>
+        <w:t>ShortName</w:t>
+      </w:r>
+      <w:proofErr w:type="spellEnd"/>
+      <w:r>
+        <w:rPr>
+          <w:rFonts w:ascii="Times New Roman" w:hAnsi="Times New Roman"/>
+          <w:sz w:val="28"/>
+          <w:szCs w:val="28"/>
+          <w:lang w:val="en-US"/>
+        </w:rPr>
+        <w:t>)</w:t>
+      </w:r>
+    </w:p>
+    <w:p>
+      <w:pPr>
+        <w:spacing w:after="0"/>
+        <w:ind w:left="709" w:firstLine="709"/>
+        <w:jc w:val="both"/>
+        <w:rPr>
+          <w:rFonts w:ascii="Times New Roman" w:hAnsi="Times New Roman"/>
+          <w:sz w:val="28"/>
+          <w:szCs w:val="28"/>
+          <w:lang w:val="en-US"/>
+        </w:rPr>
+      </w:pPr>
+      <w:r>
+        <w:rPr>
+          <w:rFonts w:ascii="Times New Roman" w:hAnsi="Times New Roman"/>
+          <w:sz w:val="28"/>
+          <w:szCs w:val="28"/>
+          <w:lang w:val="en-US"/>
+        </w:rPr>
+        <w:t xml:space="preserve">■ </w:t>
+      </w:r>
+      <w:proofErr w:type="spellStart"/>
+      <w:r>
+        <w:rPr>
+          <w:rFonts w:ascii="Times New Roman" w:hAnsi="Times New Roman"/>
+          <w:sz w:val="28"/>
+          <w:szCs w:val="28"/>
+          <w:lang w:val="en-US"/>
+        </w:rPr>
+        <w:t>UQ_Name</w:t>
+      </w:r>
+      <w:proofErr w:type="spellEnd"/>
+      <w:r>
+        <w:rPr>
+          <w:rFonts w:ascii="Times New Roman" w:hAnsi="Times New Roman"/>
+          <w:sz w:val="28"/>
+          <w:szCs w:val="28"/>
+          <w:lang w:val="en-US"/>
+        </w:rPr>
+        <w:t>: UNIQUE (Name)</w:t>
+      </w:r>
+    </w:p>
+    <w:p>
+      <w:pPr>
+        <w:spacing w:after="0"/>
+        <w:jc w:val="both"/>
+        <w:rPr>
+          <w:rFonts w:ascii="Times New Roman" w:hAnsi="Times New Roman"/>
+          <w:sz w:val="28"/>
+          <w:szCs w:val="28"/>
+          <w:lang w:val="en-US"/>
+        </w:rPr>
+      </w:pPr>
+    </w:p>
+    <w:p>
+      <w:pPr>
+        <w:spacing w:after="0"/>
+        <w:jc w:val="both"/>
+        <w:rPr>
+          <w:rFonts w:ascii="Times New Roman" w:hAnsi="Times New Roman"/>
+          <w:sz w:val="28"/>
+          <w:szCs w:val="28"/>
+          <w:lang w:val="en-US"/>
+        </w:rPr>
+      </w:pPr>
+    </w:p>
+    <w:p>
+      <w:pPr>
+        <w:spacing w:after="0"/>
+        <w:jc w:val="both"/>
+        <w:rPr>
+          <w:rFonts w:ascii="Times New Roman" w:hAnsi="Times New Roman"/>
+          <w:sz w:val="28"/>
+          <w:szCs w:val="28"/>
+          <w:lang w:val="en-US"/>
+        </w:rPr>
+      </w:pPr>
+    </w:p>
+    <w:p>
+      <w:pPr>
+        <w:spacing w:after="0"/>
+        <w:jc w:val="both"/>
+        <w:rPr>
+          <w:rFonts w:ascii="Times New Roman" w:hAnsi="Times New Roman"/>
+          <w:sz w:val="28"/>
+          <w:szCs w:val="28"/>
+          <w:lang w:val="en-US"/>
+        </w:rPr>
+      </w:pPr>
+    </w:p>
+    <w:p>
+      <w:pPr>
+        <w:spacing w:after="0"/>
+        <w:jc w:val="both"/>
+        <w:rPr>
+          <w:rFonts w:ascii="Times New Roman" w:hAnsi="Times New Roman"/>
+          <w:sz w:val="28"/>
+          <w:szCs w:val="28"/>
+          <w:lang w:val="en-US"/>
+        </w:rPr>
+      </w:pPr>
+    </w:p>
+    <w:p>
+      <w:pPr>
+        <w:spacing w:after="0"/>
+        <w:jc w:val="both"/>
+        <w:rPr>
+          <w:rFonts w:ascii="Times New Roman" w:hAnsi="Times New Roman"/>
+          <w:sz w:val="28"/>
+          <w:szCs w:val="28"/>
+          <w:lang w:val="en-US"/>
+        </w:rPr>
+      </w:pPr>
+    </w:p>
+    <w:p>
+      <w:pPr>
+        <w:spacing w:after="0"/>
+        <w:jc w:val="both"/>
+        <w:rPr>
+          <w:rFonts w:ascii="Times New Roman" w:hAnsi="Times New Roman"/>
+          <w:sz w:val="28"/>
+          <w:szCs w:val="28"/>
+        </w:rPr>
+      </w:pPr>
+      <w:r>
+        <w:rPr>
+          <w:rFonts w:ascii="Times New Roman" w:hAnsi="Times New Roman"/>
+          <w:sz w:val="28"/>
+          <w:szCs w:val="28"/>
+        </w:rPr>
         <w:lastRenderedPageBreak/>
-        <w:t xml:space="preserve">■ LastName: </w:t>
+        <w:t xml:space="preserve">5. </w:t>
+      </w:r>
+      <w:r>
+        <w:rPr>
+          <w:rFonts w:ascii="Times New Roman" w:hAnsi="Times New Roman"/>
+          <w:sz w:val="28"/>
+          <w:szCs w:val="28"/>
+          <w:lang w:val="en-US"/>
+        </w:rPr>
+        <w:t>Table</w:t>
+      </w:r>
+      <w:r>
+        <w:rPr>
+          <w:rFonts w:ascii="Times New Roman" w:hAnsi="Times New Roman"/>
+          <w:sz w:val="28"/>
+          <w:szCs w:val="28"/>
+        </w:rPr>
+        <w:t xml:space="preserve"> </w:t>
+      </w:r>
+      <w:r>
+        <w:rPr>
+          <w:rFonts w:ascii="Times New Roman" w:hAnsi="Times New Roman"/>
+          <w:sz w:val="28"/>
+          <w:szCs w:val="28"/>
+          <w:lang w:val="en-US"/>
+        </w:rPr>
+        <w:t>Name</w:t>
+      </w:r>
+      <w:r>
+        <w:rPr>
+          <w:rFonts w:ascii="Times New Roman" w:hAnsi="Times New Roman"/>
+          <w:sz w:val="28"/>
+          <w:szCs w:val="28"/>
+        </w:rPr>
+        <w:t xml:space="preserve">: </w:t>
+      </w:r>
+      <w:r>
+        <w:rPr>
+          <w:rFonts w:ascii="Times New Roman" w:hAnsi="Times New Roman"/>
+          <w:sz w:val="28"/>
+          <w:szCs w:val="28"/>
+          <w:lang w:val="en-US"/>
+        </w:rPr>
+        <w:t>Subjects</w:t>
+      </w:r>
+    </w:p>
+    <w:p>
+      <w:pPr>
+        <w:spacing w:after="0"/>
+        <w:ind w:firstLine="709"/>
+        <w:jc w:val="both"/>
+      </w:pPr>
+      <w:r>
+        <w:rPr>
+          <w:rFonts w:ascii="Times New Roman" w:hAnsi="Times New Roman"/>
+          <w:sz w:val="28"/>
+          <w:szCs w:val="28"/>
+        </w:rPr>
+        <w:t xml:space="preserve">○ </w:t>
+      </w:r>
+      <w:r>
+        <w:rPr>
+          <w:rFonts w:ascii="Times New Roman" w:hAnsi="Times New Roman"/>
+          <w:sz w:val="28"/>
+          <w:szCs w:val="28"/>
+          <w:lang w:val="en-US"/>
+        </w:rPr>
+        <w:t>Description</w:t>
       </w:r>
       <w:proofErr w:type="gramStart"/>
       <w:r>
@@ -1314,6 +2995,172 @@
           <w:rFonts w:ascii="Times New Roman" w:hAnsi="Times New Roman"/>
           <w:sz w:val="28"/>
           <w:szCs w:val="28"/>
+        </w:rPr>
+        <w:t>: Содержит</w:t>
+      </w:r>
+      <w:proofErr w:type="gramEnd"/>
+      <w:r>
+        <w:rPr>
+          <w:rFonts w:ascii="Times New Roman" w:hAnsi="Times New Roman"/>
+          <w:sz w:val="28"/>
+          <w:szCs w:val="28"/>
+        </w:rPr>
+        <w:t xml:space="preserve"> информацию о предметах.</w:t>
+      </w:r>
+    </w:p>
+    <w:p>
+      <w:pPr>
+        <w:spacing w:after="0"/>
+        <w:ind w:firstLine="709"/>
+        <w:jc w:val="both"/>
+        <w:rPr>
+          <w:rFonts w:ascii="Times New Roman" w:hAnsi="Times New Roman"/>
+          <w:sz w:val="28"/>
+          <w:szCs w:val="28"/>
+          <w:lang w:val="en-US"/>
+        </w:rPr>
+      </w:pPr>
+      <w:r>
+        <w:rPr>
+          <w:rFonts w:ascii="Times New Roman" w:hAnsi="Times New Roman"/>
+          <w:sz w:val="28"/>
+          <w:szCs w:val="28"/>
+          <w:lang w:val="en-US"/>
+        </w:rPr>
+        <w:t>○ Attributes:</w:t>
+      </w:r>
+    </w:p>
+    <w:p>
+      <w:pPr>
+        <w:spacing w:after="0"/>
+        <w:ind w:left="709" w:firstLine="709"/>
+        <w:jc w:val="both"/>
+        <w:rPr>
+          <w:rFonts w:ascii="Times New Roman" w:hAnsi="Times New Roman"/>
+          <w:sz w:val="28"/>
+          <w:szCs w:val="28"/>
+          <w:lang w:val="en-US"/>
+        </w:rPr>
+      </w:pPr>
+      <w:r>
+        <w:rPr>
+          <w:rFonts w:ascii="Times New Roman" w:hAnsi="Times New Roman"/>
+          <w:sz w:val="28"/>
+          <w:szCs w:val="28"/>
+          <w:lang w:val="en-US"/>
+        </w:rPr>
+        <w:t xml:space="preserve">■ </w:t>
+      </w:r>
+      <w:proofErr w:type="spellStart"/>
+      <w:r>
+        <w:rPr>
+          <w:rFonts w:ascii="Times New Roman" w:hAnsi="Times New Roman"/>
+          <w:sz w:val="28"/>
+          <w:szCs w:val="28"/>
+          <w:lang w:val="en-US"/>
+        </w:rPr>
+        <w:t>SubjectID</w:t>
+      </w:r>
+      <w:proofErr w:type="spellEnd"/>
+      <w:r>
+        <w:rPr>
+          <w:rFonts w:ascii="Times New Roman" w:hAnsi="Times New Roman"/>
+          <w:sz w:val="28"/>
+          <w:szCs w:val="28"/>
+          <w:lang w:val="en-US"/>
+        </w:rPr>
+        <w:t>: INTEGER, PK, NOT NULL, UNIQUE</w:t>
+      </w:r>
+    </w:p>
+    <w:p>
+      <w:pPr>
+        <w:spacing w:after="0"/>
+        <w:ind w:left="709" w:firstLine="709"/>
+        <w:jc w:val="both"/>
+        <w:rPr>
+          <w:rFonts w:ascii="Times New Roman" w:hAnsi="Times New Roman"/>
+          <w:sz w:val="28"/>
+          <w:szCs w:val="28"/>
+          <w:lang w:val="en-US"/>
+        </w:rPr>
+      </w:pPr>
+      <w:r>
+        <w:rPr>
+          <w:rFonts w:ascii="Times New Roman" w:hAnsi="Times New Roman"/>
+          <w:sz w:val="28"/>
+          <w:szCs w:val="28"/>
+          <w:lang w:val="en-US"/>
+        </w:rPr>
+        <w:t xml:space="preserve">■ </w:t>
+      </w:r>
+      <w:proofErr w:type="spellStart"/>
+      <w:r>
+        <w:rPr>
+          <w:rFonts w:ascii="Times New Roman" w:hAnsi="Times New Roman"/>
+          <w:sz w:val="28"/>
+          <w:szCs w:val="28"/>
+          <w:lang w:val="en-US"/>
+        </w:rPr>
+        <w:t>ShortName</w:t>
+      </w:r>
+      <w:proofErr w:type="spellEnd"/>
+      <w:r>
+        <w:rPr>
+          <w:rFonts w:ascii="Times New Roman" w:hAnsi="Times New Roman"/>
+          <w:sz w:val="28"/>
+          <w:szCs w:val="28"/>
+          <w:lang w:val="en-US"/>
+        </w:rPr>
+        <w:t xml:space="preserve">: </w:t>
+      </w:r>
+      <w:proofErr w:type="gramStart"/>
+      <w:r>
+        <w:rPr>
+          <w:rFonts w:ascii="Times New Roman" w:hAnsi="Times New Roman"/>
+          <w:sz w:val="28"/>
+          <w:szCs w:val="28"/>
+          <w:lang w:val="en-US"/>
+        </w:rPr>
+        <w:t>CHAR(</w:t>
+      </w:r>
+      <w:proofErr w:type="gramEnd"/>
+      <w:r>
+        <w:rPr>
+          <w:rFonts w:ascii="Times New Roman" w:hAnsi="Times New Roman"/>
+          <w:sz w:val="28"/>
+          <w:szCs w:val="28"/>
+          <w:lang w:val="en-US"/>
+        </w:rPr>
+        <w:t>5), NOT NULL</w:t>
+      </w:r>
+    </w:p>
+    <w:p>
+      <w:pPr>
+        <w:spacing w:after="0"/>
+        <w:ind w:left="709" w:firstLine="709"/>
+        <w:jc w:val="both"/>
+        <w:rPr>
+          <w:rFonts w:ascii="Times New Roman" w:hAnsi="Times New Roman"/>
+          <w:sz w:val="28"/>
+          <w:szCs w:val="28"/>
+          <w:lang w:val="en-US"/>
+        </w:rPr>
+      </w:pPr>
+      <w:r>
+        <w:rPr>
+          <w:rFonts w:ascii="Times New Roman" w:hAnsi="Times New Roman"/>
+          <w:sz w:val="28"/>
+          <w:szCs w:val="28"/>
+          <w:lang w:val="en-US"/>
+        </w:rPr>
+        <w:t xml:space="preserve">■ Name: </w:t>
+      </w:r>
+      <w:proofErr w:type="gramStart"/>
+      <w:r>
+        <w:rPr>
+          <w:rFonts w:ascii="Times New Roman" w:hAnsi="Times New Roman"/>
+          <w:sz w:val="28"/>
+          <w:szCs w:val="28"/>
           <w:lang w:val="en-US"/>
         </w:rPr>
         <w:t>VARCHAR(</w:t>
@@ -1326,7 +3173,29 @@
           <w:szCs w:val="28"/>
           <w:lang w:val="en-US"/>
         </w:rPr>
-        <w:t>100), NOT NULL</w:t>
+        <w:t>100), NOT NULL,</w:t>
+      </w:r>
+    </w:p>
+    <w:p>
+      <w:pPr>
+        <w:spacing w:after="0"/>
+        <w:ind w:firstLine="709"/>
+        <w:jc w:val="both"/>
+        <w:rPr>
+          <w:rFonts w:ascii="Times New Roman" w:hAnsi="Times New Roman"/>
+          <w:sz w:val="28"/>
+          <w:szCs w:val="28"/>
+          <w:lang w:val="en-US"/>
+        </w:rPr>
+      </w:pPr>
+      <w:r>
+        <w:rPr>
+          <w:rFonts w:ascii="Times New Roman" w:hAnsi="Times New Roman"/>
+          <w:sz w:val="28"/>
+          <w:szCs w:val="28"/>
+          <w:lang w:val="en-US"/>
+        </w:rPr>
+        <w:t>○ Constraints:</w:t>
       </w:r>
     </w:p>
     <w:p>
@@ -1348,70 +3217,6 @@
           <w:szCs w:val="28"/>
           <w:lang w:val="en-US"/>
         </w:rPr>
-        <w:t xml:space="preserve">■ Email: </w:t>
-      </w:r>
-      <w:proofErr w:type="gramStart"/>
-      <w:r>
-        <w:rPr>
-          <w:rFonts w:ascii="Times New Roman" w:hAnsi="Times New Roman"/>
-          <w:sz w:val="28"/>
-          <w:szCs w:val="28"/>
-          <w:lang w:val="en-US"/>
-        </w:rPr>
-        <w:t>VARCHAR(</w:t>
-      </w:r>
-      <w:proofErr w:type="gramEnd"/>
-      <w:r>
-        <w:rPr>
-          <w:rFonts w:ascii="Times New Roman" w:hAnsi="Times New Roman"/>
-          <w:sz w:val="28"/>
-          <w:szCs w:val="28"/>
-          <w:lang w:val="en-US"/>
-        </w:rPr>
-        <w:t>255), UNIQUE</w:t>
-      </w:r>
-    </w:p>
-    <w:p>
-      <w:pPr>
-        <w:spacing w:after="0"/>
-        <w:ind w:firstLine="709"/>
-        <w:jc w:val="both"/>
-        <w:rPr>
-          <w:rFonts w:ascii="Times New Roman" w:hAnsi="Times New Roman"/>
-          <w:sz w:val="28"/>
-          <w:szCs w:val="28"/>
-          <w:lang w:val="en-US"/>
-        </w:rPr>
-      </w:pPr>
-      <w:r>
-        <w:rPr>
-          <w:rFonts w:ascii="Times New Roman" w:hAnsi="Times New Roman"/>
-          <w:sz w:val="28"/>
-          <w:szCs w:val="28"/>
-          <w:lang w:val="en-US"/>
-        </w:rPr>
-        <w:t>○ Constraints:</w:t>
-      </w:r>
-    </w:p>
-    <w:p>
-      <w:pPr>
-        <w:spacing w:after="0"/>
-        <w:ind w:left="709" w:firstLine="709"/>
-        <w:jc w:val="both"/>
-        <w:rPr>
-          <w:rFonts w:ascii="Times New Roman" w:hAnsi="Times New Roman"/>
-          <w:sz w:val="28"/>
-          <w:szCs w:val="28"/>
-          <w:lang w:val="en-US"/>
-        </w:rPr>
-      </w:pPr>
-      <w:r>
-        <w:rPr>
-          <w:rFonts w:ascii="Times New Roman" w:hAnsi="Times New Roman"/>
-          <w:sz w:val="28"/>
-          <w:szCs w:val="28"/>
-          <w:lang w:val="en-US"/>
-        </w:rPr>
         <w:t xml:space="preserve">■ </w:t>
       </w:r>
       <w:proofErr w:type="spellStart"/>
@@ -1422,7 +3227,7 @@
           <w:szCs w:val="28"/>
           <w:lang w:val="en-US"/>
         </w:rPr>
-        <w:t>PK_Teachers</w:t>
+        <w:t>PK_Subjects</w:t>
       </w:r>
       <w:proofErr w:type="spellEnd"/>
       <w:r>
@@ -1442,7 +3247,7 @@
           <w:szCs w:val="28"/>
           <w:lang w:val="en-US"/>
         </w:rPr>
-        <w:t>TeacherID</w:t>
+        <w:t>SubjectID</w:t>
       </w:r>
       <w:proofErr w:type="spellEnd"/>
       <w:r>
@@ -1458,1654 +3263,21 @@
     <w:p>
       <w:pPr>
         <w:spacing w:after="0"/>
-        <w:ind w:left="709" w:firstLine="709"/>
-        <w:jc w:val="both"/>
-        <w:rPr>
-          <w:rFonts w:ascii="Times New Roman" w:hAnsi="Times New Roman"/>
-          <w:sz w:val="28"/>
-          <w:szCs w:val="28"/>
-          <w:lang w:val="en-US"/>
-        </w:rPr>
-      </w:pPr>
-      <w:r>
-        <w:rPr>
-          <w:rFonts w:ascii="Times New Roman" w:hAnsi="Times New Roman"/>
-          <w:sz w:val="28"/>
-          <w:szCs w:val="28"/>
-          <w:lang w:val="en-US"/>
-        </w:rPr>
-        <w:t xml:space="preserve">■ </w:t>
-      </w:r>
-      <w:proofErr w:type="spellStart"/>
-      <w:r>
-        <w:rPr>
-          <w:rFonts w:ascii="Times New Roman" w:hAnsi="Times New Roman"/>
-          <w:sz w:val="28"/>
-          <w:szCs w:val="28"/>
-          <w:lang w:val="en-US"/>
-        </w:rPr>
-        <w:t>UQ_Email</w:t>
-      </w:r>
-      <w:proofErr w:type="spellEnd"/>
-      <w:r>
-        <w:rPr>
-          <w:rFonts w:ascii="Times New Roman" w:hAnsi="Times New Roman"/>
-          <w:sz w:val="28"/>
-          <w:szCs w:val="28"/>
-          <w:lang w:val="en-US"/>
-        </w:rPr>
-        <w:t>: UNIQUE (Email)</w:t>
-      </w:r>
-    </w:p>
-    <w:p>
-      <w:pPr>
-        <w:spacing w:after="0"/>
-        <w:jc w:val="both"/>
-        <w:rPr>
-          <w:rFonts w:ascii="Times New Roman" w:hAnsi="Times New Roman"/>
-          <w:sz w:val="28"/>
-          <w:szCs w:val="28"/>
-          <w:lang w:val="en-US"/>
-        </w:rPr>
-      </w:pPr>
-    </w:p>
-    <w:p>
-      <w:pPr>
-        <w:spacing w:after="0"/>
-        <w:jc w:val="both"/>
-        <w:rPr>
-          <w:rFonts w:ascii="Times New Roman" w:hAnsi="Times New Roman"/>
-          <w:sz w:val="28"/>
-          <w:szCs w:val="28"/>
-          <w:lang w:val="en-US"/>
-        </w:rPr>
-      </w:pPr>
-      <w:r>
-        <w:rPr>
-          <w:rFonts w:ascii="Times New Roman" w:hAnsi="Times New Roman"/>
-          <w:sz w:val="28"/>
-          <w:szCs w:val="28"/>
-          <w:lang w:val="en-US"/>
-        </w:rPr>
-        <w:t>3. Table Name: Groups</w:t>
-      </w:r>
-    </w:p>
-    <w:p>
-      <w:pPr>
-        <w:spacing w:after="0"/>
-        <w:ind w:firstLine="709"/>
-        <w:jc w:val="both"/>
-        <w:rPr>
-          <w:rFonts w:ascii="Times New Roman" w:hAnsi="Times New Roman"/>
-          <w:sz w:val="28"/>
-          <w:szCs w:val="28"/>
-        </w:rPr>
-      </w:pPr>
-      <w:r>
-        <w:rPr>
-          <w:rFonts w:ascii="Times New Roman" w:hAnsi="Times New Roman"/>
-          <w:sz w:val="28"/>
-          <w:szCs w:val="28"/>
-        </w:rPr>
-        <w:t xml:space="preserve">○ </w:t>
-      </w:r>
-      <w:proofErr w:type="spellStart"/>
-      <w:r>
-        <w:rPr>
-          <w:rFonts w:ascii="Times New Roman" w:hAnsi="Times New Roman"/>
-          <w:sz w:val="28"/>
-          <w:szCs w:val="28"/>
-        </w:rPr>
-        <w:t>Description</w:t>
-      </w:r>
-      <w:proofErr w:type="spellEnd"/>
-      <w:proofErr w:type="gramStart"/>
-      <w:r>
-        <w:rPr>
-          <w:rFonts w:ascii="Times New Roman" w:hAnsi="Times New Roman"/>
-          <w:sz w:val="28"/>
-          <w:szCs w:val="28"/>
-        </w:rPr>
-        <w:t>: Содержит</w:t>
-      </w:r>
-      <w:proofErr w:type="gramEnd"/>
-      <w:r>
-        <w:rPr>
-          <w:rFonts w:ascii="Times New Roman" w:hAnsi="Times New Roman"/>
-          <w:sz w:val="28"/>
-          <w:szCs w:val="28"/>
-        </w:rPr>
-        <w:t xml:space="preserve"> информацию о группах.</w:t>
-      </w:r>
-    </w:p>
-    <w:p>
-      <w:pPr>
-        <w:spacing w:after="0"/>
-        <w:ind w:firstLine="709"/>
-        <w:jc w:val="both"/>
-        <w:rPr>
-          <w:rFonts w:ascii="Times New Roman" w:hAnsi="Times New Roman"/>
-          <w:sz w:val="28"/>
-          <w:szCs w:val="28"/>
-          <w:lang w:val="en-US"/>
-        </w:rPr>
-      </w:pPr>
-      <w:r>
-        <w:rPr>
-          <w:rFonts w:ascii="Times New Roman" w:hAnsi="Times New Roman"/>
-          <w:sz w:val="28"/>
-          <w:szCs w:val="28"/>
-          <w:lang w:val="en-US"/>
-        </w:rPr>
-        <w:t>○ Attributes:</w:t>
-      </w:r>
-    </w:p>
-    <w:p>
-      <w:pPr>
-        <w:spacing w:after="0"/>
-        <w:ind w:left="709" w:firstLine="709"/>
-        <w:jc w:val="both"/>
-        <w:rPr>
-          <w:rFonts w:ascii="Times New Roman" w:hAnsi="Times New Roman"/>
-          <w:sz w:val="28"/>
-          <w:szCs w:val="28"/>
-          <w:lang w:val="en-US"/>
-        </w:rPr>
-      </w:pPr>
-      <w:r>
-        <w:rPr>
-          <w:rFonts w:ascii="Times New Roman" w:hAnsi="Times New Roman"/>
-          <w:sz w:val="28"/>
-          <w:szCs w:val="28"/>
-          <w:lang w:val="en-US"/>
-        </w:rPr>
-        <w:t xml:space="preserve">■ </w:t>
-      </w:r>
-      <w:proofErr w:type="spellStart"/>
-      <w:r>
-        <w:rPr>
-          <w:rFonts w:ascii="Times New Roman" w:hAnsi="Times New Roman"/>
-          <w:sz w:val="28"/>
-          <w:szCs w:val="28"/>
-          <w:lang w:val="en-US"/>
-        </w:rPr>
-        <w:t>GroupID</w:t>
-      </w:r>
-      <w:proofErr w:type="spellEnd"/>
-      <w:r>
-        <w:rPr>
-          <w:rFonts w:ascii="Times New Roman" w:hAnsi="Times New Roman"/>
-          <w:sz w:val="28"/>
-          <w:szCs w:val="28"/>
-          <w:lang w:val="en-US"/>
-        </w:rPr>
-        <w:t>: INTEGER, PK, NOT NULL, UNIQUE</w:t>
-      </w:r>
-    </w:p>
-    <w:p>
-      <w:pPr>
-        <w:spacing w:after="0"/>
-        <w:ind w:left="709" w:firstLine="709"/>
-        <w:jc w:val="both"/>
-        <w:rPr>
-          <w:rFonts w:ascii="Times New Roman" w:hAnsi="Times New Roman"/>
-          <w:sz w:val="28"/>
-          <w:szCs w:val="28"/>
-          <w:lang w:val="en-US"/>
-        </w:rPr>
-      </w:pPr>
-      <w:r>
-        <w:rPr>
-          <w:rFonts w:ascii="Times New Roman" w:hAnsi="Times New Roman"/>
-          <w:sz w:val="28"/>
-          <w:szCs w:val="28"/>
-          <w:lang w:val="en-US"/>
-        </w:rPr>
-        <w:t xml:space="preserve">■ </w:t>
-      </w:r>
-      <w:proofErr w:type="spellStart"/>
-      <w:r>
-        <w:rPr>
-          <w:rFonts w:ascii="Times New Roman" w:hAnsi="Times New Roman"/>
-          <w:sz w:val="28"/>
-          <w:szCs w:val="28"/>
-          <w:lang w:val="en-US"/>
-        </w:rPr>
-        <w:t>ShortName</w:t>
-      </w:r>
-      <w:proofErr w:type="spellEnd"/>
-      <w:r>
-        <w:rPr>
-          <w:rFonts w:ascii="Times New Roman" w:hAnsi="Times New Roman"/>
-          <w:sz w:val="28"/>
-          <w:szCs w:val="28"/>
-          <w:lang w:val="en-US"/>
-        </w:rPr>
-        <w:t xml:space="preserve">: </w:t>
-      </w:r>
-      <w:proofErr w:type="gramStart"/>
-      <w:r>
-        <w:rPr>
-          <w:rFonts w:ascii="Times New Roman" w:hAnsi="Times New Roman"/>
-          <w:sz w:val="28"/>
-          <w:szCs w:val="28"/>
-          <w:lang w:val="en-US"/>
-        </w:rPr>
-        <w:t>CHAR(</w:t>
-      </w:r>
-      <w:proofErr w:type="gramEnd"/>
-      <w:r>
-        <w:rPr>
-          <w:rFonts w:ascii="Times New Roman" w:hAnsi="Times New Roman"/>
-          <w:sz w:val="28"/>
-          <w:szCs w:val="28"/>
-          <w:lang w:val="en-US"/>
-        </w:rPr>
-        <w:t>5), NOT NULL, UNIQUE</w:t>
-      </w:r>
-    </w:p>
-    <w:p>
-      <w:pPr>
-        <w:spacing w:after="0"/>
-        <w:ind w:left="709" w:firstLine="709"/>
-        <w:jc w:val="both"/>
-        <w:rPr>
-          <w:rFonts w:ascii="Times New Roman" w:hAnsi="Times New Roman"/>
-          <w:sz w:val="28"/>
-          <w:szCs w:val="28"/>
-          <w:lang w:val="en-US"/>
-        </w:rPr>
-      </w:pPr>
-      <w:r>
-        <w:rPr>
-          <w:rFonts w:ascii="Times New Roman" w:hAnsi="Times New Roman"/>
-          <w:sz w:val="28"/>
-          <w:szCs w:val="28"/>
-          <w:lang w:val="en-US"/>
-        </w:rPr>
-        <w:t xml:space="preserve">■ </w:t>
-      </w:r>
-      <w:proofErr w:type="spellStart"/>
-      <w:r>
-        <w:rPr>
-          <w:rFonts w:ascii="Times New Roman" w:hAnsi="Times New Roman"/>
-          <w:sz w:val="28"/>
-          <w:szCs w:val="28"/>
-          <w:lang w:val="en-US"/>
-        </w:rPr>
-        <w:t>GroupName</w:t>
-      </w:r>
-      <w:proofErr w:type="spellEnd"/>
-      <w:r>
-        <w:rPr>
-          <w:rFonts w:ascii="Times New Roman" w:hAnsi="Times New Roman"/>
-          <w:sz w:val="28"/>
-          <w:szCs w:val="28"/>
-          <w:lang w:val="en-US"/>
-        </w:rPr>
-        <w:t xml:space="preserve">: </w:t>
-      </w:r>
-      <w:proofErr w:type="gramStart"/>
-      <w:r>
-        <w:rPr>
-          <w:rFonts w:ascii="Times New Roman" w:hAnsi="Times New Roman"/>
-          <w:sz w:val="28"/>
-          <w:szCs w:val="28"/>
-          <w:lang w:val="en-US"/>
-        </w:rPr>
-        <w:t>VARCHAR(</w:t>
-      </w:r>
-      <w:proofErr w:type="gramEnd"/>
-      <w:r>
-        <w:rPr>
-          <w:rFonts w:ascii="Times New Roman" w:hAnsi="Times New Roman"/>
-          <w:sz w:val="28"/>
-          <w:szCs w:val="28"/>
-          <w:lang w:val="en-US"/>
-        </w:rPr>
-        <w:t>255), NOT NULL, UNIQUE</w:t>
-      </w:r>
-    </w:p>
-    <w:p>
-      <w:pPr>
-        <w:spacing w:after="0"/>
-        <w:ind w:left="709" w:firstLine="709"/>
-        <w:jc w:val="both"/>
-        <w:rPr>
-          <w:rFonts w:ascii="Times New Roman" w:hAnsi="Times New Roman"/>
-          <w:sz w:val="28"/>
-          <w:szCs w:val="28"/>
-          <w:lang w:val="en-US"/>
-        </w:rPr>
-      </w:pPr>
-      <w:r>
-        <w:rPr>
-          <w:rFonts w:ascii="Times New Roman" w:hAnsi="Times New Roman"/>
-          <w:sz w:val="28"/>
-          <w:szCs w:val="28"/>
-          <w:lang w:val="en-US"/>
-        </w:rPr>
-        <w:t>■ Course: INTEGER, NOT NULL</w:t>
-      </w:r>
-    </w:p>
-    <w:p>
-      <w:pPr>
-        <w:spacing w:after="0"/>
-        <w:ind w:left="1418"/>
-        <w:jc w:val="both"/>
-        <w:rPr>
-          <w:rFonts w:ascii="Times New Roman" w:hAnsi="Times New Roman"/>
-          <w:sz w:val="28"/>
-          <w:szCs w:val="28"/>
-          <w:lang w:val="en-US"/>
-        </w:rPr>
-      </w:pPr>
-      <w:r>
-        <w:rPr>
-          <w:rFonts w:ascii="Times New Roman" w:hAnsi="Times New Roman"/>
-          <w:sz w:val="28"/>
-          <w:szCs w:val="28"/>
-          <w:lang w:val="en-US"/>
-        </w:rPr>
-        <w:t xml:space="preserve">■ </w:t>
-      </w:r>
-      <w:proofErr w:type="spellStart"/>
-      <w:r>
-        <w:rPr>
-          <w:rFonts w:ascii="Times New Roman" w:hAnsi="Times New Roman"/>
-          <w:sz w:val="28"/>
-          <w:szCs w:val="28"/>
-          <w:lang w:val="en-US"/>
-        </w:rPr>
-        <w:t>F</w:t>
-      </w:r>
-      <w:r>
-        <w:rPr>
-          <w:rFonts w:ascii="Times New Roman" w:hAnsi="Times New Roman"/>
-          <w:sz w:val="28"/>
-          <w:szCs w:val="28"/>
-          <w:lang w:val="en-US"/>
-        </w:rPr>
-        <w:t>a</w:t>
-      </w:r>
-      <w:r>
-        <w:rPr>
-          <w:rFonts w:ascii="Times New Roman" w:hAnsi="Times New Roman"/>
-          <w:sz w:val="28"/>
-          <w:szCs w:val="28"/>
-          <w:lang w:val="en-US"/>
-        </w:rPr>
-        <w:t>cultyID</w:t>
-      </w:r>
-      <w:proofErr w:type="spellEnd"/>
-      <w:r>
-        <w:rPr>
-          <w:rFonts w:ascii="Times New Roman" w:hAnsi="Times New Roman"/>
-          <w:sz w:val="28"/>
-          <w:szCs w:val="28"/>
-          <w:lang w:val="en-US"/>
-        </w:rPr>
-        <w:t>: INTEGER, FK (REFERENCE Faculties), NOT NULL</w:t>
-      </w:r>
-    </w:p>
-    <w:p>
-      <w:pPr>
-        <w:spacing w:after="0"/>
-        <w:ind w:firstLine="709"/>
-        <w:jc w:val="both"/>
-        <w:rPr>
-          <w:rFonts w:ascii="Times New Roman" w:hAnsi="Times New Roman"/>
-          <w:sz w:val="28"/>
-          <w:szCs w:val="28"/>
-          <w:lang w:val="en-US"/>
-        </w:rPr>
-      </w:pPr>
-      <w:r>
-        <w:rPr>
-          <w:rFonts w:ascii="Times New Roman" w:hAnsi="Times New Roman"/>
-          <w:sz w:val="28"/>
-          <w:szCs w:val="28"/>
-          <w:lang w:val="en-US"/>
-        </w:rPr>
-        <w:t>○ Constraints:</w:t>
-      </w:r>
-    </w:p>
-    <w:p>
-      <w:pPr>
-        <w:spacing w:after="0"/>
-        <w:ind w:left="709" w:firstLine="709"/>
-        <w:jc w:val="both"/>
-        <w:rPr>
-          <w:rFonts w:ascii="Times New Roman" w:hAnsi="Times New Roman"/>
-          <w:sz w:val="28"/>
-          <w:szCs w:val="28"/>
-          <w:lang w:val="en-US"/>
-        </w:rPr>
-      </w:pPr>
-      <w:r>
-        <w:rPr>
-          <w:rFonts w:ascii="Times New Roman" w:hAnsi="Times New Roman"/>
-          <w:sz w:val="28"/>
-          <w:szCs w:val="28"/>
-          <w:lang w:val="en-US"/>
-        </w:rPr>
-        <w:t xml:space="preserve">■ </w:t>
-      </w:r>
-      <w:proofErr w:type="spellStart"/>
-      <w:r>
-        <w:rPr>
-          <w:rFonts w:ascii="Times New Roman" w:hAnsi="Times New Roman"/>
-          <w:sz w:val="28"/>
-          <w:szCs w:val="28"/>
-          <w:lang w:val="en-US"/>
-        </w:rPr>
-        <w:t>PK_</w:t>
-      </w:r>
-      <w:r>
-        <w:rPr>
-          <w:rFonts w:ascii="Times New Roman" w:hAnsi="Times New Roman"/>
-          <w:sz w:val="28"/>
-          <w:szCs w:val="28"/>
-          <w:lang w:val="en-US"/>
-        </w:rPr>
-        <w:t>Group</w:t>
-      </w:r>
-      <w:r>
-        <w:rPr>
-          <w:rFonts w:ascii="Times New Roman" w:hAnsi="Times New Roman"/>
-          <w:sz w:val="28"/>
-          <w:szCs w:val="28"/>
-          <w:lang w:val="en-US"/>
-        </w:rPr>
-        <w:t>s</w:t>
-      </w:r>
-      <w:proofErr w:type="spellEnd"/>
-      <w:r>
-        <w:rPr>
-          <w:rFonts w:ascii="Times New Roman" w:hAnsi="Times New Roman"/>
-          <w:sz w:val="28"/>
-          <w:szCs w:val="28"/>
-          <w:lang w:val="en-US"/>
-        </w:rPr>
-        <w:t>: PRIMARY KEY (</w:t>
-      </w:r>
-      <w:proofErr w:type="spellStart"/>
-      <w:r>
-        <w:rPr>
-          <w:rFonts w:ascii="Times New Roman" w:hAnsi="Times New Roman"/>
-          <w:sz w:val="28"/>
-          <w:szCs w:val="28"/>
-          <w:lang w:val="en-US"/>
-        </w:rPr>
-        <w:t>Group</w:t>
-      </w:r>
-      <w:r>
-        <w:rPr>
-          <w:rFonts w:ascii="Times New Roman" w:hAnsi="Times New Roman"/>
-          <w:sz w:val="28"/>
-          <w:szCs w:val="28"/>
-          <w:lang w:val="en-US"/>
-        </w:rPr>
-        <w:t>ID</w:t>
-      </w:r>
-      <w:proofErr w:type="spellEnd"/>
-      <w:r>
-        <w:rPr>
-          <w:rFonts w:ascii="Times New Roman" w:hAnsi="Times New Roman"/>
-          <w:sz w:val="28"/>
-          <w:szCs w:val="28"/>
-          <w:lang w:val="en-US"/>
-        </w:rPr>
-        <w:t>)</w:t>
-      </w:r>
-    </w:p>
-    <w:p>
-      <w:pPr>
-        <w:spacing w:after="0"/>
-        <w:ind w:left="709" w:firstLine="709"/>
-        <w:jc w:val="both"/>
-        <w:rPr>
-          <w:rFonts w:ascii="Times New Roman" w:hAnsi="Times New Roman"/>
-          <w:sz w:val="28"/>
-          <w:szCs w:val="28"/>
-          <w:lang w:val="en-US"/>
-        </w:rPr>
-      </w:pPr>
-      <w:r>
-        <w:rPr>
-          <w:rFonts w:ascii="Times New Roman" w:hAnsi="Times New Roman"/>
-          <w:sz w:val="28"/>
-          <w:szCs w:val="28"/>
-          <w:lang w:val="en-US"/>
-        </w:rPr>
-        <w:t xml:space="preserve">■ </w:t>
-      </w:r>
-      <w:proofErr w:type="spellStart"/>
-      <w:r>
-        <w:rPr>
-          <w:rFonts w:ascii="Times New Roman" w:hAnsi="Times New Roman"/>
-          <w:sz w:val="28"/>
-          <w:szCs w:val="28"/>
-          <w:lang w:val="en-US"/>
-        </w:rPr>
-        <w:t>UQ_ShortName</w:t>
-      </w:r>
-      <w:proofErr w:type="spellEnd"/>
-      <w:r>
-        <w:rPr>
-          <w:rFonts w:ascii="Times New Roman" w:hAnsi="Times New Roman"/>
-          <w:sz w:val="28"/>
-          <w:szCs w:val="28"/>
-          <w:lang w:val="en-US"/>
-        </w:rPr>
-        <w:t>: UNIQUE (</w:t>
-      </w:r>
-      <w:proofErr w:type="spellStart"/>
-      <w:r>
-        <w:rPr>
-          <w:rFonts w:ascii="Times New Roman" w:hAnsi="Times New Roman"/>
-          <w:sz w:val="28"/>
-          <w:szCs w:val="28"/>
-          <w:lang w:val="en-US"/>
-        </w:rPr>
-        <w:t>ShortName</w:t>
-      </w:r>
-      <w:proofErr w:type="spellEnd"/>
-      <w:r>
-        <w:rPr>
-          <w:rFonts w:ascii="Times New Roman" w:hAnsi="Times New Roman"/>
-          <w:sz w:val="28"/>
-          <w:szCs w:val="28"/>
-          <w:lang w:val="en-US"/>
-        </w:rPr>
-        <w:t>)</w:t>
-      </w:r>
-    </w:p>
-    <w:p>
-      <w:pPr>
-        <w:spacing w:after="0"/>
-        <w:ind w:left="709" w:firstLine="709"/>
-        <w:jc w:val="both"/>
-        <w:rPr>
-          <w:rFonts w:ascii="Times New Roman" w:hAnsi="Times New Roman"/>
-          <w:sz w:val="28"/>
-          <w:szCs w:val="28"/>
-          <w:lang w:val="en-US"/>
-        </w:rPr>
-      </w:pPr>
-      <w:r>
-        <w:rPr>
-          <w:rFonts w:ascii="Times New Roman" w:hAnsi="Times New Roman"/>
-          <w:sz w:val="28"/>
-          <w:szCs w:val="28"/>
-          <w:lang w:val="en-US"/>
-        </w:rPr>
-        <w:t xml:space="preserve">■ </w:t>
-      </w:r>
-      <w:proofErr w:type="spellStart"/>
-      <w:r>
-        <w:rPr>
-          <w:rFonts w:ascii="Times New Roman" w:hAnsi="Times New Roman"/>
-          <w:sz w:val="28"/>
-          <w:szCs w:val="28"/>
-          <w:lang w:val="en-US"/>
-        </w:rPr>
-        <w:t>UQ_GroupName</w:t>
-      </w:r>
-      <w:proofErr w:type="spellEnd"/>
-      <w:r>
-        <w:rPr>
-          <w:rFonts w:ascii="Times New Roman" w:hAnsi="Times New Roman"/>
-          <w:sz w:val="28"/>
-          <w:szCs w:val="28"/>
-          <w:lang w:val="en-US"/>
-        </w:rPr>
-        <w:t>: UNIQUE (</w:t>
-      </w:r>
-      <w:proofErr w:type="spellStart"/>
-      <w:r>
-        <w:rPr>
-          <w:rFonts w:ascii="Times New Roman" w:hAnsi="Times New Roman"/>
-          <w:sz w:val="28"/>
-          <w:szCs w:val="28"/>
-          <w:lang w:val="en-US"/>
-        </w:rPr>
-        <w:t>GroupName</w:t>
-      </w:r>
-      <w:proofErr w:type="spellEnd"/>
-      <w:r>
-        <w:rPr>
-          <w:rFonts w:ascii="Times New Roman" w:hAnsi="Times New Roman"/>
-          <w:sz w:val="28"/>
-          <w:szCs w:val="28"/>
-          <w:lang w:val="en-US"/>
-        </w:rPr>
-        <w:t>)</w:t>
-      </w:r>
-    </w:p>
-    <w:p>
-      <w:pPr>
-        <w:spacing w:after="0"/>
-        <w:ind w:firstLine="1418"/>
-        <w:jc w:val="both"/>
-        <w:rPr>
-          <w:rFonts w:ascii="Times New Roman" w:hAnsi="Times New Roman"/>
-          <w:sz w:val="28"/>
-          <w:szCs w:val="28"/>
-          <w:lang w:val="en-US"/>
-        </w:rPr>
-      </w:pPr>
-      <w:r>
-        <w:rPr>
-          <w:rFonts w:ascii="Times New Roman" w:hAnsi="Times New Roman"/>
-          <w:sz w:val="28"/>
-          <w:szCs w:val="28"/>
-          <w:lang w:val="en-US"/>
-        </w:rPr>
-        <w:t xml:space="preserve">■ </w:t>
-      </w:r>
-      <w:proofErr w:type="spellStart"/>
-      <w:r>
-        <w:rPr>
-          <w:rFonts w:ascii="Times New Roman" w:hAnsi="Times New Roman"/>
-          <w:sz w:val="28"/>
-          <w:szCs w:val="28"/>
-          <w:lang w:val="en-US"/>
-        </w:rPr>
-        <w:t>CHK_Course</w:t>
-      </w:r>
-      <w:proofErr w:type="spellEnd"/>
-      <w:r>
-        <w:rPr>
-          <w:rFonts w:ascii="Times New Roman" w:hAnsi="Times New Roman"/>
-          <w:sz w:val="28"/>
-          <w:szCs w:val="28"/>
-          <w:lang w:val="en-US"/>
-        </w:rPr>
-        <w:t>: CHECK (Course &gt;= 1 AND Course &lt;= 5)</w:t>
-      </w:r>
-    </w:p>
-    <w:p>
-      <w:pPr>
-        <w:spacing w:after="0"/>
-        <w:ind w:left="709" w:firstLine="709"/>
-        <w:jc w:val="both"/>
-        <w:rPr>
-          <w:rFonts w:ascii="Times New Roman" w:hAnsi="Times New Roman"/>
-          <w:sz w:val="28"/>
-          <w:szCs w:val="28"/>
-          <w:lang w:val="en-US"/>
-        </w:rPr>
-      </w:pPr>
-      <w:r>
-        <w:rPr>
-          <w:rFonts w:ascii="Times New Roman" w:hAnsi="Times New Roman"/>
-          <w:sz w:val="28"/>
-          <w:szCs w:val="28"/>
-          <w:lang w:val="en-US"/>
-        </w:rPr>
-        <w:t xml:space="preserve">■ </w:t>
-      </w:r>
-      <w:proofErr w:type="spellStart"/>
-      <w:r>
-        <w:rPr>
-          <w:rFonts w:ascii="Times New Roman" w:hAnsi="Times New Roman"/>
-          <w:sz w:val="28"/>
-          <w:szCs w:val="28"/>
-          <w:lang w:val="en-US"/>
-        </w:rPr>
-        <w:t>FK_Groups_Faculties</w:t>
-      </w:r>
-      <w:proofErr w:type="spellEnd"/>
-      <w:r>
-        <w:rPr>
-          <w:rFonts w:ascii="Times New Roman" w:hAnsi="Times New Roman"/>
-          <w:sz w:val="28"/>
-          <w:szCs w:val="28"/>
-          <w:lang w:val="en-US"/>
-        </w:rPr>
-        <w:t>: FOREIGN KEY (</w:t>
-      </w:r>
-      <w:proofErr w:type="spellStart"/>
-      <w:r>
-        <w:rPr>
-          <w:rFonts w:ascii="Times New Roman" w:hAnsi="Times New Roman"/>
-          <w:sz w:val="28"/>
-          <w:szCs w:val="28"/>
-          <w:lang w:val="en-US"/>
-        </w:rPr>
-        <w:t>FacultyID</w:t>
-      </w:r>
-      <w:proofErr w:type="spellEnd"/>
-      <w:r>
-        <w:rPr>
-          <w:rFonts w:ascii="Times New Roman" w:hAnsi="Times New Roman"/>
-          <w:sz w:val="28"/>
-          <w:szCs w:val="28"/>
-          <w:lang w:val="en-US"/>
-        </w:rPr>
-        <w:t xml:space="preserve">) REFERENCES </w:t>
-      </w:r>
-      <w:proofErr w:type="gramStart"/>
-      <w:r>
-        <w:rPr>
-          <w:rFonts w:ascii="Times New Roman" w:hAnsi="Times New Roman"/>
-          <w:sz w:val="28"/>
-          <w:szCs w:val="28"/>
-          <w:lang w:val="en-US"/>
-        </w:rPr>
-        <w:t>Faculties(</w:t>
-      </w:r>
-      <w:proofErr w:type="spellStart"/>
-      <w:proofErr w:type="gramEnd"/>
-      <w:r>
-        <w:rPr>
-          <w:rFonts w:ascii="Times New Roman" w:hAnsi="Times New Roman"/>
-          <w:sz w:val="28"/>
-          <w:szCs w:val="28"/>
-          <w:lang w:val="en-US"/>
-        </w:rPr>
-        <w:t>FacultyID</w:t>
-      </w:r>
-      <w:proofErr w:type="spellEnd"/>
-      <w:r>
-        <w:rPr>
-          <w:rFonts w:ascii="Times New Roman" w:hAnsi="Times New Roman"/>
-          <w:sz w:val="28"/>
-          <w:szCs w:val="28"/>
-          <w:lang w:val="en-US"/>
-        </w:rPr>
-        <w:t>)</w:t>
-      </w:r>
-    </w:p>
-    <w:p>
-      <w:pPr>
-        <w:spacing w:after="0"/>
-        <w:ind w:firstLine="1418"/>
-        <w:jc w:val="both"/>
-        <w:rPr>
-          <w:rFonts w:ascii="Times New Roman" w:hAnsi="Times New Roman"/>
-          <w:sz w:val="28"/>
-          <w:szCs w:val="28"/>
-          <w:lang w:val="en-US"/>
-        </w:rPr>
-      </w:pPr>
-    </w:p>
-    <w:p>
-      <w:pPr>
-        <w:spacing w:after="0"/>
-        <w:jc w:val="both"/>
-        <w:rPr>
-          <w:rFonts w:ascii="Times New Roman" w:hAnsi="Times New Roman"/>
-          <w:sz w:val="28"/>
-          <w:szCs w:val="28"/>
-          <w:lang w:val="en-US"/>
-        </w:rPr>
-      </w:pPr>
-      <w:r>
-        <w:rPr>
-          <w:rFonts w:ascii="Times New Roman" w:hAnsi="Times New Roman"/>
-          <w:sz w:val="28"/>
-          <w:szCs w:val="28"/>
-          <w:lang w:val="en-US"/>
-        </w:rPr>
-        <w:t>4. Table Name: Faculties</w:t>
-      </w:r>
-    </w:p>
-    <w:p>
-      <w:pPr>
-        <w:spacing w:after="0"/>
-        <w:ind w:firstLine="709"/>
-        <w:jc w:val="both"/>
-        <w:rPr>
-          <w:lang w:val="en-US"/>
-        </w:rPr>
-      </w:pPr>
-      <w:r>
-        <w:rPr>
-          <w:rFonts w:ascii="Times New Roman" w:hAnsi="Times New Roman"/>
-          <w:sz w:val="28"/>
-          <w:szCs w:val="28"/>
-          <w:lang w:val="en-US"/>
-        </w:rPr>
-        <w:t xml:space="preserve">○ Description: </w:t>
-      </w:r>
-      <w:r>
-        <w:rPr>
-          <w:rFonts w:ascii="Times New Roman" w:hAnsi="Times New Roman"/>
-          <w:sz w:val="28"/>
-          <w:szCs w:val="28"/>
-        </w:rPr>
-        <w:t>Содержит</w:t>
-      </w:r>
-      <w:r>
-        <w:rPr>
-          <w:rFonts w:ascii="Times New Roman" w:hAnsi="Times New Roman"/>
-          <w:sz w:val="28"/>
-          <w:szCs w:val="28"/>
-          <w:lang w:val="en-US"/>
-        </w:rPr>
-        <w:t xml:space="preserve"> </w:t>
-      </w:r>
-      <w:r>
-        <w:rPr>
-          <w:rFonts w:ascii="Times New Roman" w:hAnsi="Times New Roman"/>
-          <w:sz w:val="28"/>
-          <w:szCs w:val="28"/>
-        </w:rPr>
-        <w:t>информацию</w:t>
-      </w:r>
-      <w:r>
-        <w:rPr>
-          <w:rFonts w:ascii="Times New Roman" w:hAnsi="Times New Roman"/>
-          <w:sz w:val="28"/>
-          <w:szCs w:val="28"/>
-          <w:lang w:val="en-US"/>
-        </w:rPr>
-        <w:t xml:space="preserve"> </w:t>
-      </w:r>
-      <w:r>
-        <w:rPr>
-          <w:rFonts w:ascii="Times New Roman" w:hAnsi="Times New Roman"/>
-          <w:sz w:val="28"/>
-          <w:szCs w:val="28"/>
-        </w:rPr>
-        <w:t>о</w:t>
-      </w:r>
-      <w:r>
-        <w:rPr>
-          <w:rFonts w:ascii="Times New Roman" w:hAnsi="Times New Roman"/>
-          <w:sz w:val="28"/>
-          <w:szCs w:val="28"/>
-          <w:lang w:val="en-US"/>
-        </w:rPr>
-        <w:t xml:space="preserve"> </w:t>
-      </w:r>
-      <w:r>
-        <w:rPr>
-          <w:rFonts w:ascii="Times New Roman" w:hAnsi="Times New Roman"/>
-          <w:sz w:val="28"/>
-          <w:szCs w:val="28"/>
-        </w:rPr>
-        <w:t>факультетах</w:t>
-      </w:r>
-      <w:r>
-        <w:rPr>
-          <w:rFonts w:ascii="Times New Roman" w:hAnsi="Times New Roman"/>
-          <w:sz w:val="28"/>
-          <w:szCs w:val="28"/>
-          <w:lang w:val="en-US"/>
-        </w:rPr>
-        <w:t>.</w:t>
-      </w:r>
-    </w:p>
-    <w:p>
-      <w:pPr>
-        <w:spacing w:after="0"/>
-        <w:ind w:left="709"/>
-        <w:jc w:val="both"/>
-        <w:rPr>
-          <w:rFonts w:ascii="Times New Roman" w:hAnsi="Times New Roman"/>
-          <w:sz w:val="28"/>
-          <w:szCs w:val="28"/>
-          <w:lang w:val="en-US"/>
-        </w:rPr>
-      </w:pPr>
-      <w:r>
-        <w:rPr>
-          <w:rFonts w:ascii="Times New Roman" w:hAnsi="Times New Roman"/>
-          <w:sz w:val="28"/>
-          <w:szCs w:val="28"/>
-          <w:lang w:val="en-US"/>
-        </w:rPr>
-        <w:t>○ Attributes:</w:t>
-      </w:r>
-    </w:p>
-    <w:p>
-      <w:pPr>
-        <w:spacing w:after="0"/>
-        <w:ind w:left="709" w:firstLine="709"/>
-        <w:jc w:val="both"/>
-        <w:rPr>
-          <w:rFonts w:ascii="Times New Roman" w:hAnsi="Times New Roman"/>
-          <w:sz w:val="28"/>
-          <w:szCs w:val="28"/>
-          <w:lang w:val="en-US"/>
-        </w:rPr>
-      </w:pPr>
-      <w:r>
-        <w:rPr>
-          <w:rFonts w:ascii="Times New Roman" w:hAnsi="Times New Roman"/>
-          <w:sz w:val="28"/>
-          <w:szCs w:val="28"/>
-          <w:lang w:val="en-US"/>
-        </w:rPr>
-        <w:t xml:space="preserve">■ </w:t>
-      </w:r>
-      <w:proofErr w:type="spellStart"/>
-      <w:r>
-        <w:rPr>
-          <w:rFonts w:ascii="Times New Roman" w:hAnsi="Times New Roman"/>
-          <w:sz w:val="28"/>
-          <w:szCs w:val="28"/>
-          <w:lang w:val="en-US"/>
-        </w:rPr>
-        <w:t>FacultyID</w:t>
-      </w:r>
-      <w:proofErr w:type="spellEnd"/>
-      <w:r>
-        <w:rPr>
-          <w:rFonts w:ascii="Times New Roman" w:hAnsi="Times New Roman"/>
-          <w:sz w:val="28"/>
-          <w:szCs w:val="28"/>
-          <w:lang w:val="en-US"/>
-        </w:rPr>
-        <w:t>: INTEGER, PK, NOT NULL, UNIQUE</w:t>
-      </w:r>
-    </w:p>
-    <w:p>
-      <w:pPr>
-        <w:spacing w:after="0"/>
-        <w:ind w:left="709" w:firstLine="709"/>
-        <w:jc w:val="both"/>
-        <w:rPr>
-          <w:rFonts w:ascii="Times New Roman" w:hAnsi="Times New Roman"/>
-          <w:sz w:val="28"/>
-          <w:szCs w:val="28"/>
-          <w:lang w:val="en-US"/>
-        </w:rPr>
-      </w:pPr>
-      <w:r>
-        <w:rPr>
-          <w:rFonts w:ascii="Times New Roman" w:hAnsi="Times New Roman"/>
-          <w:sz w:val="28"/>
-          <w:szCs w:val="28"/>
-          <w:lang w:val="en-US"/>
-        </w:rPr>
-        <w:t xml:space="preserve">■ </w:t>
-      </w:r>
-      <w:proofErr w:type="spellStart"/>
-      <w:r>
-        <w:rPr>
-          <w:rFonts w:ascii="Times New Roman" w:hAnsi="Times New Roman"/>
-          <w:sz w:val="28"/>
-          <w:szCs w:val="28"/>
-          <w:lang w:val="en-US"/>
-        </w:rPr>
-        <w:t>ShortName</w:t>
-      </w:r>
-      <w:proofErr w:type="spellEnd"/>
-      <w:r>
-        <w:rPr>
-          <w:rFonts w:ascii="Times New Roman" w:hAnsi="Times New Roman"/>
-          <w:sz w:val="28"/>
-          <w:szCs w:val="28"/>
-          <w:lang w:val="en-US"/>
-        </w:rPr>
-        <w:t xml:space="preserve">: </w:t>
-      </w:r>
-      <w:proofErr w:type="gramStart"/>
-      <w:r>
-        <w:rPr>
-          <w:rFonts w:ascii="Times New Roman" w:hAnsi="Times New Roman"/>
-          <w:sz w:val="28"/>
-          <w:szCs w:val="28"/>
-          <w:lang w:val="en-US"/>
-        </w:rPr>
-        <w:t>CHAR(</w:t>
-      </w:r>
-      <w:proofErr w:type="gramEnd"/>
-      <w:r>
-        <w:rPr>
-          <w:rFonts w:ascii="Times New Roman" w:hAnsi="Times New Roman"/>
-          <w:sz w:val="28"/>
-          <w:szCs w:val="28"/>
-          <w:lang w:val="en-US"/>
-        </w:rPr>
-        <w:t>5), NOT NULL, UNIQUE</w:t>
-      </w:r>
-    </w:p>
-    <w:p>
-      <w:pPr>
-        <w:spacing w:after="0"/>
-        <w:ind w:left="709" w:firstLine="709"/>
-        <w:jc w:val="both"/>
-        <w:rPr>
-          <w:rFonts w:ascii="Times New Roman" w:hAnsi="Times New Roman"/>
-          <w:sz w:val="28"/>
-          <w:szCs w:val="28"/>
-          <w:lang w:val="en-US"/>
-        </w:rPr>
-      </w:pPr>
-      <w:r>
-        <w:rPr>
-          <w:rFonts w:ascii="Times New Roman" w:hAnsi="Times New Roman"/>
-          <w:sz w:val="28"/>
-          <w:szCs w:val="28"/>
-          <w:lang w:val="en-US"/>
-        </w:rPr>
-        <w:t xml:space="preserve">■ Name: </w:t>
-      </w:r>
-      <w:proofErr w:type="gramStart"/>
-      <w:r>
-        <w:rPr>
-          <w:rFonts w:ascii="Times New Roman" w:hAnsi="Times New Roman"/>
-          <w:sz w:val="28"/>
-          <w:szCs w:val="28"/>
-          <w:lang w:val="en-US"/>
-        </w:rPr>
-        <w:t>VARCHAR(</w:t>
-      </w:r>
-      <w:proofErr w:type="gramEnd"/>
-      <w:r>
-        <w:rPr>
-          <w:rFonts w:ascii="Times New Roman" w:hAnsi="Times New Roman"/>
-          <w:sz w:val="28"/>
-          <w:szCs w:val="28"/>
-          <w:lang w:val="en-US"/>
-        </w:rPr>
-        <w:t>100), NOT NULL, UNIQUE</w:t>
-      </w:r>
-    </w:p>
-    <w:p>
-      <w:pPr>
-        <w:spacing w:after="0"/>
-        <w:ind w:firstLine="709"/>
-        <w:jc w:val="both"/>
-        <w:rPr>
-          <w:rFonts w:ascii="Times New Roman" w:hAnsi="Times New Roman"/>
-          <w:sz w:val="28"/>
-          <w:szCs w:val="28"/>
-          <w:lang w:val="en-US"/>
-        </w:rPr>
-      </w:pPr>
-      <w:r>
-        <w:rPr>
-          <w:rFonts w:ascii="Times New Roman" w:hAnsi="Times New Roman"/>
-          <w:sz w:val="28"/>
-          <w:szCs w:val="28"/>
-          <w:lang w:val="en-US"/>
-        </w:rPr>
-        <w:t>○ Constraints:</w:t>
-      </w:r>
-    </w:p>
-    <w:p>
-      <w:pPr>
-        <w:spacing w:after="0"/>
-        <w:ind w:left="709" w:firstLine="709"/>
-        <w:jc w:val="both"/>
-        <w:rPr>
-          <w:rFonts w:ascii="Times New Roman" w:hAnsi="Times New Roman"/>
-          <w:sz w:val="28"/>
-          <w:szCs w:val="28"/>
-          <w:lang w:val="en-US"/>
-        </w:rPr>
-      </w:pPr>
-      <w:r>
-        <w:rPr>
-          <w:rFonts w:ascii="Times New Roman" w:hAnsi="Times New Roman"/>
-          <w:sz w:val="28"/>
-          <w:szCs w:val="28"/>
-          <w:lang w:val="en-US"/>
-        </w:rPr>
-        <w:t xml:space="preserve">■ </w:t>
-      </w:r>
-      <w:proofErr w:type="spellStart"/>
-      <w:r>
-        <w:rPr>
-          <w:rFonts w:ascii="Times New Roman" w:hAnsi="Times New Roman"/>
-          <w:sz w:val="28"/>
-          <w:szCs w:val="28"/>
-          <w:lang w:val="en-US"/>
-        </w:rPr>
-        <w:t>PK_Faculties</w:t>
-      </w:r>
-      <w:proofErr w:type="spellEnd"/>
-      <w:r>
-        <w:rPr>
-          <w:rFonts w:ascii="Times New Roman" w:hAnsi="Times New Roman"/>
-          <w:sz w:val="28"/>
-          <w:szCs w:val="28"/>
-          <w:lang w:val="en-US"/>
-        </w:rPr>
-        <w:t>: PRIMARY KEY (</w:t>
-      </w:r>
-      <w:proofErr w:type="spellStart"/>
-      <w:r>
-        <w:rPr>
-          <w:rFonts w:ascii="Times New Roman" w:hAnsi="Times New Roman"/>
-          <w:sz w:val="28"/>
-          <w:szCs w:val="28"/>
-          <w:lang w:val="en-US"/>
-        </w:rPr>
-        <w:t>FacultyID</w:t>
-      </w:r>
-      <w:proofErr w:type="spellEnd"/>
-      <w:r>
-        <w:rPr>
-          <w:rFonts w:ascii="Times New Roman" w:hAnsi="Times New Roman"/>
-          <w:sz w:val="28"/>
-          <w:szCs w:val="28"/>
-          <w:lang w:val="en-US"/>
-        </w:rPr>
-        <w:t>)</w:t>
-      </w:r>
-    </w:p>
-    <w:p>
-      <w:pPr>
-        <w:spacing w:after="0"/>
-        <w:ind w:left="709" w:firstLine="709"/>
-        <w:jc w:val="both"/>
-        <w:rPr>
-          <w:rFonts w:ascii="Times New Roman" w:hAnsi="Times New Roman"/>
-          <w:sz w:val="28"/>
-          <w:szCs w:val="28"/>
-          <w:lang w:val="en-US"/>
-        </w:rPr>
-      </w:pPr>
-      <w:r>
-        <w:rPr>
-          <w:rFonts w:ascii="Times New Roman" w:hAnsi="Times New Roman"/>
-          <w:sz w:val="28"/>
-          <w:szCs w:val="28"/>
-          <w:lang w:val="en-US"/>
-        </w:rPr>
-        <w:t xml:space="preserve">■ </w:t>
-      </w:r>
-      <w:proofErr w:type="spellStart"/>
-      <w:r>
-        <w:rPr>
-          <w:rFonts w:ascii="Times New Roman" w:hAnsi="Times New Roman"/>
-          <w:sz w:val="28"/>
-          <w:szCs w:val="28"/>
-          <w:lang w:val="en-US"/>
-        </w:rPr>
-        <w:t>UQ_ShortName</w:t>
-      </w:r>
-      <w:proofErr w:type="spellEnd"/>
-      <w:r>
-        <w:rPr>
-          <w:rFonts w:ascii="Times New Roman" w:hAnsi="Times New Roman"/>
-          <w:sz w:val="28"/>
-          <w:szCs w:val="28"/>
-          <w:lang w:val="en-US"/>
-        </w:rPr>
-        <w:t>: UNIQUE (</w:t>
-      </w:r>
-      <w:proofErr w:type="spellStart"/>
-      <w:r>
-        <w:rPr>
-          <w:rFonts w:ascii="Times New Roman" w:hAnsi="Times New Roman"/>
-          <w:sz w:val="28"/>
-          <w:szCs w:val="28"/>
-          <w:lang w:val="en-US"/>
-        </w:rPr>
-        <w:t>ShortName</w:t>
-      </w:r>
-      <w:proofErr w:type="spellEnd"/>
-      <w:r>
-        <w:rPr>
-          <w:rFonts w:ascii="Times New Roman" w:hAnsi="Times New Roman"/>
-          <w:sz w:val="28"/>
-          <w:szCs w:val="28"/>
-          <w:lang w:val="en-US"/>
-        </w:rPr>
-        <w:t>)</w:t>
-      </w:r>
-    </w:p>
-    <w:p>
-      <w:pPr>
-        <w:spacing w:after="0"/>
-        <w:ind w:left="709" w:firstLine="709"/>
-        <w:jc w:val="both"/>
-        <w:rPr>
-          <w:rFonts w:ascii="Times New Roman" w:hAnsi="Times New Roman"/>
-          <w:sz w:val="28"/>
-          <w:szCs w:val="28"/>
-          <w:lang w:val="en-US"/>
-        </w:rPr>
-      </w:pPr>
-      <w:r>
-        <w:rPr>
-          <w:rFonts w:ascii="Times New Roman" w:hAnsi="Times New Roman"/>
-          <w:sz w:val="28"/>
-          <w:szCs w:val="28"/>
-          <w:lang w:val="en-US"/>
-        </w:rPr>
-        <w:t xml:space="preserve">■ </w:t>
-      </w:r>
-      <w:proofErr w:type="spellStart"/>
-      <w:r>
-        <w:rPr>
-          <w:rFonts w:ascii="Times New Roman" w:hAnsi="Times New Roman"/>
-          <w:sz w:val="28"/>
-          <w:szCs w:val="28"/>
-          <w:lang w:val="en-US"/>
-        </w:rPr>
-        <w:t>UQ_Name</w:t>
-      </w:r>
-      <w:proofErr w:type="spellEnd"/>
-      <w:r>
-        <w:rPr>
-          <w:rFonts w:ascii="Times New Roman" w:hAnsi="Times New Roman"/>
-          <w:sz w:val="28"/>
-          <w:szCs w:val="28"/>
-          <w:lang w:val="en-US"/>
-        </w:rPr>
-        <w:t>: UNIQUE (Name)</w:t>
-      </w:r>
-    </w:p>
-    <w:p>
-      <w:pPr>
-        <w:spacing w:after="0"/>
-        <w:jc w:val="both"/>
-        <w:rPr>
-          <w:rFonts w:ascii="Times New Roman" w:hAnsi="Times New Roman"/>
-          <w:sz w:val="28"/>
-          <w:szCs w:val="28"/>
-          <w:lang w:val="en-US"/>
-        </w:rPr>
-      </w:pPr>
-    </w:p>
-    <w:p>
-      <w:pPr>
-        <w:spacing w:after="0"/>
-        <w:jc w:val="both"/>
-        <w:rPr>
-          <w:rFonts w:ascii="Times New Roman" w:hAnsi="Times New Roman"/>
-          <w:sz w:val="28"/>
-          <w:szCs w:val="28"/>
-        </w:rPr>
-      </w:pPr>
-      <w:r>
-        <w:rPr>
-          <w:rFonts w:ascii="Times New Roman" w:hAnsi="Times New Roman"/>
-          <w:sz w:val="28"/>
-          <w:szCs w:val="28"/>
-        </w:rPr>
-        <w:t xml:space="preserve">5. </w:t>
-      </w:r>
-      <w:r>
-        <w:rPr>
-          <w:rFonts w:ascii="Times New Roman" w:hAnsi="Times New Roman"/>
-          <w:sz w:val="28"/>
-          <w:szCs w:val="28"/>
-          <w:lang w:val="en-US"/>
-        </w:rPr>
-        <w:t>Table</w:t>
-      </w:r>
-      <w:r>
-        <w:rPr>
-          <w:rFonts w:ascii="Times New Roman" w:hAnsi="Times New Roman"/>
-          <w:sz w:val="28"/>
-          <w:szCs w:val="28"/>
-        </w:rPr>
-        <w:t xml:space="preserve"> </w:t>
-      </w:r>
-      <w:r>
-        <w:rPr>
-          <w:rFonts w:ascii="Times New Roman" w:hAnsi="Times New Roman"/>
-          <w:sz w:val="28"/>
-          <w:szCs w:val="28"/>
-          <w:lang w:val="en-US"/>
-        </w:rPr>
-        <w:t>Name</w:t>
-      </w:r>
-      <w:r>
-        <w:rPr>
-          <w:rFonts w:ascii="Times New Roman" w:hAnsi="Times New Roman"/>
-          <w:sz w:val="28"/>
-          <w:szCs w:val="28"/>
-        </w:rPr>
-        <w:t xml:space="preserve">: </w:t>
-      </w:r>
-      <w:r>
-        <w:rPr>
-          <w:rFonts w:ascii="Times New Roman" w:hAnsi="Times New Roman"/>
-          <w:sz w:val="28"/>
-          <w:szCs w:val="28"/>
-          <w:lang w:val="en-US"/>
-        </w:rPr>
-        <w:t>Subjects</w:t>
-      </w:r>
-    </w:p>
-    <w:p>
-      <w:pPr>
-        <w:spacing w:after="0"/>
-        <w:ind w:firstLine="709"/>
-        <w:jc w:val="both"/>
-      </w:pPr>
-      <w:r>
-        <w:rPr>
-          <w:rFonts w:ascii="Times New Roman" w:hAnsi="Times New Roman"/>
-          <w:sz w:val="28"/>
-          <w:szCs w:val="28"/>
-        </w:rPr>
-        <w:t xml:space="preserve">○ </w:t>
-      </w:r>
-      <w:r>
-        <w:rPr>
-          <w:rFonts w:ascii="Times New Roman" w:hAnsi="Times New Roman"/>
-          <w:sz w:val="28"/>
-          <w:szCs w:val="28"/>
-          <w:lang w:val="en-US"/>
-        </w:rPr>
-        <w:t>Description</w:t>
-      </w:r>
-      <w:proofErr w:type="gramStart"/>
-      <w:r>
-        <w:rPr>
-          <w:rFonts w:ascii="Times New Roman" w:hAnsi="Times New Roman"/>
-          <w:sz w:val="28"/>
-          <w:szCs w:val="28"/>
-        </w:rPr>
-        <w:t>: Содержит</w:t>
-      </w:r>
-      <w:proofErr w:type="gramEnd"/>
-      <w:r>
-        <w:rPr>
-          <w:rFonts w:ascii="Times New Roman" w:hAnsi="Times New Roman"/>
-          <w:sz w:val="28"/>
-          <w:szCs w:val="28"/>
-        </w:rPr>
-        <w:t xml:space="preserve"> информацию о предметах.</w:t>
-      </w:r>
-    </w:p>
-    <w:p>
-      <w:pPr>
-        <w:spacing w:after="0"/>
-        <w:ind w:firstLine="709"/>
-        <w:jc w:val="both"/>
-        <w:rPr>
-          <w:rFonts w:ascii="Times New Roman" w:hAnsi="Times New Roman"/>
-          <w:sz w:val="28"/>
-          <w:szCs w:val="28"/>
-          <w:lang w:val="en-US"/>
-        </w:rPr>
-      </w:pPr>
-      <w:r>
-        <w:rPr>
-          <w:rFonts w:ascii="Times New Roman" w:hAnsi="Times New Roman"/>
-          <w:sz w:val="28"/>
-          <w:szCs w:val="28"/>
-          <w:lang w:val="en-US"/>
-        </w:rPr>
-        <w:t>○ Attributes:</w:t>
-      </w:r>
-    </w:p>
-    <w:p>
-      <w:pPr>
-        <w:spacing w:after="0"/>
-        <w:ind w:left="709" w:firstLine="709"/>
-        <w:jc w:val="both"/>
-        <w:rPr>
-          <w:rFonts w:ascii="Times New Roman" w:hAnsi="Times New Roman"/>
-          <w:sz w:val="28"/>
-          <w:szCs w:val="28"/>
-          <w:lang w:val="en-US"/>
-        </w:rPr>
-      </w:pPr>
-      <w:r>
-        <w:rPr>
-          <w:rFonts w:ascii="Times New Roman" w:hAnsi="Times New Roman"/>
-          <w:sz w:val="28"/>
-          <w:szCs w:val="28"/>
-          <w:lang w:val="en-US"/>
-        </w:rPr>
-        <w:t xml:space="preserve">■ </w:t>
-      </w:r>
-      <w:proofErr w:type="spellStart"/>
-      <w:r>
-        <w:rPr>
-          <w:rFonts w:ascii="Times New Roman" w:hAnsi="Times New Roman"/>
-          <w:sz w:val="28"/>
-          <w:szCs w:val="28"/>
-          <w:lang w:val="en-US"/>
-        </w:rPr>
-        <w:t>SubjectID</w:t>
-      </w:r>
-      <w:proofErr w:type="spellEnd"/>
-      <w:r>
-        <w:rPr>
-          <w:rFonts w:ascii="Times New Roman" w:hAnsi="Times New Roman"/>
-          <w:sz w:val="28"/>
-          <w:szCs w:val="28"/>
-          <w:lang w:val="en-US"/>
-        </w:rPr>
-        <w:t>: INTEGER, PK, NOT NULL, UNIQUE</w:t>
-      </w:r>
-    </w:p>
-    <w:p>
-      <w:pPr>
-        <w:spacing w:after="0"/>
-        <w:ind w:left="709" w:firstLine="709"/>
-        <w:jc w:val="both"/>
-        <w:rPr>
-          <w:rFonts w:ascii="Times New Roman" w:hAnsi="Times New Roman"/>
-          <w:sz w:val="28"/>
-          <w:szCs w:val="28"/>
-          <w:lang w:val="en-US"/>
-        </w:rPr>
-      </w:pPr>
-      <w:r>
-        <w:rPr>
-          <w:rFonts w:ascii="Times New Roman" w:hAnsi="Times New Roman"/>
-          <w:sz w:val="28"/>
-          <w:szCs w:val="28"/>
-          <w:lang w:val="en-US"/>
-        </w:rPr>
-        <w:t xml:space="preserve">■ </w:t>
-      </w:r>
-      <w:proofErr w:type="spellStart"/>
-      <w:r>
-        <w:rPr>
-          <w:rFonts w:ascii="Times New Roman" w:hAnsi="Times New Roman"/>
-          <w:sz w:val="28"/>
-          <w:szCs w:val="28"/>
-          <w:lang w:val="en-US"/>
-        </w:rPr>
-        <w:t>ShortName</w:t>
-      </w:r>
-      <w:proofErr w:type="spellEnd"/>
-      <w:r>
-        <w:rPr>
-          <w:rFonts w:ascii="Times New Roman" w:hAnsi="Times New Roman"/>
-          <w:sz w:val="28"/>
-          <w:szCs w:val="28"/>
-          <w:lang w:val="en-US"/>
-        </w:rPr>
-        <w:t xml:space="preserve">: </w:t>
-      </w:r>
-      <w:proofErr w:type="gramStart"/>
-      <w:r>
-        <w:rPr>
-          <w:rFonts w:ascii="Times New Roman" w:hAnsi="Times New Roman"/>
-          <w:sz w:val="28"/>
-          <w:szCs w:val="28"/>
-          <w:lang w:val="en-US"/>
-        </w:rPr>
-        <w:t>CHAR(</w:t>
-      </w:r>
-      <w:proofErr w:type="gramEnd"/>
-      <w:r>
-        <w:rPr>
-          <w:rFonts w:ascii="Times New Roman" w:hAnsi="Times New Roman"/>
-          <w:sz w:val="28"/>
-          <w:szCs w:val="28"/>
-          <w:lang w:val="en-US"/>
-        </w:rPr>
-        <w:t>5), NOT NULL</w:t>
-      </w:r>
-    </w:p>
-    <w:p>
-      <w:pPr>
-        <w:spacing w:after="0"/>
-        <w:ind w:left="709" w:firstLine="709"/>
-        <w:jc w:val="both"/>
-        <w:rPr>
-          <w:rFonts w:ascii="Times New Roman" w:hAnsi="Times New Roman"/>
-          <w:sz w:val="28"/>
-          <w:szCs w:val="28"/>
-          <w:lang w:val="en-US"/>
-        </w:rPr>
-      </w:pPr>
-      <w:r>
-        <w:rPr>
-          <w:rFonts w:ascii="Times New Roman" w:hAnsi="Times New Roman"/>
-          <w:sz w:val="28"/>
-          <w:szCs w:val="28"/>
-          <w:lang w:val="en-US"/>
-        </w:rPr>
-        <w:t xml:space="preserve">■ Name: </w:t>
-      </w:r>
-      <w:proofErr w:type="gramStart"/>
-      <w:r>
-        <w:rPr>
-          <w:rFonts w:ascii="Times New Roman" w:hAnsi="Times New Roman"/>
-          <w:sz w:val="28"/>
-          <w:szCs w:val="28"/>
-          <w:lang w:val="en-US"/>
-        </w:rPr>
-        <w:t>VARCHAR(</w:t>
-      </w:r>
-      <w:proofErr w:type="gramEnd"/>
-      <w:r>
-        <w:rPr>
-          <w:rFonts w:ascii="Times New Roman" w:hAnsi="Times New Roman"/>
-          <w:sz w:val="28"/>
-          <w:szCs w:val="28"/>
-          <w:lang w:val="en-US"/>
-        </w:rPr>
-        <w:t>100), NOT NULL,</w:t>
-      </w:r>
-    </w:p>
-    <w:p>
-      <w:pPr>
-        <w:spacing w:after="0"/>
-        <w:ind w:firstLine="709"/>
-        <w:jc w:val="both"/>
-        <w:rPr>
-          <w:rFonts w:ascii="Times New Roman" w:hAnsi="Times New Roman"/>
-          <w:sz w:val="28"/>
-          <w:szCs w:val="28"/>
-          <w:lang w:val="en-US"/>
-        </w:rPr>
-      </w:pPr>
-      <w:r>
-        <w:rPr>
-          <w:rFonts w:ascii="Times New Roman" w:hAnsi="Times New Roman"/>
-          <w:sz w:val="28"/>
-          <w:szCs w:val="28"/>
-          <w:lang w:val="en-US"/>
-        </w:rPr>
-        <w:t>○ Constraints:</w:t>
-      </w:r>
-    </w:p>
-    <w:p>
-      <w:pPr>
-        <w:spacing w:after="0"/>
-        <w:ind w:left="709" w:firstLine="709"/>
-        <w:jc w:val="both"/>
-        <w:rPr>
-          <w:rFonts w:ascii="Times New Roman" w:hAnsi="Times New Roman"/>
-          <w:sz w:val="28"/>
-          <w:szCs w:val="28"/>
-          <w:lang w:val="en-US"/>
-        </w:rPr>
-      </w:pPr>
-      <w:r>
-        <w:rPr>
-          <w:rFonts w:ascii="Times New Roman" w:hAnsi="Times New Roman"/>
-          <w:sz w:val="28"/>
-          <w:szCs w:val="28"/>
-          <w:lang w:val="en-US"/>
-        </w:rPr>
-        <w:t xml:space="preserve">■ </w:t>
-      </w:r>
-      <w:proofErr w:type="spellStart"/>
-      <w:r>
-        <w:rPr>
-          <w:rFonts w:ascii="Times New Roman" w:hAnsi="Times New Roman"/>
-          <w:sz w:val="28"/>
-          <w:szCs w:val="28"/>
-          <w:lang w:val="en-US"/>
-        </w:rPr>
-        <w:t>PK_Subjects</w:t>
-      </w:r>
-      <w:proofErr w:type="spellEnd"/>
-      <w:r>
-        <w:rPr>
-          <w:rFonts w:ascii="Times New Roman" w:hAnsi="Times New Roman"/>
-          <w:sz w:val="28"/>
-          <w:szCs w:val="28"/>
-          <w:lang w:val="en-US"/>
-        </w:rPr>
-        <w:t>: PRIMARY KEY (</w:t>
-      </w:r>
-      <w:proofErr w:type="spellStart"/>
-      <w:r>
-        <w:rPr>
-          <w:rFonts w:ascii="Times New Roman" w:hAnsi="Times New Roman"/>
-          <w:sz w:val="28"/>
-          <w:szCs w:val="28"/>
-          <w:lang w:val="en-US"/>
-        </w:rPr>
-        <w:t>SubjectID</w:t>
-      </w:r>
-      <w:proofErr w:type="spellEnd"/>
-      <w:r>
-        <w:rPr>
-          <w:rFonts w:ascii="Times New Roman" w:hAnsi="Times New Roman"/>
-          <w:sz w:val="28"/>
-          <w:szCs w:val="28"/>
-          <w:lang w:val="en-US"/>
-        </w:rPr>
-        <w:t>)</w:t>
-      </w:r>
-    </w:p>
-    <w:p>
-      <w:pPr>
-        <w:spacing w:after="0"/>
-        <w:jc w:val="both"/>
-        <w:rPr>
-          <w:rFonts w:ascii="Times New Roman" w:hAnsi="Times New Roman"/>
-          <w:sz w:val="28"/>
-          <w:szCs w:val="28"/>
-          <w:lang w:val="en-US"/>
-        </w:rPr>
-      </w:pPr>
-    </w:p>
-    <w:p>
-      <w:pPr>
-        <w:spacing w:after="0"/>
-        <w:jc w:val="both"/>
-        <w:rPr>
-          <w:rFonts w:ascii="Times New Roman" w:hAnsi="Times New Roman"/>
-          <w:sz w:val="28"/>
-          <w:szCs w:val="28"/>
-          <w:lang w:val="en-US"/>
-        </w:rPr>
-      </w:pPr>
-    </w:p>
-    <w:p>
-      <w:pPr>
-        <w:spacing w:after="0"/>
-        <w:jc w:val="both"/>
-        <w:rPr>
-          <w:rFonts w:ascii="Times New Roman" w:hAnsi="Times New Roman"/>
-          <w:sz w:val="28"/>
-          <w:szCs w:val="28"/>
-          <w:lang w:val="en-US"/>
-        </w:rPr>
-      </w:pPr>
-      <w:r>
-        <w:rPr>
-          <w:rFonts w:ascii="Times New Roman" w:hAnsi="Times New Roman"/>
-          <w:sz w:val="28"/>
-          <w:szCs w:val="28"/>
-          <w:lang w:val="en-US"/>
-        </w:rPr>
-        <w:lastRenderedPageBreak/>
+        <w:jc w:val="both"/>
+        <w:rPr>
+          <w:rFonts w:ascii="Times New Roman" w:hAnsi="Times New Roman"/>
+          <w:sz w:val="28"/>
+          <w:szCs w:val="28"/>
+          <w:lang w:val="en-US"/>
+        </w:rPr>
+      </w:pPr>
+      <w:r>
+        <w:rPr>
+          <w:rFonts w:ascii="Times New Roman" w:hAnsi="Times New Roman"/>
+          <w:sz w:val="28"/>
+          <w:szCs w:val="28"/>
+          <w:lang w:val="en-US"/>
+        </w:rPr>
         <w:t>6. Table Name: Classrooms</w:t>
       </w:r>
     </w:p>
@@ -3520,6 +3692,11 @@
       <w:pPr>
         <w:spacing w:after="0"/>
         <w:jc w:val="both"/>
+        <w:rPr>
+          <w:rFonts w:ascii="Times New Roman" w:hAnsi="Times New Roman"/>
+          <w:sz w:val="28"/>
+          <w:szCs w:val="28"/>
+        </w:rPr>
       </w:pPr>
       <w:r>
         <w:rPr>
@@ -3570,6 +3747,1125 @@
           <w:szCs w:val="28"/>
           <w:lang w:val="en-US"/>
         </w:rPr>
+        <w:t>Semesters</w:t>
+      </w:r>
+    </w:p>
+    <w:p>
+      <w:pPr>
+        <w:spacing w:after="0"/>
+        <w:ind w:firstLine="709"/>
+        <w:jc w:val="both"/>
+        <w:rPr>
+          <w:rFonts w:ascii="Times New Roman" w:hAnsi="Times New Roman"/>
+          <w:sz w:val="28"/>
+          <w:szCs w:val="28"/>
+        </w:rPr>
+      </w:pPr>
+      <w:r>
+        <w:rPr>
+          <w:rFonts w:ascii="Times New Roman" w:hAnsi="Times New Roman"/>
+          <w:sz w:val="28"/>
+          <w:szCs w:val="28"/>
+        </w:rPr>
+        <w:t xml:space="preserve">○ </w:t>
+      </w:r>
+      <w:r>
+        <w:rPr>
+          <w:rFonts w:ascii="Times New Roman" w:hAnsi="Times New Roman"/>
+          <w:sz w:val="28"/>
+          <w:szCs w:val="28"/>
+          <w:lang w:val="en-US"/>
+        </w:rPr>
+        <w:t>Description</w:t>
+      </w:r>
+      <w:proofErr w:type="gramStart"/>
+      <w:r>
+        <w:rPr>
+          <w:rFonts w:ascii="Times New Roman" w:hAnsi="Times New Roman"/>
+          <w:sz w:val="28"/>
+          <w:szCs w:val="28"/>
+        </w:rPr>
+        <w:t>: Содержит</w:t>
+      </w:r>
+      <w:proofErr w:type="gramEnd"/>
+      <w:r>
+        <w:rPr>
+          <w:rFonts w:ascii="Times New Roman" w:hAnsi="Times New Roman"/>
+          <w:sz w:val="28"/>
+          <w:szCs w:val="28"/>
+        </w:rPr>
+        <w:t xml:space="preserve"> информацию о </w:t>
+      </w:r>
+      <w:r>
+        <w:rPr>
+          <w:rFonts w:ascii="Times New Roman" w:hAnsi="Times New Roman"/>
+          <w:sz w:val="28"/>
+          <w:szCs w:val="28"/>
+        </w:rPr>
+        <w:t>семестрах</w:t>
+      </w:r>
+      <w:r>
+        <w:rPr>
+          <w:rFonts w:ascii="Times New Roman" w:hAnsi="Times New Roman"/>
+          <w:sz w:val="28"/>
+          <w:szCs w:val="28"/>
+        </w:rPr>
+        <w:t>.</w:t>
+      </w:r>
+    </w:p>
+    <w:p>
+      <w:pPr>
+        <w:spacing w:after="0"/>
+        <w:ind w:firstLine="709"/>
+        <w:jc w:val="both"/>
+        <w:rPr>
+          <w:rFonts w:ascii="Times New Roman" w:hAnsi="Times New Roman"/>
+          <w:sz w:val="28"/>
+          <w:szCs w:val="28"/>
+          <w:lang w:val="en-US"/>
+        </w:rPr>
+      </w:pPr>
+      <w:r>
+        <w:rPr>
+          <w:rFonts w:ascii="Times New Roman" w:hAnsi="Times New Roman"/>
+          <w:sz w:val="28"/>
+          <w:szCs w:val="28"/>
+          <w:lang w:val="en-US"/>
+        </w:rPr>
+        <w:t>○ Attributes:</w:t>
+      </w:r>
+    </w:p>
+    <w:p>
+      <w:pPr>
+        <w:spacing w:after="0"/>
+        <w:ind w:left="709" w:firstLine="709"/>
+        <w:jc w:val="both"/>
+        <w:rPr>
+          <w:rFonts w:ascii="Times New Roman" w:hAnsi="Times New Roman"/>
+          <w:sz w:val="28"/>
+          <w:szCs w:val="28"/>
+          <w:lang w:val="en-US"/>
+        </w:rPr>
+      </w:pPr>
+      <w:r>
+        <w:rPr>
+          <w:rFonts w:ascii="Times New Roman" w:hAnsi="Times New Roman"/>
+          <w:sz w:val="28"/>
+          <w:szCs w:val="28"/>
+          <w:lang w:val="en-US"/>
+        </w:rPr>
+        <w:t xml:space="preserve">■ </w:t>
+      </w:r>
+      <w:proofErr w:type="spellStart"/>
+      <w:r>
+        <w:rPr>
+          <w:rFonts w:ascii="Times New Roman" w:hAnsi="Times New Roman"/>
+          <w:sz w:val="28"/>
+          <w:szCs w:val="28"/>
+          <w:lang w:val="en-US"/>
+        </w:rPr>
+        <w:t>Semester</w:t>
+      </w:r>
+      <w:r>
+        <w:rPr>
+          <w:rFonts w:ascii="Times New Roman" w:hAnsi="Times New Roman"/>
+          <w:sz w:val="28"/>
+          <w:szCs w:val="28"/>
+          <w:lang w:val="en-US"/>
+        </w:rPr>
+        <w:t>ID</w:t>
+      </w:r>
+      <w:proofErr w:type="spellEnd"/>
+      <w:r>
+        <w:rPr>
+          <w:rFonts w:ascii="Times New Roman" w:hAnsi="Times New Roman"/>
+          <w:sz w:val="28"/>
+          <w:szCs w:val="28"/>
+          <w:lang w:val="en-US"/>
+        </w:rPr>
+        <w:t>: INTEGER, PK, NOT NULL, UNIQUE</w:t>
+      </w:r>
+    </w:p>
+    <w:p>
+      <w:pPr>
+        <w:spacing w:after="0"/>
+        <w:ind w:left="709" w:firstLine="709"/>
+        <w:jc w:val="both"/>
+        <w:rPr>
+          <w:rFonts w:ascii="Times New Roman" w:hAnsi="Times New Roman"/>
+          <w:sz w:val="28"/>
+          <w:szCs w:val="28"/>
+          <w:lang w:val="en-US"/>
+        </w:rPr>
+      </w:pPr>
+      <w:r>
+        <w:rPr>
+          <w:rFonts w:ascii="Times New Roman" w:hAnsi="Times New Roman"/>
+          <w:sz w:val="28"/>
+          <w:szCs w:val="28"/>
+          <w:lang w:val="en-US"/>
+        </w:rPr>
+        <w:t>■</w:t>
+      </w:r>
+      <w:r>
+        <w:rPr>
+          <w:rFonts w:ascii="Times New Roman" w:hAnsi="Times New Roman"/>
+          <w:sz w:val="28"/>
+          <w:szCs w:val="28"/>
+          <w:lang w:val="en-US"/>
+        </w:rPr>
+        <w:t xml:space="preserve"> Name</w:t>
+      </w:r>
+      <w:r>
+        <w:rPr>
+          <w:rFonts w:ascii="Times New Roman" w:hAnsi="Times New Roman"/>
+          <w:sz w:val="28"/>
+          <w:szCs w:val="28"/>
+          <w:lang w:val="en-US"/>
+        </w:rPr>
+        <w:t xml:space="preserve">: </w:t>
+      </w:r>
+      <w:proofErr w:type="gramStart"/>
+      <w:r>
+        <w:rPr>
+          <w:rFonts w:ascii="Times New Roman" w:hAnsi="Times New Roman"/>
+          <w:sz w:val="28"/>
+          <w:szCs w:val="28"/>
+          <w:lang w:val="en-US"/>
+        </w:rPr>
+        <w:t>VARCHAR(</w:t>
+      </w:r>
+      <w:proofErr w:type="gramEnd"/>
+      <w:r>
+        <w:rPr>
+          <w:rFonts w:ascii="Times New Roman" w:hAnsi="Times New Roman"/>
+          <w:sz w:val="28"/>
+          <w:szCs w:val="28"/>
+          <w:lang w:val="en-US"/>
+        </w:rPr>
+        <w:t>50</w:t>
+      </w:r>
+      <w:r>
+        <w:rPr>
+          <w:rFonts w:ascii="Times New Roman" w:hAnsi="Times New Roman"/>
+          <w:sz w:val="28"/>
+          <w:szCs w:val="28"/>
+          <w:lang w:val="en-US"/>
+        </w:rPr>
+        <w:t>), NOT NULL</w:t>
+      </w:r>
+    </w:p>
+    <w:p>
+      <w:pPr>
+        <w:spacing w:after="0"/>
+        <w:ind w:left="709" w:firstLine="709"/>
+        <w:jc w:val="both"/>
+        <w:rPr>
+          <w:rFonts w:ascii="Times New Roman" w:hAnsi="Times New Roman"/>
+          <w:sz w:val="28"/>
+          <w:szCs w:val="28"/>
+          <w:lang w:val="en-US"/>
+        </w:rPr>
+      </w:pPr>
+      <w:r>
+        <w:rPr>
+          <w:rFonts w:ascii="Times New Roman" w:hAnsi="Times New Roman"/>
+          <w:sz w:val="28"/>
+          <w:szCs w:val="28"/>
+          <w:lang w:val="en-US"/>
+        </w:rPr>
+        <w:t xml:space="preserve">■ </w:t>
+      </w:r>
+      <w:r>
+        <w:rPr>
+          <w:rFonts w:ascii="Times New Roman" w:hAnsi="Times New Roman"/>
+          <w:sz w:val="28"/>
+          <w:szCs w:val="28"/>
+          <w:lang w:val="en-US"/>
+        </w:rPr>
+        <w:t>StartDate</w:t>
+      </w:r>
+      <w:r>
+        <w:rPr>
+          <w:rFonts w:ascii="Times New Roman" w:hAnsi="Times New Roman"/>
+          <w:sz w:val="28"/>
+          <w:szCs w:val="28"/>
+          <w:lang w:val="en-US"/>
+        </w:rPr>
+        <w:t>:</w:t>
+      </w:r>
+      <w:r>
+        <w:rPr>
+          <w:rFonts w:ascii="Times New Roman" w:hAnsi="Times New Roman"/>
+          <w:sz w:val="28"/>
+          <w:szCs w:val="28"/>
+          <w:lang w:val="en-US"/>
+        </w:rPr>
+        <w:t xml:space="preserve"> DATE, NOT NULL</w:t>
+      </w:r>
+    </w:p>
+    <w:p>
+      <w:pPr>
+        <w:spacing w:after="0"/>
+        <w:ind w:left="709" w:firstLine="709"/>
+        <w:jc w:val="both"/>
+        <w:rPr>
+          <w:rFonts w:ascii="Times New Roman" w:hAnsi="Times New Roman"/>
+          <w:sz w:val="28"/>
+          <w:szCs w:val="28"/>
+          <w:lang w:val="en-US"/>
+        </w:rPr>
+      </w:pPr>
+      <w:r>
+        <w:rPr>
+          <w:rFonts w:ascii="Times New Roman" w:hAnsi="Times New Roman"/>
+          <w:sz w:val="28"/>
+          <w:szCs w:val="28"/>
+          <w:lang w:val="en-US"/>
+        </w:rPr>
+        <w:t xml:space="preserve">■ </w:t>
+      </w:r>
+      <w:proofErr w:type="spellStart"/>
+      <w:r>
+        <w:rPr>
+          <w:rFonts w:ascii="Times New Roman" w:hAnsi="Times New Roman"/>
+          <w:sz w:val="28"/>
+          <w:szCs w:val="28"/>
+          <w:lang w:val="en-US"/>
+        </w:rPr>
+        <w:t>EndDate</w:t>
+      </w:r>
+      <w:proofErr w:type="spellEnd"/>
+      <w:r>
+        <w:rPr>
+          <w:rFonts w:ascii="Times New Roman" w:hAnsi="Times New Roman"/>
+          <w:sz w:val="28"/>
+          <w:szCs w:val="28"/>
+          <w:lang w:val="en-US"/>
+        </w:rPr>
+        <w:t>:</w:t>
+      </w:r>
+      <w:r>
+        <w:rPr>
+          <w:rFonts w:ascii="Times New Roman" w:hAnsi="Times New Roman"/>
+          <w:sz w:val="28"/>
+          <w:szCs w:val="28"/>
+          <w:lang w:val="en-US"/>
+        </w:rPr>
+        <w:t xml:space="preserve"> </w:t>
+      </w:r>
+      <w:r>
+        <w:rPr>
+          <w:rFonts w:ascii="Times New Roman" w:hAnsi="Times New Roman"/>
+          <w:sz w:val="28"/>
+          <w:szCs w:val="28"/>
+          <w:lang w:val="en-US"/>
+        </w:rPr>
+        <w:t>DATE, NOT NULL</w:t>
+      </w:r>
+    </w:p>
+    <w:p>
+      <w:pPr>
+        <w:spacing w:after="0"/>
+        <w:ind w:firstLine="709"/>
+        <w:jc w:val="both"/>
+        <w:rPr>
+          <w:rFonts w:ascii="Times New Roman" w:hAnsi="Times New Roman"/>
+          <w:sz w:val="28"/>
+          <w:szCs w:val="28"/>
+          <w:lang w:val="en-US"/>
+        </w:rPr>
+      </w:pPr>
+      <w:r>
+        <w:rPr>
+          <w:rFonts w:ascii="Times New Roman" w:hAnsi="Times New Roman"/>
+          <w:sz w:val="28"/>
+          <w:szCs w:val="28"/>
+          <w:lang w:val="en-US"/>
+        </w:rPr>
+        <w:t>○ Constraints:</w:t>
+      </w:r>
+    </w:p>
+    <w:p>
+      <w:pPr>
+        <w:spacing w:after="0"/>
+        <w:ind w:left="709" w:firstLine="709"/>
+        <w:jc w:val="both"/>
+        <w:rPr>
+          <w:rFonts w:ascii="Times New Roman" w:hAnsi="Times New Roman"/>
+          <w:sz w:val="28"/>
+          <w:szCs w:val="28"/>
+          <w:lang w:val="en-US"/>
+        </w:rPr>
+      </w:pPr>
+      <w:r>
+        <w:rPr>
+          <w:rFonts w:ascii="Times New Roman" w:hAnsi="Times New Roman"/>
+          <w:sz w:val="28"/>
+          <w:szCs w:val="28"/>
+          <w:lang w:val="en-US"/>
+        </w:rPr>
+        <w:t xml:space="preserve">■ </w:t>
+      </w:r>
+      <w:proofErr w:type="spellStart"/>
+      <w:r>
+        <w:rPr>
+          <w:rFonts w:ascii="Times New Roman" w:hAnsi="Times New Roman"/>
+          <w:sz w:val="28"/>
+          <w:szCs w:val="28"/>
+          <w:lang w:val="en-US"/>
+        </w:rPr>
+        <w:t>PK_</w:t>
+      </w:r>
+      <w:r>
+        <w:rPr>
+          <w:rFonts w:ascii="Times New Roman" w:hAnsi="Times New Roman"/>
+          <w:sz w:val="28"/>
+          <w:szCs w:val="28"/>
+          <w:lang w:val="en-US"/>
+        </w:rPr>
+        <w:t>Semesters</w:t>
+      </w:r>
+      <w:proofErr w:type="spellEnd"/>
+      <w:r>
+        <w:rPr>
+          <w:rFonts w:ascii="Times New Roman" w:hAnsi="Times New Roman"/>
+          <w:sz w:val="28"/>
+          <w:szCs w:val="28"/>
+          <w:lang w:val="en-US"/>
+        </w:rPr>
+        <w:t>: PRIMARY KEY (</w:t>
+      </w:r>
+      <w:proofErr w:type="spellStart"/>
+      <w:r>
+        <w:rPr>
+          <w:rFonts w:ascii="Times New Roman" w:hAnsi="Times New Roman"/>
+          <w:sz w:val="28"/>
+          <w:szCs w:val="28"/>
+          <w:lang w:val="en-US"/>
+        </w:rPr>
+        <w:t>Semester</w:t>
+      </w:r>
+      <w:r>
+        <w:rPr>
+          <w:rFonts w:ascii="Times New Roman" w:hAnsi="Times New Roman"/>
+          <w:sz w:val="28"/>
+          <w:szCs w:val="28"/>
+          <w:lang w:val="en-US"/>
+        </w:rPr>
+        <w:t>ID</w:t>
+      </w:r>
+      <w:proofErr w:type="spellEnd"/>
+      <w:r>
+        <w:rPr>
+          <w:rFonts w:ascii="Times New Roman" w:hAnsi="Times New Roman"/>
+          <w:sz w:val="28"/>
+          <w:szCs w:val="28"/>
+          <w:lang w:val="en-US"/>
+        </w:rPr>
+        <w:t>)</w:t>
+      </w:r>
+    </w:p>
+    <w:p>
+      <w:pPr>
+        <w:spacing w:after="0"/>
+        <w:jc w:val="both"/>
+        <w:rPr>
+          <w:rFonts w:ascii="Times New Roman" w:hAnsi="Times New Roman"/>
+          <w:sz w:val="28"/>
+          <w:szCs w:val="28"/>
+          <w:lang w:val="en-US"/>
+        </w:rPr>
+      </w:pPr>
+    </w:p>
+    <w:p>
+      <w:pPr>
+        <w:spacing w:after="0"/>
+        <w:jc w:val="both"/>
+        <w:rPr>
+          <w:rFonts w:ascii="Times New Roman" w:hAnsi="Times New Roman"/>
+          <w:sz w:val="28"/>
+          <w:szCs w:val="28"/>
+        </w:rPr>
+      </w:pPr>
+      <w:r>
+        <w:rPr>
+          <w:rFonts w:ascii="Times New Roman" w:hAnsi="Times New Roman"/>
+          <w:sz w:val="28"/>
+          <w:szCs w:val="28"/>
+        </w:rPr>
+        <w:t xml:space="preserve">8. </w:t>
+      </w:r>
+      <w:r>
+        <w:rPr>
+          <w:rFonts w:ascii="Times New Roman" w:hAnsi="Times New Roman"/>
+          <w:sz w:val="28"/>
+          <w:szCs w:val="28"/>
+          <w:lang w:val="en-US"/>
+        </w:rPr>
+        <w:t>Table</w:t>
+      </w:r>
+      <w:r>
+        <w:rPr>
+          <w:rFonts w:ascii="Times New Roman" w:hAnsi="Times New Roman"/>
+          <w:sz w:val="28"/>
+          <w:szCs w:val="28"/>
+        </w:rPr>
+        <w:t xml:space="preserve"> </w:t>
+      </w:r>
+      <w:r>
+        <w:rPr>
+          <w:rFonts w:ascii="Times New Roman" w:hAnsi="Times New Roman"/>
+          <w:sz w:val="28"/>
+          <w:szCs w:val="28"/>
+          <w:lang w:val="en-US"/>
+        </w:rPr>
+        <w:t>Name</w:t>
+      </w:r>
+      <w:r>
+        <w:rPr>
+          <w:rFonts w:ascii="Times New Roman" w:hAnsi="Times New Roman"/>
+          <w:sz w:val="28"/>
+          <w:szCs w:val="28"/>
+        </w:rPr>
+        <w:t xml:space="preserve">: </w:t>
+      </w:r>
+      <w:proofErr w:type="spellStart"/>
+      <w:r>
+        <w:rPr>
+          <w:rFonts w:ascii="Times New Roman" w:hAnsi="Times New Roman"/>
+          <w:sz w:val="28"/>
+          <w:szCs w:val="28"/>
+          <w:lang w:val="en-US"/>
+        </w:rPr>
+        <w:t>SemestersWeeks</w:t>
+      </w:r>
+      <w:proofErr w:type="spellEnd"/>
+    </w:p>
+    <w:p>
+      <w:pPr>
+        <w:spacing w:after="0"/>
+        <w:ind w:firstLine="709"/>
+        <w:jc w:val="both"/>
+        <w:rPr>
+          <w:rFonts w:ascii="Times New Roman" w:hAnsi="Times New Roman"/>
+          <w:sz w:val="28"/>
+          <w:szCs w:val="28"/>
+        </w:rPr>
+      </w:pPr>
+      <w:r>
+        <w:rPr>
+          <w:rFonts w:ascii="Times New Roman" w:hAnsi="Times New Roman"/>
+          <w:sz w:val="28"/>
+          <w:szCs w:val="28"/>
+        </w:rPr>
+        <w:t xml:space="preserve">○ </w:t>
+      </w:r>
+      <w:r>
+        <w:rPr>
+          <w:rFonts w:ascii="Times New Roman" w:hAnsi="Times New Roman"/>
+          <w:sz w:val="28"/>
+          <w:szCs w:val="28"/>
+          <w:lang w:val="en-US"/>
+        </w:rPr>
+        <w:t>Description</w:t>
+      </w:r>
+      <w:proofErr w:type="gramStart"/>
+      <w:r>
+        <w:rPr>
+          <w:rFonts w:ascii="Times New Roman" w:hAnsi="Times New Roman"/>
+          <w:sz w:val="28"/>
+          <w:szCs w:val="28"/>
+        </w:rPr>
+        <w:t>: Содержит</w:t>
+      </w:r>
+      <w:proofErr w:type="gramEnd"/>
+      <w:r>
+        <w:rPr>
+          <w:rFonts w:ascii="Times New Roman" w:hAnsi="Times New Roman"/>
+          <w:sz w:val="28"/>
+          <w:szCs w:val="28"/>
+        </w:rPr>
+        <w:t xml:space="preserve"> информацию о</w:t>
+      </w:r>
+      <w:r>
+        <w:rPr>
+          <w:rFonts w:ascii="Times New Roman" w:hAnsi="Times New Roman"/>
+          <w:sz w:val="28"/>
+          <w:szCs w:val="28"/>
+        </w:rPr>
+        <w:t xml:space="preserve"> </w:t>
+      </w:r>
+      <w:r>
+        <w:rPr>
+          <w:rFonts w:ascii="Times New Roman" w:hAnsi="Times New Roman"/>
+          <w:sz w:val="28"/>
+          <w:szCs w:val="28"/>
+        </w:rPr>
+        <w:t>неделях в семестре</w:t>
+      </w:r>
+      <w:r>
+        <w:rPr>
+          <w:rFonts w:ascii="Times New Roman" w:hAnsi="Times New Roman"/>
+          <w:sz w:val="28"/>
+          <w:szCs w:val="28"/>
+        </w:rPr>
+        <w:t>.</w:t>
+      </w:r>
+    </w:p>
+    <w:p>
+      <w:pPr>
+        <w:spacing w:after="0"/>
+        <w:ind w:firstLine="709"/>
+        <w:jc w:val="both"/>
+        <w:rPr>
+          <w:rFonts w:ascii="Times New Roman" w:hAnsi="Times New Roman"/>
+          <w:sz w:val="28"/>
+          <w:szCs w:val="28"/>
+          <w:lang w:val="en-US"/>
+        </w:rPr>
+      </w:pPr>
+      <w:r>
+        <w:rPr>
+          <w:rFonts w:ascii="Times New Roman" w:hAnsi="Times New Roman"/>
+          <w:sz w:val="28"/>
+          <w:szCs w:val="28"/>
+          <w:lang w:val="en-US"/>
+        </w:rPr>
+        <w:t>○ Attributes:</w:t>
+      </w:r>
+    </w:p>
+    <w:p>
+      <w:pPr>
+        <w:spacing w:after="0"/>
+        <w:ind w:firstLine="709"/>
+        <w:jc w:val="both"/>
+        <w:rPr>
+          <w:rFonts w:ascii="Times New Roman" w:hAnsi="Times New Roman"/>
+          <w:sz w:val="28"/>
+          <w:szCs w:val="28"/>
+          <w:lang w:val="en-US"/>
+        </w:rPr>
+      </w:pPr>
+      <w:r>
+        <w:rPr>
+          <w:rFonts w:ascii="Times New Roman" w:hAnsi="Times New Roman"/>
+          <w:sz w:val="28"/>
+          <w:szCs w:val="28"/>
+          <w:lang w:val="en-US"/>
+        </w:rPr>
+        <w:tab/>
+      </w:r>
+      <w:r>
+        <w:rPr>
+          <w:rFonts w:ascii="Times New Roman" w:hAnsi="Times New Roman"/>
+          <w:sz w:val="28"/>
+          <w:szCs w:val="28"/>
+          <w:lang w:val="en-US"/>
+        </w:rPr>
+        <w:t>■</w:t>
+      </w:r>
+      <w:r>
+        <w:rPr>
+          <w:rFonts w:ascii="Times New Roman" w:hAnsi="Times New Roman"/>
+          <w:sz w:val="28"/>
+          <w:szCs w:val="28"/>
+          <w:lang w:val="en-US"/>
+        </w:rPr>
+        <w:t xml:space="preserve"> </w:t>
+      </w:r>
+      <w:proofErr w:type="spellStart"/>
+      <w:r>
+        <w:rPr>
+          <w:rFonts w:ascii="Times New Roman" w:hAnsi="Times New Roman"/>
+          <w:sz w:val="28"/>
+          <w:szCs w:val="28"/>
+          <w:lang w:val="en-US"/>
+        </w:rPr>
+        <w:t>SemesterWeeksID</w:t>
+      </w:r>
+      <w:proofErr w:type="spellEnd"/>
+      <w:r>
+        <w:rPr>
+          <w:rFonts w:ascii="Times New Roman" w:hAnsi="Times New Roman"/>
+          <w:sz w:val="28"/>
+          <w:szCs w:val="28"/>
+          <w:lang w:val="en-US"/>
+        </w:rPr>
+        <w:t>: INTEGER, P</w:t>
+      </w:r>
+      <w:r>
+        <w:rPr>
+          <w:rFonts w:ascii="Times New Roman" w:hAnsi="Times New Roman"/>
+          <w:sz w:val="28"/>
+          <w:szCs w:val="28"/>
+          <w:lang w:val="en-US"/>
+        </w:rPr>
+        <w:t>K</w:t>
+      </w:r>
+    </w:p>
+    <w:p>
+      <w:pPr>
+        <w:spacing w:after="0"/>
+        <w:ind w:left="709" w:firstLine="709"/>
+        <w:jc w:val="both"/>
+        <w:rPr>
+          <w:rFonts w:ascii="Times New Roman" w:hAnsi="Times New Roman"/>
+          <w:sz w:val="28"/>
+          <w:szCs w:val="28"/>
+          <w:lang w:val="en-US"/>
+        </w:rPr>
+      </w:pPr>
+      <w:r>
+        <w:rPr>
+          <w:rFonts w:ascii="Times New Roman" w:hAnsi="Times New Roman"/>
+          <w:sz w:val="28"/>
+          <w:szCs w:val="28"/>
+          <w:lang w:val="en-US"/>
+        </w:rPr>
+        <w:t xml:space="preserve">■ </w:t>
+      </w:r>
+      <w:proofErr w:type="spellStart"/>
+      <w:r>
+        <w:rPr>
+          <w:rFonts w:ascii="Times New Roman" w:hAnsi="Times New Roman"/>
+          <w:sz w:val="28"/>
+          <w:szCs w:val="28"/>
+          <w:lang w:val="en-US"/>
+        </w:rPr>
+        <w:t>WeekStart</w:t>
+      </w:r>
+      <w:proofErr w:type="spellEnd"/>
+      <w:r>
+        <w:rPr>
+          <w:rFonts w:ascii="Times New Roman" w:hAnsi="Times New Roman"/>
+          <w:sz w:val="28"/>
+          <w:szCs w:val="28"/>
+          <w:lang w:val="en-US"/>
+        </w:rPr>
+        <w:t xml:space="preserve">: </w:t>
+      </w:r>
+      <w:r>
+        <w:rPr>
+          <w:rFonts w:ascii="Times New Roman" w:hAnsi="Times New Roman"/>
+          <w:sz w:val="28"/>
+          <w:szCs w:val="28"/>
+          <w:lang w:val="en-US"/>
+        </w:rPr>
+        <w:t>DATE</w:t>
+      </w:r>
+      <w:r>
+        <w:rPr>
+          <w:rFonts w:ascii="Times New Roman" w:hAnsi="Times New Roman"/>
+          <w:sz w:val="28"/>
+          <w:szCs w:val="28"/>
+          <w:lang w:val="en-US"/>
+        </w:rPr>
+        <w:t>, NOT NULL</w:t>
+      </w:r>
+    </w:p>
+    <w:p>
+      <w:pPr>
+        <w:spacing w:after="0"/>
+        <w:ind w:left="709" w:firstLine="709"/>
+        <w:jc w:val="both"/>
+        <w:rPr>
+          <w:rFonts w:ascii="Times New Roman" w:hAnsi="Times New Roman"/>
+          <w:sz w:val="28"/>
+          <w:szCs w:val="28"/>
+          <w:lang w:val="en-US"/>
+        </w:rPr>
+      </w:pPr>
+      <w:r>
+        <w:rPr>
+          <w:rFonts w:ascii="Times New Roman" w:hAnsi="Times New Roman"/>
+          <w:sz w:val="28"/>
+          <w:szCs w:val="28"/>
+          <w:lang w:val="en-US"/>
+        </w:rPr>
+        <w:t xml:space="preserve">■ </w:t>
+      </w:r>
+      <w:proofErr w:type="spellStart"/>
+      <w:r>
+        <w:rPr>
+          <w:rFonts w:ascii="Times New Roman" w:hAnsi="Times New Roman"/>
+          <w:sz w:val="28"/>
+          <w:szCs w:val="28"/>
+          <w:lang w:val="en-US"/>
+        </w:rPr>
+        <w:t>WeekEnd</w:t>
+      </w:r>
+      <w:proofErr w:type="spellEnd"/>
+      <w:r>
+        <w:rPr>
+          <w:rFonts w:ascii="Times New Roman" w:hAnsi="Times New Roman"/>
+          <w:sz w:val="28"/>
+          <w:szCs w:val="28"/>
+          <w:lang w:val="en-US"/>
+        </w:rPr>
+        <w:t>:</w:t>
+      </w:r>
+      <w:r>
+        <w:rPr>
+          <w:rFonts w:ascii="Times New Roman" w:hAnsi="Times New Roman"/>
+          <w:sz w:val="28"/>
+          <w:szCs w:val="28"/>
+          <w:lang w:val="en-US"/>
+        </w:rPr>
+        <w:t xml:space="preserve"> DATE, NOT NULL</w:t>
+      </w:r>
+    </w:p>
+    <w:p>
+      <w:pPr>
+        <w:spacing w:after="0"/>
+        <w:ind w:left="709" w:firstLine="709"/>
+        <w:jc w:val="both"/>
+        <w:rPr>
+          <w:rFonts w:ascii="Times New Roman" w:hAnsi="Times New Roman"/>
+          <w:sz w:val="28"/>
+          <w:szCs w:val="28"/>
+          <w:lang w:val="en-US"/>
+        </w:rPr>
+      </w:pPr>
+      <w:r>
+        <w:rPr>
+          <w:rFonts w:ascii="Times New Roman" w:hAnsi="Times New Roman"/>
+          <w:sz w:val="28"/>
+          <w:szCs w:val="28"/>
+          <w:lang w:val="en-US"/>
+        </w:rPr>
+        <w:t>■</w:t>
+      </w:r>
+      <w:r>
+        <w:rPr>
+          <w:rFonts w:ascii="Times New Roman" w:hAnsi="Times New Roman"/>
+          <w:sz w:val="28"/>
+          <w:szCs w:val="28"/>
+          <w:lang w:val="en-US"/>
+        </w:rPr>
+        <w:t xml:space="preserve"> </w:t>
+      </w:r>
+      <w:proofErr w:type="spellStart"/>
+      <w:r>
+        <w:rPr>
+          <w:rFonts w:ascii="Times New Roman" w:hAnsi="Times New Roman"/>
+          <w:sz w:val="28"/>
+          <w:szCs w:val="28"/>
+          <w:lang w:val="en-US"/>
+        </w:rPr>
+        <w:t>UpperWeek</w:t>
+      </w:r>
+      <w:proofErr w:type="spellEnd"/>
+      <w:r>
+        <w:rPr>
+          <w:rFonts w:ascii="Times New Roman" w:hAnsi="Times New Roman"/>
+          <w:sz w:val="28"/>
+          <w:szCs w:val="28"/>
+          <w:lang w:val="en-US"/>
+        </w:rPr>
+        <w:t xml:space="preserve">: </w:t>
+      </w:r>
+      <w:r>
+        <w:rPr>
+          <w:rFonts w:ascii="Times New Roman" w:hAnsi="Times New Roman"/>
+          <w:sz w:val="28"/>
+          <w:szCs w:val="28"/>
+          <w:lang w:val="en-US"/>
+        </w:rPr>
+        <w:t>BOOLEAN</w:t>
+      </w:r>
+    </w:p>
+    <w:p>
+      <w:pPr>
+        <w:spacing w:after="0"/>
+        <w:ind w:left="709" w:firstLine="709"/>
+        <w:jc w:val="both"/>
+        <w:rPr>
+          <w:rFonts w:ascii="Times New Roman" w:hAnsi="Times New Roman"/>
+          <w:sz w:val="28"/>
+          <w:szCs w:val="28"/>
+          <w:lang w:val="en-US"/>
+        </w:rPr>
+      </w:pPr>
+      <w:r>
+        <w:rPr>
+          <w:rFonts w:ascii="Times New Roman" w:hAnsi="Times New Roman"/>
+          <w:sz w:val="28"/>
+          <w:szCs w:val="28"/>
+          <w:lang w:val="en-US"/>
+        </w:rPr>
+        <w:t>■</w:t>
+      </w:r>
+      <w:r>
+        <w:rPr>
+          <w:rFonts w:ascii="Times New Roman" w:hAnsi="Times New Roman"/>
+          <w:sz w:val="28"/>
+          <w:szCs w:val="28"/>
+          <w:lang w:val="en-US"/>
+        </w:rPr>
+        <w:t xml:space="preserve"> </w:t>
+      </w:r>
+      <w:proofErr w:type="spellStart"/>
+      <w:r>
+        <w:rPr>
+          <w:rFonts w:ascii="Times New Roman" w:hAnsi="Times New Roman"/>
+          <w:sz w:val="28"/>
+          <w:szCs w:val="28"/>
+          <w:lang w:val="en-US"/>
+        </w:rPr>
+        <w:t>SemesterID</w:t>
+      </w:r>
+      <w:proofErr w:type="spellEnd"/>
+      <w:r>
+        <w:rPr>
+          <w:rFonts w:ascii="Times New Roman" w:hAnsi="Times New Roman"/>
+          <w:sz w:val="28"/>
+          <w:szCs w:val="28"/>
+          <w:lang w:val="en-US"/>
+        </w:rPr>
+        <w:t xml:space="preserve">: INTEGER, </w:t>
+      </w:r>
+      <w:r>
+        <w:rPr>
+          <w:rFonts w:ascii="Times New Roman" w:hAnsi="Times New Roman"/>
+          <w:sz w:val="28"/>
+          <w:szCs w:val="28"/>
+          <w:lang w:val="en-US"/>
+        </w:rPr>
+        <w:t xml:space="preserve">FK (REFERENCE </w:t>
+      </w:r>
+      <w:r>
+        <w:rPr>
+          <w:rFonts w:ascii="Times New Roman" w:hAnsi="Times New Roman"/>
+          <w:sz w:val="28"/>
+          <w:szCs w:val="28"/>
+          <w:lang w:val="en-US"/>
+        </w:rPr>
+        <w:t>Semesters</w:t>
+      </w:r>
+      <w:r>
+        <w:rPr>
+          <w:rFonts w:ascii="Times New Roman" w:hAnsi="Times New Roman"/>
+          <w:sz w:val="28"/>
+          <w:szCs w:val="28"/>
+          <w:lang w:val="en-US"/>
+        </w:rPr>
+        <w:t>), NOT NULL</w:t>
+      </w:r>
+    </w:p>
+    <w:p>
+      <w:pPr>
+        <w:spacing w:after="0"/>
+        <w:ind w:firstLine="709"/>
+        <w:jc w:val="both"/>
+        <w:rPr>
+          <w:rFonts w:ascii="Times New Roman" w:hAnsi="Times New Roman"/>
+          <w:sz w:val="28"/>
+          <w:szCs w:val="28"/>
+          <w:lang w:val="en-US"/>
+        </w:rPr>
+      </w:pPr>
+      <w:r>
+        <w:rPr>
+          <w:rFonts w:ascii="Times New Roman" w:hAnsi="Times New Roman"/>
+          <w:sz w:val="28"/>
+          <w:szCs w:val="28"/>
+          <w:lang w:val="en-US"/>
+        </w:rPr>
+        <w:t>○ Constraints:</w:t>
+      </w:r>
+    </w:p>
+    <w:p>
+      <w:pPr>
+        <w:spacing w:after="0"/>
+        <w:ind w:left="709" w:firstLine="709"/>
+        <w:jc w:val="both"/>
+        <w:rPr>
+          <w:rFonts w:ascii="Times New Roman" w:hAnsi="Times New Roman"/>
+          <w:sz w:val="28"/>
+          <w:szCs w:val="28"/>
+          <w:lang w:val="en-US"/>
+        </w:rPr>
+      </w:pPr>
+      <w:r>
+        <w:rPr>
+          <w:rFonts w:ascii="Times New Roman" w:hAnsi="Times New Roman"/>
+          <w:sz w:val="28"/>
+          <w:szCs w:val="28"/>
+          <w:lang w:val="en-US"/>
+        </w:rPr>
+        <w:t xml:space="preserve">■ </w:t>
+      </w:r>
+      <w:proofErr w:type="spellStart"/>
+      <w:r>
+        <w:rPr>
+          <w:rFonts w:ascii="Times New Roman" w:hAnsi="Times New Roman"/>
+          <w:sz w:val="28"/>
+          <w:szCs w:val="28"/>
+          <w:lang w:val="en-US"/>
+        </w:rPr>
+        <w:t>PK_</w:t>
+      </w:r>
+      <w:r>
+        <w:rPr>
+          <w:rFonts w:ascii="Times New Roman" w:hAnsi="Times New Roman"/>
+          <w:sz w:val="28"/>
+          <w:szCs w:val="28"/>
+          <w:lang w:val="en-US"/>
+        </w:rPr>
+        <w:t>SemesterWeeks</w:t>
+      </w:r>
+      <w:proofErr w:type="spellEnd"/>
+      <w:r>
+        <w:rPr>
+          <w:rFonts w:ascii="Times New Roman" w:hAnsi="Times New Roman"/>
+          <w:sz w:val="28"/>
+          <w:szCs w:val="28"/>
+          <w:lang w:val="en-US"/>
+        </w:rPr>
+        <w:t>: PRIMARY KEY (</w:t>
+      </w:r>
+      <w:proofErr w:type="spellStart"/>
+      <w:r>
+        <w:rPr>
+          <w:rFonts w:ascii="Times New Roman" w:hAnsi="Times New Roman"/>
+          <w:sz w:val="28"/>
+          <w:szCs w:val="28"/>
+          <w:lang w:val="en-US"/>
+        </w:rPr>
+        <w:t>SemesterWeek</w:t>
+      </w:r>
+      <w:r>
+        <w:rPr>
+          <w:rFonts w:ascii="Times New Roman" w:hAnsi="Times New Roman"/>
+          <w:sz w:val="28"/>
+          <w:szCs w:val="28"/>
+          <w:lang w:val="en-US"/>
+        </w:rPr>
+        <w:t>ID</w:t>
+      </w:r>
+      <w:proofErr w:type="spellEnd"/>
+      <w:r>
+        <w:rPr>
+          <w:rFonts w:ascii="Times New Roman" w:hAnsi="Times New Roman"/>
+          <w:sz w:val="28"/>
+          <w:szCs w:val="28"/>
+          <w:lang w:val="en-US"/>
+        </w:rPr>
+        <w:t>)</w:t>
+      </w:r>
+    </w:p>
+    <w:p>
+      <w:pPr>
+        <w:spacing w:after="0"/>
+        <w:jc w:val="both"/>
+        <w:rPr>
+          <w:rFonts w:ascii="Times New Roman" w:hAnsi="Times New Roman"/>
+          <w:sz w:val="28"/>
+          <w:szCs w:val="28"/>
+          <w:lang w:val="en-US"/>
+        </w:rPr>
+      </w:pPr>
+    </w:p>
+    <w:p>
+      <w:pPr>
+        <w:spacing w:after="0"/>
+        <w:jc w:val="both"/>
+        <w:rPr>
+          <w:rFonts w:ascii="Times New Roman" w:hAnsi="Times New Roman"/>
+          <w:sz w:val="28"/>
+          <w:szCs w:val="28"/>
+          <w:lang w:val="en-US"/>
+        </w:rPr>
+      </w:pPr>
+    </w:p>
+    <w:p>
+      <w:pPr>
+        <w:spacing w:after="0"/>
+        <w:jc w:val="both"/>
+        <w:rPr>
+          <w:rFonts w:ascii="Times New Roman" w:hAnsi="Times New Roman"/>
+          <w:sz w:val="28"/>
+          <w:szCs w:val="28"/>
+          <w:lang w:val="en-US"/>
+        </w:rPr>
+      </w:pPr>
+    </w:p>
+    <w:p>
+      <w:pPr>
+        <w:spacing w:after="0"/>
+        <w:jc w:val="both"/>
+        <w:rPr>
+          <w:rFonts w:ascii="Times New Roman" w:hAnsi="Times New Roman"/>
+          <w:sz w:val="28"/>
+          <w:szCs w:val="28"/>
+          <w:lang w:val="en-US"/>
+        </w:rPr>
+      </w:pPr>
+    </w:p>
+    <w:p>
+      <w:pPr>
+        <w:spacing w:after="0"/>
+        <w:jc w:val="both"/>
+      </w:pPr>
+      <w:r>
+        <w:rPr>
+          <w:rFonts w:ascii="Times New Roman" w:hAnsi="Times New Roman"/>
+          <w:sz w:val="28"/>
+          <w:szCs w:val="28"/>
+        </w:rPr>
+        <w:lastRenderedPageBreak/>
+        <w:t>9</w:t>
+      </w:r>
+      <w:r>
+        <w:rPr>
+          <w:rFonts w:ascii="Times New Roman" w:hAnsi="Times New Roman"/>
+          <w:sz w:val="28"/>
+          <w:szCs w:val="28"/>
+        </w:rPr>
+        <w:t xml:space="preserve">. </w:t>
+      </w:r>
+      <w:r>
+        <w:rPr>
+          <w:rFonts w:ascii="Times New Roman" w:hAnsi="Times New Roman"/>
+          <w:sz w:val="28"/>
+          <w:szCs w:val="28"/>
+          <w:lang w:val="en-US"/>
+        </w:rPr>
+        <w:t>Table</w:t>
+      </w:r>
+      <w:r>
+        <w:rPr>
+          <w:rFonts w:ascii="Times New Roman" w:hAnsi="Times New Roman"/>
+          <w:sz w:val="28"/>
+          <w:szCs w:val="28"/>
+        </w:rPr>
+        <w:t xml:space="preserve"> </w:t>
+      </w:r>
+      <w:r>
+        <w:rPr>
+          <w:rFonts w:ascii="Times New Roman" w:hAnsi="Times New Roman"/>
+          <w:sz w:val="28"/>
+          <w:szCs w:val="28"/>
+          <w:lang w:val="en-US"/>
+        </w:rPr>
+        <w:t>Name</w:t>
+      </w:r>
+      <w:r>
+        <w:rPr>
+          <w:rFonts w:ascii="Times New Roman" w:hAnsi="Times New Roman"/>
+          <w:sz w:val="28"/>
+          <w:szCs w:val="28"/>
+        </w:rPr>
+        <w:t xml:space="preserve">: </w:t>
+      </w:r>
+      <w:r>
+        <w:rPr>
+          <w:rFonts w:ascii="Times New Roman" w:hAnsi="Times New Roman"/>
+          <w:sz w:val="28"/>
+          <w:szCs w:val="28"/>
+          <w:lang w:val="en-US"/>
+        </w:rPr>
         <w:t>Schedules</w:t>
       </w:r>
     </w:p>
@@ -3892,17 +5188,180 @@
           <w:szCs w:val="28"/>
           <w:lang w:val="en-US"/>
         </w:rPr>
-        <w:t>DayOfWeek</w:t>
-      </w:r>
-      <w:proofErr w:type="spellEnd"/>
-      <w:r>
-        <w:rPr>
-          <w:rFonts w:ascii="Times New Roman" w:hAnsi="Times New Roman"/>
-          <w:sz w:val="28"/>
-          <w:szCs w:val="28"/>
-          <w:lang w:val="en-US"/>
-        </w:rPr>
-        <w:t>: INTEGER, NOT NULL</w:t>
+        <w:t>SemesterWeekID</w:t>
+      </w:r>
+      <w:proofErr w:type="spellEnd"/>
+      <w:r>
+        <w:rPr>
+          <w:rFonts w:ascii="Times New Roman" w:hAnsi="Times New Roman"/>
+          <w:sz w:val="28"/>
+          <w:szCs w:val="28"/>
+          <w:lang w:val="en-US"/>
+        </w:rPr>
+        <w:t xml:space="preserve">: </w:t>
+      </w:r>
+      <w:r>
+        <w:rPr>
+          <w:rFonts w:ascii="Times New Roman" w:hAnsi="Times New Roman"/>
+          <w:sz w:val="28"/>
+          <w:szCs w:val="28"/>
+          <w:lang w:val="en-US"/>
+        </w:rPr>
+        <w:t>INTEGER</w:t>
+      </w:r>
+      <w:r>
+        <w:rPr>
+          <w:rFonts w:ascii="Times New Roman" w:hAnsi="Times New Roman"/>
+          <w:sz w:val="28"/>
+          <w:szCs w:val="28"/>
+          <w:lang w:val="en-US"/>
+        </w:rPr>
+        <w:t>,</w:t>
+      </w:r>
+      <w:r>
+        <w:rPr>
+          <w:rFonts w:ascii="Times New Roman" w:hAnsi="Times New Roman"/>
+          <w:sz w:val="28"/>
+          <w:szCs w:val="28"/>
+          <w:lang w:val="en-US"/>
+        </w:rPr>
+        <w:t xml:space="preserve"> FK (REFERENCE </w:t>
+      </w:r>
+      <w:proofErr w:type="spellStart"/>
+      <w:r>
+        <w:rPr>
+          <w:rFonts w:ascii="Times New Roman" w:hAnsi="Times New Roman"/>
+          <w:sz w:val="28"/>
+          <w:szCs w:val="28"/>
+          <w:lang w:val="en-US"/>
+        </w:rPr>
+        <w:t>SemesterWeeks</w:t>
+      </w:r>
+      <w:proofErr w:type="spellEnd"/>
+      <w:r>
+        <w:rPr>
+          <w:rFonts w:ascii="Times New Roman" w:hAnsi="Times New Roman"/>
+          <w:sz w:val="28"/>
+          <w:szCs w:val="28"/>
+          <w:lang w:val="en-US"/>
+        </w:rPr>
+        <w:t>)</w:t>
+      </w:r>
+      <w:r>
+        <w:rPr>
+          <w:rFonts w:ascii="Times New Roman" w:hAnsi="Times New Roman"/>
+          <w:sz w:val="28"/>
+          <w:szCs w:val="28"/>
+          <w:lang w:val="en-US"/>
+        </w:rPr>
+        <w:t xml:space="preserve"> NOT NULL</w:t>
+      </w:r>
+    </w:p>
+    <w:p>
+      <w:pPr>
+        <w:spacing w:after="0"/>
+        <w:ind w:left="709" w:firstLine="709"/>
+        <w:jc w:val="both"/>
+        <w:rPr>
+          <w:rFonts w:ascii="Times New Roman" w:hAnsi="Times New Roman"/>
+          <w:sz w:val="28"/>
+          <w:szCs w:val="28"/>
+          <w:lang w:val="en-US"/>
+        </w:rPr>
+      </w:pPr>
+      <w:r>
+        <w:rPr>
+          <w:rFonts w:ascii="Times New Roman" w:hAnsi="Times New Roman"/>
+          <w:sz w:val="28"/>
+          <w:szCs w:val="28"/>
+          <w:lang w:val="en-US"/>
+        </w:rPr>
+        <w:t>■</w:t>
+      </w:r>
+      <w:r>
+        <w:rPr>
+          <w:rFonts w:ascii="Times New Roman" w:hAnsi="Times New Roman"/>
+          <w:sz w:val="28"/>
+          <w:szCs w:val="28"/>
+          <w:lang w:val="en-US"/>
+        </w:rPr>
+        <w:t xml:space="preserve"> </w:t>
+      </w:r>
+      <w:proofErr w:type="spellStart"/>
+      <w:r>
+        <w:rPr>
+          <w:rFonts w:ascii="Times New Roman" w:hAnsi="Times New Roman"/>
+          <w:sz w:val="28"/>
+          <w:szCs w:val="28"/>
+          <w:lang w:val="en-US"/>
+        </w:rPr>
+        <w:t>LessonTypes</w:t>
+      </w:r>
+      <w:proofErr w:type="spellEnd"/>
+      <w:r>
+        <w:rPr>
+          <w:rFonts w:ascii="Times New Roman" w:hAnsi="Times New Roman"/>
+          <w:sz w:val="28"/>
+          <w:szCs w:val="28"/>
+          <w:lang w:val="en-US"/>
+        </w:rPr>
+        <w:t xml:space="preserve">: </w:t>
+      </w:r>
+      <w:proofErr w:type="gramStart"/>
+      <w:r>
+        <w:rPr>
+          <w:rFonts w:ascii="Times New Roman" w:hAnsi="Times New Roman"/>
+          <w:sz w:val="28"/>
+          <w:szCs w:val="28"/>
+          <w:lang w:val="en-US"/>
+        </w:rPr>
+        <w:t>VARCHAR(</w:t>
+      </w:r>
+      <w:proofErr w:type="gramEnd"/>
+      <w:r>
+        <w:rPr>
+          <w:rFonts w:ascii="Times New Roman" w:hAnsi="Times New Roman"/>
+          <w:sz w:val="28"/>
+          <w:szCs w:val="28"/>
+          <w:lang w:val="en-US"/>
+        </w:rPr>
+        <w:t>1</w:t>
+      </w:r>
+      <w:r>
+        <w:rPr>
+          <w:rFonts w:ascii="Times New Roman" w:hAnsi="Times New Roman"/>
+          <w:sz w:val="28"/>
+          <w:szCs w:val="28"/>
+          <w:lang w:val="en-US"/>
+        </w:rPr>
+        <w:t>2</w:t>
+      </w:r>
+      <w:r>
+        <w:rPr>
+          <w:rFonts w:ascii="Times New Roman" w:hAnsi="Times New Roman"/>
+          <w:sz w:val="28"/>
+          <w:szCs w:val="28"/>
+          <w:lang w:val="en-US"/>
+        </w:rPr>
+        <w:t>)</w:t>
+      </w:r>
+      <w:r>
+        <w:rPr>
+          <w:rFonts w:ascii="Times New Roman" w:hAnsi="Times New Roman"/>
+          <w:sz w:val="28"/>
+          <w:szCs w:val="28"/>
+          <w:lang w:val="en-US"/>
+        </w:rPr>
+        <w:t xml:space="preserve">, </w:t>
+      </w:r>
+      <w:r>
+        <w:rPr>
+          <w:rFonts w:ascii="Times New Roman" w:hAnsi="Times New Roman"/>
+          <w:sz w:val="28"/>
+          <w:szCs w:val="28"/>
+          <w:lang w:val="en-US"/>
+        </w:rPr>
+        <w:t>NOT NULL</w:t>
       </w:r>
     </w:p>
     <w:p>
@@ -4449,6 +5908,9 @@
     </w:p>
     <w:p>
       <w:pPr>
+        <w:tabs>
+          <w:tab w:val="left" w:pos="1701"/>
+        </w:tabs>
         <w:spacing w:after="0"/>
         <w:ind w:left="709" w:firstLine="709"/>
         <w:jc w:val="both"/>
@@ -4466,6 +5928,137 @@
           <w:szCs w:val="28"/>
           <w:lang w:val="en-US"/>
         </w:rPr>
+        <w:t>■</w:t>
+      </w:r>
+      <w:r>
+        <w:rPr>
+          <w:rFonts w:ascii="Times New Roman" w:hAnsi="Times New Roman"/>
+          <w:sz w:val="28"/>
+          <w:szCs w:val="28"/>
+          <w:lang w:val="en-US"/>
+        </w:rPr>
+        <w:t xml:space="preserve"> </w:t>
+      </w:r>
+      <w:proofErr w:type="spellStart"/>
+      <w:r>
+        <w:rPr>
+          <w:rFonts w:ascii="Times New Roman" w:hAnsi="Times New Roman"/>
+          <w:sz w:val="28"/>
+          <w:szCs w:val="28"/>
+          <w:lang w:val="en-US"/>
+        </w:rPr>
+        <w:t>FK_Schedules_SemesterWeek</w:t>
+      </w:r>
+      <w:r>
+        <w:rPr>
+          <w:rFonts w:ascii="Times New Roman" w:hAnsi="Times New Roman"/>
+          <w:sz w:val="28"/>
+          <w:szCs w:val="28"/>
+          <w:lang w:val="en-US"/>
+        </w:rPr>
+        <w:t>s</w:t>
+      </w:r>
+      <w:proofErr w:type="spellEnd"/>
+      <w:r>
+        <w:rPr>
+          <w:rFonts w:ascii="Times New Roman" w:hAnsi="Times New Roman"/>
+          <w:sz w:val="28"/>
+          <w:szCs w:val="28"/>
+          <w:lang w:val="en-US"/>
+        </w:rPr>
+        <w:t>: FOREIGN KEY (</w:t>
+      </w:r>
+      <w:proofErr w:type="spellStart"/>
+      <w:r>
+        <w:rPr>
+          <w:rFonts w:ascii="Times New Roman" w:hAnsi="Times New Roman"/>
+          <w:sz w:val="28"/>
+          <w:szCs w:val="28"/>
+          <w:lang w:val="en-US"/>
+        </w:rPr>
+        <w:t>SemesterWeekID</w:t>
+      </w:r>
+      <w:proofErr w:type="spellEnd"/>
+      <w:r>
+        <w:rPr>
+          <w:rFonts w:ascii="Times New Roman" w:hAnsi="Times New Roman"/>
+          <w:sz w:val="28"/>
+          <w:szCs w:val="28"/>
+          <w:lang w:val="en-US"/>
+        </w:rPr>
+        <w:t xml:space="preserve">) REFERENCES </w:t>
+      </w:r>
+      <w:proofErr w:type="spellStart"/>
+      <w:proofErr w:type="gramStart"/>
+      <w:r>
+        <w:rPr>
+          <w:rFonts w:ascii="Times New Roman" w:hAnsi="Times New Roman"/>
+          <w:sz w:val="28"/>
+          <w:szCs w:val="28"/>
+          <w:lang w:val="en-US"/>
+        </w:rPr>
+        <w:t>SemesterWeek</w:t>
+      </w:r>
+      <w:r>
+        <w:rPr>
+          <w:rFonts w:ascii="Times New Roman" w:hAnsi="Times New Roman"/>
+          <w:sz w:val="28"/>
+          <w:szCs w:val="28"/>
+          <w:lang w:val="en-US"/>
+        </w:rPr>
+        <w:t>s</w:t>
+      </w:r>
+      <w:proofErr w:type="spellEnd"/>
+      <w:r>
+        <w:rPr>
+          <w:rFonts w:ascii="Times New Roman" w:hAnsi="Times New Roman"/>
+          <w:sz w:val="28"/>
+          <w:szCs w:val="28"/>
+          <w:lang w:val="en-US"/>
+        </w:rPr>
+        <w:t>(</w:t>
+      </w:r>
+      <w:proofErr w:type="spellStart"/>
+      <w:proofErr w:type="gramEnd"/>
+      <w:r>
+        <w:rPr>
+          <w:rFonts w:ascii="Times New Roman" w:hAnsi="Times New Roman"/>
+          <w:sz w:val="28"/>
+          <w:szCs w:val="28"/>
+          <w:lang w:val="en-US"/>
+        </w:rPr>
+        <w:t>SemesterWeekID</w:t>
+      </w:r>
+      <w:proofErr w:type="spellEnd"/>
+      <w:r>
+        <w:rPr>
+          <w:rFonts w:ascii="Times New Roman" w:hAnsi="Times New Roman"/>
+          <w:sz w:val="28"/>
+          <w:szCs w:val="28"/>
+          <w:lang w:val="en-US"/>
+        </w:rPr>
+        <w:t>)</w:t>
+      </w:r>
+    </w:p>
+    <w:p>
+      <w:pPr>
+        <w:spacing w:after="0"/>
+        <w:ind w:left="709" w:firstLine="709"/>
+        <w:jc w:val="both"/>
+        <w:rPr>
+          <w:rFonts w:ascii="Times New Roman" w:hAnsi="Times New Roman"/>
+          <w:sz w:val="28"/>
+          <w:szCs w:val="28"/>
+          <w:lang w:val="en-US"/>
+        </w:rPr>
+      </w:pPr>
+      <w:r>
+        <w:rPr>
+          <w:rFonts w:ascii="Times New Roman" w:hAnsi="Times New Roman"/>
+          <w:sz w:val="28"/>
+          <w:szCs w:val="28"/>
+          <w:lang w:val="en-US"/>
+        </w:rPr>
         <w:t xml:space="preserve">■ </w:t>
       </w:r>
       <w:proofErr w:type="spellStart"/>
@@ -4476,7 +6069,7 @@
           <w:szCs w:val="28"/>
           <w:lang w:val="en-US"/>
         </w:rPr>
-        <w:t>CHK_DayOfWeek</w:t>
+        <w:t>CHK_LessonNumber</w:t>
       </w:r>
       <w:proofErr w:type="spellEnd"/>
       <w:r>
@@ -4496,6 +6089,128 @@
           <w:szCs w:val="28"/>
           <w:lang w:val="en-US"/>
         </w:rPr>
+        <w:t>LessonNumber</w:t>
+      </w:r>
+      <w:proofErr w:type="spellEnd"/>
+      <w:r>
+        <w:rPr>
+          <w:rFonts w:ascii="Times New Roman" w:hAnsi="Times New Roman"/>
+          <w:sz w:val="28"/>
+          <w:szCs w:val="28"/>
+          <w:lang w:val="en-US"/>
+        </w:rPr>
+        <w:t xml:space="preserve"> &gt;= 1 AND </w:t>
+      </w:r>
+      <w:proofErr w:type="spellStart"/>
+      <w:r>
+        <w:rPr>
+          <w:rFonts w:ascii="Times New Roman" w:hAnsi="Times New Roman"/>
+          <w:sz w:val="28"/>
+          <w:szCs w:val="28"/>
+          <w:lang w:val="en-US"/>
+        </w:rPr>
+        <w:t>LessonNumber</w:t>
+      </w:r>
+      <w:proofErr w:type="spellEnd"/>
+      <w:r>
+        <w:rPr>
+          <w:rFonts w:ascii="Times New Roman" w:hAnsi="Times New Roman"/>
+          <w:sz w:val="28"/>
+          <w:szCs w:val="28"/>
+          <w:lang w:val="en-US"/>
+        </w:rPr>
+        <w:t xml:space="preserve"> &lt;= 8)</w:t>
+      </w:r>
+    </w:p>
+    <w:p>
+      <w:pPr>
+        <w:spacing w:after="0"/>
+        <w:ind w:left="709" w:firstLine="709"/>
+        <w:jc w:val="both"/>
+        <w:rPr>
+          <w:rFonts w:ascii="Times New Roman" w:hAnsi="Times New Roman"/>
+          <w:sz w:val="28"/>
+          <w:szCs w:val="28"/>
+          <w:lang w:val="en-US"/>
+        </w:rPr>
+      </w:pPr>
+      <w:r>
+        <w:rPr>
+          <w:rFonts w:ascii="Times New Roman" w:hAnsi="Times New Roman"/>
+          <w:sz w:val="28"/>
+          <w:szCs w:val="28"/>
+          <w:lang w:val="en-US"/>
+        </w:rPr>
+        <w:t xml:space="preserve">■ </w:t>
+      </w:r>
+      <w:proofErr w:type="spellStart"/>
+      <w:r>
+        <w:rPr>
+          <w:rFonts w:ascii="Times New Roman" w:hAnsi="Times New Roman"/>
+          <w:sz w:val="28"/>
+          <w:szCs w:val="28"/>
+          <w:lang w:val="en-US"/>
+        </w:rPr>
+        <w:t>UQ_GroupSlot</w:t>
+      </w:r>
+      <w:proofErr w:type="spellEnd"/>
+      <w:r>
+        <w:rPr>
+          <w:rFonts w:ascii="Times New Roman" w:hAnsi="Times New Roman"/>
+          <w:sz w:val="28"/>
+          <w:szCs w:val="28"/>
+          <w:lang w:val="en-US"/>
+        </w:rPr>
+        <w:t>: UNIQUE (</w:t>
+      </w:r>
+      <w:proofErr w:type="spellStart"/>
+      <w:r>
+        <w:rPr>
+          <w:rFonts w:ascii="Times New Roman" w:hAnsi="Times New Roman"/>
+          <w:sz w:val="28"/>
+          <w:szCs w:val="28"/>
+          <w:lang w:val="en-US"/>
+        </w:rPr>
+        <w:t>GroupID</w:t>
+      </w:r>
+      <w:proofErr w:type="spellEnd"/>
+      <w:r>
+        <w:rPr>
+          <w:rFonts w:ascii="Times New Roman" w:hAnsi="Times New Roman"/>
+          <w:sz w:val="28"/>
+          <w:szCs w:val="28"/>
+          <w:lang w:val="en-US"/>
+        </w:rPr>
+        <w:t xml:space="preserve">, </w:t>
+      </w:r>
+      <w:proofErr w:type="spellStart"/>
+      <w:r>
+        <w:rPr>
+          <w:rFonts w:ascii="Times New Roman" w:hAnsi="Times New Roman"/>
+          <w:sz w:val="28"/>
+          <w:szCs w:val="28"/>
+          <w:lang w:val="en-US"/>
+        </w:rPr>
+        <w:t>SemesterWeekID</w:t>
+      </w:r>
+      <w:proofErr w:type="spellEnd"/>
+      <w:r>
+        <w:rPr>
+          <w:rFonts w:ascii="Times New Roman" w:hAnsi="Times New Roman"/>
+          <w:sz w:val="28"/>
+          <w:szCs w:val="28"/>
+          <w:lang w:val="en-US"/>
+        </w:rPr>
+        <w:t xml:space="preserve">, </w:t>
+      </w:r>
+      <w:proofErr w:type="spellStart"/>
+      <w:r>
+        <w:rPr>
+          <w:rFonts w:ascii="Times New Roman" w:hAnsi="Times New Roman"/>
+          <w:sz w:val="28"/>
+          <w:szCs w:val="28"/>
+          <w:lang w:val="en-US"/>
+        </w:rPr>
         <w:t>DayOfWeek</w:t>
       </w:r>
       <w:proofErr w:type="spellEnd"/>
@@ -4506,7 +6221,127 @@
           <w:szCs w:val="28"/>
           <w:lang w:val="en-US"/>
         </w:rPr>
-        <w:t xml:space="preserve"> &gt;= 1 AND </w:t>
+        <w:t xml:space="preserve">, </w:t>
+      </w:r>
+      <w:proofErr w:type="spellStart"/>
+      <w:r>
+        <w:rPr>
+          <w:rFonts w:ascii="Times New Roman" w:hAnsi="Times New Roman"/>
+          <w:sz w:val="28"/>
+          <w:szCs w:val="28"/>
+          <w:lang w:val="en-US"/>
+        </w:rPr>
+        <w:t>LessonNumber</w:t>
+      </w:r>
+      <w:proofErr w:type="spellEnd"/>
+      <w:r>
+        <w:rPr>
+          <w:rFonts w:ascii="Times New Roman" w:hAnsi="Times New Roman"/>
+          <w:sz w:val="28"/>
+          <w:szCs w:val="28"/>
+          <w:lang w:val="en-US"/>
+        </w:rPr>
+        <w:t>)</w:t>
+      </w:r>
+    </w:p>
+    <w:p>
+      <w:pPr>
+        <w:spacing w:after="0"/>
+        <w:ind w:left="709" w:firstLine="709"/>
+        <w:jc w:val="both"/>
+        <w:rPr>
+          <w:rFonts w:ascii="Times New Roman" w:hAnsi="Times New Roman"/>
+          <w:sz w:val="28"/>
+          <w:szCs w:val="28"/>
+          <w:lang w:val="en-US"/>
+        </w:rPr>
+      </w:pPr>
+      <w:r>
+        <w:rPr>
+          <w:rFonts w:ascii="Times New Roman" w:hAnsi="Times New Roman"/>
+          <w:sz w:val="28"/>
+          <w:szCs w:val="28"/>
+          <w:lang w:val="en-US"/>
+        </w:rPr>
+        <w:t xml:space="preserve">■ </w:t>
+      </w:r>
+      <w:proofErr w:type="spellStart"/>
+      <w:r>
+        <w:rPr>
+          <w:rFonts w:ascii="Times New Roman" w:hAnsi="Times New Roman"/>
+          <w:sz w:val="28"/>
+          <w:szCs w:val="28"/>
+          <w:lang w:val="en-US"/>
+        </w:rPr>
+        <w:t>UQ_TeacherSlot</w:t>
+      </w:r>
+      <w:proofErr w:type="spellEnd"/>
+      <w:r>
+        <w:rPr>
+          <w:rFonts w:ascii="Times New Roman" w:hAnsi="Times New Roman"/>
+          <w:sz w:val="28"/>
+          <w:szCs w:val="28"/>
+          <w:lang w:val="en-US"/>
+        </w:rPr>
+        <w:t>: UNIQUE (</w:t>
+      </w:r>
+      <w:proofErr w:type="spellStart"/>
+      <w:r>
+        <w:rPr>
+          <w:rFonts w:ascii="Times New Roman" w:hAnsi="Times New Roman"/>
+          <w:sz w:val="28"/>
+          <w:szCs w:val="28"/>
+          <w:lang w:val="en-US"/>
+        </w:rPr>
+        <w:t>TeacherID</w:t>
+      </w:r>
+      <w:proofErr w:type="spellEnd"/>
+      <w:r>
+        <w:rPr>
+          <w:rFonts w:ascii="Times New Roman" w:hAnsi="Times New Roman"/>
+          <w:sz w:val="28"/>
+          <w:szCs w:val="28"/>
+          <w:lang w:val="en-US"/>
+        </w:rPr>
+        <w:t>,</w:t>
+      </w:r>
+      <w:r>
+        <w:rPr>
+          <w:rFonts w:ascii="Times New Roman" w:hAnsi="Times New Roman"/>
+          <w:sz w:val="28"/>
+          <w:szCs w:val="28"/>
+          <w:lang w:val="en-US"/>
+        </w:rPr>
+        <w:t xml:space="preserve"> </w:t>
+      </w:r>
+      <w:proofErr w:type="spellStart"/>
+      <w:r>
+        <w:rPr>
+          <w:rFonts w:ascii="Times New Roman" w:hAnsi="Times New Roman"/>
+          <w:sz w:val="28"/>
+          <w:szCs w:val="28"/>
+          <w:lang w:val="en-US"/>
+        </w:rPr>
+        <w:t>SemesterWeekID</w:t>
+      </w:r>
+      <w:proofErr w:type="spellEnd"/>
+      <w:r>
+        <w:rPr>
+          <w:rFonts w:ascii="Times New Roman" w:hAnsi="Times New Roman"/>
+          <w:sz w:val="28"/>
+          <w:szCs w:val="28"/>
+          <w:lang w:val="en-US"/>
+        </w:rPr>
+        <w:t>,</w:t>
+      </w:r>
+      <w:r>
+        <w:rPr>
+          <w:rFonts w:ascii="Times New Roman" w:hAnsi="Times New Roman"/>
+          <w:sz w:val="28"/>
+          <w:szCs w:val="28"/>
+          <w:lang w:val="en-US"/>
+        </w:rPr>
+        <w:t xml:space="preserve"> </w:t>
       </w:r>
       <w:proofErr w:type="spellStart"/>
       <w:r>
@@ -4526,7 +6361,27 @@
           <w:szCs w:val="28"/>
           <w:lang w:val="en-US"/>
         </w:rPr>
-        <w:t xml:space="preserve"> &lt;= 7)</w:t>
+        <w:t xml:space="preserve">, </w:t>
+      </w:r>
+      <w:proofErr w:type="spellStart"/>
+      <w:r>
+        <w:rPr>
+          <w:rFonts w:ascii="Times New Roman" w:hAnsi="Times New Roman"/>
+          <w:sz w:val="28"/>
+          <w:szCs w:val="28"/>
+          <w:lang w:val="en-US"/>
+        </w:rPr>
+        <w:t>LessonNumber</w:t>
+      </w:r>
+      <w:proofErr w:type="spellEnd"/>
+      <w:r>
+        <w:rPr>
+          <w:rFonts w:ascii="Times New Roman" w:hAnsi="Times New Roman"/>
+          <w:sz w:val="28"/>
+          <w:szCs w:val="28"/>
+          <w:lang w:val="en-US"/>
+        </w:rPr>
+        <w:t>)</w:t>
       </w:r>
     </w:p>
     <w:p>
@@ -4558,7 +6413,165 @@
           <w:szCs w:val="28"/>
           <w:lang w:val="en-US"/>
         </w:rPr>
-        <w:t>CHK_LessonNumber</w:t>
+        <w:t>UQ_ClassRoomSlot</w:t>
+      </w:r>
+      <w:proofErr w:type="spellEnd"/>
+      <w:r>
+        <w:rPr>
+          <w:rFonts w:ascii="Times New Roman" w:hAnsi="Times New Roman"/>
+          <w:sz w:val="28"/>
+          <w:szCs w:val="28"/>
+          <w:lang w:val="en-US"/>
+        </w:rPr>
+        <w:t>: UNIQUE (</w:t>
+      </w:r>
+      <w:proofErr w:type="spellStart"/>
+      <w:r>
+        <w:rPr>
+          <w:rFonts w:ascii="Times New Roman" w:hAnsi="Times New Roman"/>
+          <w:sz w:val="28"/>
+          <w:szCs w:val="28"/>
+          <w:lang w:val="en-US"/>
+        </w:rPr>
+        <w:t>ClassroomID</w:t>
+      </w:r>
+      <w:proofErr w:type="spellEnd"/>
+      <w:r>
+        <w:rPr>
+          <w:rFonts w:ascii="Times New Roman" w:hAnsi="Times New Roman"/>
+          <w:sz w:val="28"/>
+          <w:szCs w:val="28"/>
+          <w:lang w:val="en-US"/>
+        </w:rPr>
+        <w:t>,</w:t>
+      </w:r>
+      <w:r>
+        <w:rPr>
+          <w:rFonts w:ascii="Times New Roman" w:hAnsi="Times New Roman"/>
+          <w:sz w:val="28"/>
+          <w:szCs w:val="28"/>
+          <w:lang w:val="en-US"/>
+        </w:rPr>
+        <w:t xml:space="preserve"> </w:t>
+      </w:r>
+      <w:proofErr w:type="spellStart"/>
+      <w:r>
+        <w:rPr>
+          <w:rFonts w:ascii="Times New Roman" w:hAnsi="Times New Roman"/>
+          <w:sz w:val="28"/>
+          <w:szCs w:val="28"/>
+          <w:lang w:val="en-US"/>
+        </w:rPr>
+        <w:t>SemesterWeekID</w:t>
+      </w:r>
+      <w:proofErr w:type="spellEnd"/>
+      <w:r>
+        <w:rPr>
+          <w:rFonts w:ascii="Times New Roman" w:hAnsi="Times New Roman"/>
+          <w:sz w:val="28"/>
+          <w:szCs w:val="28"/>
+          <w:lang w:val="en-US"/>
+        </w:rPr>
+        <w:t>,</w:t>
+      </w:r>
+      <w:r>
+        <w:rPr>
+          <w:rFonts w:ascii="Times New Roman" w:hAnsi="Times New Roman"/>
+          <w:sz w:val="28"/>
+          <w:szCs w:val="28"/>
+          <w:lang w:val="en-US"/>
+        </w:rPr>
+        <w:t xml:space="preserve"> </w:t>
+      </w:r>
+      <w:proofErr w:type="spellStart"/>
+      <w:r>
+        <w:rPr>
+          <w:rFonts w:ascii="Times New Roman" w:hAnsi="Times New Roman"/>
+          <w:sz w:val="28"/>
+          <w:szCs w:val="28"/>
+          <w:lang w:val="en-US"/>
+        </w:rPr>
+        <w:t>DayOfWeek</w:t>
+      </w:r>
+      <w:proofErr w:type="spellEnd"/>
+      <w:r>
+        <w:rPr>
+          <w:rFonts w:ascii="Times New Roman" w:hAnsi="Times New Roman"/>
+          <w:sz w:val="28"/>
+          <w:szCs w:val="28"/>
+          <w:lang w:val="en-US"/>
+        </w:rPr>
+        <w:t xml:space="preserve">, </w:t>
+      </w:r>
+      <w:proofErr w:type="spellStart"/>
+      <w:r>
+        <w:rPr>
+          <w:rFonts w:ascii="Times New Roman" w:hAnsi="Times New Roman"/>
+          <w:sz w:val="28"/>
+          <w:szCs w:val="28"/>
+          <w:lang w:val="en-US"/>
+        </w:rPr>
+        <w:t>LessonNumber</w:t>
+      </w:r>
+      <w:proofErr w:type="spellEnd"/>
+      <w:r>
+        <w:rPr>
+          <w:rFonts w:ascii="Times New Roman" w:hAnsi="Times New Roman"/>
+          <w:sz w:val="28"/>
+          <w:szCs w:val="28"/>
+          <w:lang w:val="en-US"/>
+        </w:rPr>
+        <w:t>)</w:t>
+      </w:r>
+    </w:p>
+    <w:p>
+      <w:pPr>
+        <w:spacing w:after="0"/>
+        <w:ind w:left="709" w:firstLine="709"/>
+        <w:jc w:val="both"/>
+        <w:rPr>
+          <w:rFonts w:ascii="Times New Roman" w:hAnsi="Times New Roman"/>
+          <w:sz w:val="28"/>
+          <w:szCs w:val="28"/>
+          <w:lang w:val="en-US"/>
+        </w:rPr>
+      </w:pPr>
+      <w:r>
+        <w:rPr>
+          <w:rFonts w:ascii="Times New Roman" w:hAnsi="Times New Roman"/>
+          <w:sz w:val="28"/>
+          <w:szCs w:val="28"/>
+          <w:lang w:val="en-US"/>
+        </w:rPr>
+        <w:t>■</w:t>
+      </w:r>
+      <w:r>
+        <w:rPr>
+          <w:rFonts w:ascii="Times New Roman" w:hAnsi="Times New Roman"/>
+          <w:sz w:val="28"/>
+          <w:szCs w:val="28"/>
+          <w:lang w:val="en-US"/>
+        </w:rPr>
+        <w:t xml:space="preserve"> </w:t>
+      </w:r>
+      <w:proofErr w:type="spellStart"/>
+      <w:r>
+        <w:rPr>
+          <w:rFonts w:ascii="Times New Roman" w:hAnsi="Times New Roman"/>
+          <w:sz w:val="28"/>
+          <w:szCs w:val="28"/>
+          <w:lang w:val="en-US"/>
+        </w:rPr>
+        <w:t>CHK_</w:t>
+      </w:r>
+      <w:r>
+        <w:rPr>
+          <w:rFonts w:ascii="Times New Roman" w:hAnsi="Times New Roman"/>
+          <w:sz w:val="28"/>
+          <w:szCs w:val="28"/>
+          <w:lang w:val="en-US"/>
+        </w:rPr>
+        <w:t>LessonTypes</w:t>
       </w:r>
       <w:proofErr w:type="spellEnd"/>
       <w:r>
@@ -4578,37 +6591,143 @@
           <w:szCs w:val="28"/>
           <w:lang w:val="en-US"/>
         </w:rPr>
-        <w:t>LessonNumber</w:t>
-      </w:r>
-      <w:proofErr w:type="spellEnd"/>
-      <w:r>
-        <w:rPr>
-          <w:rFonts w:ascii="Times New Roman" w:hAnsi="Times New Roman"/>
-          <w:sz w:val="28"/>
-          <w:szCs w:val="28"/>
-          <w:lang w:val="en-US"/>
-        </w:rPr>
-        <w:t xml:space="preserve"> &gt;= 1 AND </w:t>
-      </w:r>
-      <w:proofErr w:type="spellStart"/>
-      <w:r>
-        <w:rPr>
-          <w:rFonts w:ascii="Times New Roman" w:hAnsi="Times New Roman"/>
-          <w:sz w:val="28"/>
-          <w:szCs w:val="28"/>
-          <w:lang w:val="en-US"/>
-        </w:rPr>
-        <w:t>LessonNumber</w:t>
-      </w:r>
-      <w:proofErr w:type="spellEnd"/>
-      <w:r>
-        <w:rPr>
-          <w:rFonts w:ascii="Times New Roman" w:hAnsi="Times New Roman"/>
-          <w:sz w:val="28"/>
-          <w:szCs w:val="28"/>
-          <w:lang w:val="en-US"/>
-        </w:rPr>
-        <w:t xml:space="preserve"> &lt;= 8)</w:t>
+        <w:t>LessonType</w:t>
+      </w:r>
+      <w:proofErr w:type="spellEnd"/>
+      <w:r>
+        <w:rPr>
+          <w:rFonts w:ascii="Times New Roman" w:hAnsi="Times New Roman"/>
+          <w:sz w:val="28"/>
+          <w:szCs w:val="28"/>
+          <w:lang w:val="en-US"/>
+        </w:rPr>
+        <w:t xml:space="preserve"> IN (‘</w:t>
+      </w:r>
+      <w:r>
+        <w:rPr>
+          <w:rFonts w:ascii="Times New Roman" w:hAnsi="Times New Roman"/>
+          <w:sz w:val="28"/>
+          <w:szCs w:val="28"/>
+          <w:lang w:val="en-US"/>
+        </w:rPr>
+        <w:t>lecture</w:t>
+      </w:r>
+      <w:r>
+        <w:rPr>
+          <w:rFonts w:ascii="Times New Roman" w:hAnsi="Times New Roman"/>
+          <w:sz w:val="28"/>
+          <w:szCs w:val="28"/>
+          <w:lang w:val="en-US"/>
+        </w:rPr>
+        <w:t>’</w:t>
+      </w:r>
+      <w:r>
+        <w:rPr>
+          <w:rFonts w:ascii="Times New Roman" w:hAnsi="Times New Roman"/>
+          <w:sz w:val="28"/>
+          <w:szCs w:val="28"/>
+          <w:lang w:val="en-US"/>
+        </w:rPr>
+        <w:t xml:space="preserve">, </w:t>
+      </w:r>
+      <w:r>
+        <w:rPr>
+          <w:rFonts w:ascii="Times New Roman" w:hAnsi="Times New Roman"/>
+          <w:sz w:val="28"/>
+          <w:szCs w:val="28"/>
+          <w:lang w:val="en-US"/>
+        </w:rPr>
+        <w:t>‘</w:t>
+      </w:r>
+      <w:r>
+        <w:rPr>
+          <w:rFonts w:ascii="Times New Roman" w:hAnsi="Times New Roman"/>
+          <w:sz w:val="28"/>
+          <w:szCs w:val="28"/>
+          <w:lang w:val="en-US"/>
+        </w:rPr>
+        <w:t>practice</w:t>
+      </w:r>
+      <w:r>
+        <w:rPr>
+          <w:rFonts w:ascii="Times New Roman" w:hAnsi="Times New Roman"/>
+          <w:sz w:val="28"/>
+          <w:szCs w:val="28"/>
+          <w:lang w:val="en-US"/>
+        </w:rPr>
+        <w:t>’</w:t>
+      </w:r>
+      <w:r>
+        <w:rPr>
+          <w:rFonts w:ascii="Times New Roman" w:hAnsi="Times New Roman"/>
+          <w:sz w:val="28"/>
+          <w:szCs w:val="28"/>
+          <w:lang w:val="en-US"/>
+        </w:rPr>
+        <w:t xml:space="preserve">, </w:t>
+      </w:r>
+      <w:r>
+        <w:rPr>
+          <w:rFonts w:ascii="Times New Roman" w:hAnsi="Times New Roman"/>
+          <w:sz w:val="28"/>
+          <w:szCs w:val="28"/>
+          <w:lang w:val="en-US"/>
+        </w:rPr>
+        <w:t>‘</w:t>
+      </w:r>
+      <w:r>
+        <w:rPr>
+          <w:rFonts w:ascii="Times New Roman" w:hAnsi="Times New Roman"/>
+          <w:sz w:val="28"/>
+          <w:szCs w:val="28"/>
+          <w:lang w:val="en-US"/>
+        </w:rPr>
+        <w:t>laboratory</w:t>
+      </w:r>
+      <w:r>
+        <w:rPr>
+          <w:rFonts w:ascii="Times New Roman" w:hAnsi="Times New Roman"/>
+          <w:sz w:val="28"/>
+          <w:szCs w:val="28"/>
+          <w:lang w:val="en-US"/>
+        </w:rPr>
+        <w:t>’</w:t>
+      </w:r>
+      <w:r>
+        <w:rPr>
+          <w:rFonts w:ascii="Times New Roman" w:hAnsi="Times New Roman"/>
+          <w:sz w:val="28"/>
+          <w:szCs w:val="28"/>
+          <w:lang w:val="en-US"/>
+        </w:rPr>
+        <w:t xml:space="preserve">, </w:t>
+      </w:r>
+      <w:r>
+        <w:rPr>
+          <w:rFonts w:ascii="Times New Roman" w:hAnsi="Times New Roman"/>
+          <w:sz w:val="28"/>
+          <w:szCs w:val="28"/>
+          <w:lang w:val="en-US"/>
+        </w:rPr>
+        <w:t>‘</w:t>
+      </w:r>
+      <w:r>
+        <w:rPr>
+          <w:rFonts w:ascii="Times New Roman" w:hAnsi="Times New Roman"/>
+          <w:sz w:val="28"/>
+          <w:szCs w:val="28"/>
+          <w:lang w:val="en-US"/>
+        </w:rPr>
+        <w:t>consultation</w:t>
+      </w:r>
+      <w:r>
+        <w:rPr>
+          <w:rFonts w:ascii="Times New Roman" w:hAnsi="Times New Roman"/>
+          <w:sz w:val="28"/>
+          <w:szCs w:val="28"/>
+          <w:lang w:val="en-US"/>
+        </w:rPr>
+        <w:t>’))</w:t>
       </w:r>
     </w:p>
     <w:p>
@@ -4623,95 +6742,6 @@
           <w:lang w:val="en-US"/>
         </w:rPr>
       </w:pPr>
-      <w:r>
-        <w:rPr>
-          <w:rFonts w:ascii="Times New Roman" w:hAnsi="Times New Roman"/>
-          <w:sz w:val="28"/>
-          <w:szCs w:val="28"/>
-          <w:lang w:val="en-US"/>
-        </w:rPr>
-        <w:t xml:space="preserve">■ </w:t>
-      </w:r>
-      <w:proofErr w:type="spellStart"/>
-      <w:r>
-        <w:rPr>
-          <w:rFonts w:ascii="Times New Roman" w:hAnsi="Times New Roman"/>
-          <w:sz w:val="28"/>
-          <w:szCs w:val="28"/>
-          <w:lang w:val="en-US"/>
-        </w:rPr>
-        <w:t>UQ_GroupSlot</w:t>
-      </w:r>
-      <w:proofErr w:type="spellEnd"/>
-      <w:r>
-        <w:rPr>
-          <w:rFonts w:ascii="Times New Roman" w:hAnsi="Times New Roman"/>
-          <w:sz w:val="28"/>
-          <w:szCs w:val="28"/>
-          <w:lang w:val="en-US"/>
-        </w:rPr>
-        <w:t>: UNIQUE (</w:t>
-      </w:r>
-      <w:proofErr w:type="spellStart"/>
-      <w:r>
-        <w:rPr>
-          <w:rFonts w:ascii="Times New Roman" w:hAnsi="Times New Roman"/>
-          <w:sz w:val="28"/>
-          <w:szCs w:val="28"/>
-          <w:lang w:val="en-US"/>
-        </w:rPr>
-        <w:t>GroupID</w:t>
-      </w:r>
-      <w:proofErr w:type="spellEnd"/>
-      <w:r>
-        <w:rPr>
-          <w:rFonts w:ascii="Times New Roman" w:hAnsi="Times New Roman"/>
-          <w:sz w:val="28"/>
-          <w:szCs w:val="28"/>
-          <w:lang w:val="en-US"/>
-        </w:rPr>
-        <w:t xml:space="preserve">, </w:t>
-      </w:r>
-      <w:proofErr w:type="spellStart"/>
-      <w:r>
-        <w:rPr>
-          <w:rFonts w:ascii="Times New Roman" w:hAnsi="Times New Roman"/>
-          <w:sz w:val="28"/>
-          <w:szCs w:val="28"/>
-          <w:lang w:val="en-US"/>
-        </w:rPr>
-        <w:t>DayOfWeek</w:t>
-      </w:r>
-      <w:proofErr w:type="spellEnd"/>
-      <w:r>
-        <w:rPr>
-          <w:rFonts w:ascii="Times New Roman" w:hAnsi="Times New Roman"/>
-          <w:sz w:val="28"/>
-          <w:szCs w:val="28"/>
-          <w:lang w:val="en-US"/>
-        </w:rPr>
-        <w:t xml:space="preserve">, </w:t>
-      </w:r>
-      <w:proofErr w:type="spellStart"/>
-      <w:r>
-        <w:rPr>
-          <w:rFonts w:ascii="Times New Roman" w:hAnsi="Times New Roman"/>
-          <w:sz w:val="28"/>
-          <w:szCs w:val="28"/>
-          <w:lang w:val="en-US"/>
-        </w:rPr>
-        <w:t>LessonNumber</w:t>
-      </w:r>
-      <w:proofErr w:type="spellEnd"/>
-      <w:r>
-        <w:rPr>
-          <w:rFonts w:ascii="Times New Roman" w:hAnsi="Times New Roman"/>
-          <w:sz w:val="28"/>
-          <w:szCs w:val="28"/>
-          <w:lang w:val="en-US"/>
-        </w:rPr>
-        <w:t>)</w:t>
-      </w:r>
     </w:p>
     <w:p>
       <w:pPr>
@@ -4719,101 +6749,9 @@
         <w:ind w:left="709" w:firstLine="709"/>
         <w:jc w:val="both"/>
         <w:rPr>
-          <w:rFonts w:ascii="Times New Roman" w:hAnsi="Times New Roman"/>
-          <w:sz w:val="28"/>
-          <w:szCs w:val="28"/>
-          <w:lang w:val="en-US"/>
-        </w:rPr>
-      </w:pPr>
-      <w:r>
-        <w:rPr>
-          <w:rFonts w:ascii="Times New Roman" w:hAnsi="Times New Roman"/>
-          <w:sz w:val="28"/>
-          <w:szCs w:val="28"/>
-          <w:lang w:val="en-US"/>
-        </w:rPr>
-        <w:t xml:space="preserve">■ </w:t>
-      </w:r>
-      <w:proofErr w:type="spellStart"/>
-      <w:r>
-        <w:rPr>
-          <w:rFonts w:ascii="Times New Roman" w:hAnsi="Times New Roman"/>
-          <w:sz w:val="28"/>
-          <w:szCs w:val="28"/>
-          <w:lang w:val="en-US"/>
-        </w:rPr>
-        <w:t>UQ_TeacherSlot</w:t>
-      </w:r>
-      <w:proofErr w:type="spellEnd"/>
-      <w:r>
-        <w:rPr>
-          <w:rFonts w:ascii="Times New Roman" w:hAnsi="Times New Roman"/>
-          <w:sz w:val="28"/>
-          <w:szCs w:val="28"/>
-          <w:lang w:val="en-US"/>
-        </w:rPr>
-        <w:t>: UNIQUE (</w:t>
-      </w:r>
-      <w:proofErr w:type="spellStart"/>
-      <w:r>
-        <w:rPr>
-          <w:rFonts w:ascii="Times New Roman" w:hAnsi="Times New Roman"/>
-          <w:sz w:val="28"/>
-          <w:szCs w:val="28"/>
-          <w:lang w:val="en-US"/>
-        </w:rPr>
-        <w:t>TeacherID</w:t>
-      </w:r>
-      <w:proofErr w:type="spellEnd"/>
-      <w:r>
-        <w:rPr>
-          <w:rFonts w:ascii="Times New Roman" w:hAnsi="Times New Roman"/>
-          <w:sz w:val="28"/>
-          <w:szCs w:val="28"/>
-          <w:lang w:val="en-US"/>
-        </w:rPr>
-        <w:t xml:space="preserve">, </w:t>
-      </w:r>
-      <w:proofErr w:type="spellStart"/>
-      <w:r>
-        <w:rPr>
-          <w:rFonts w:ascii="Times New Roman" w:hAnsi="Times New Roman"/>
-          <w:sz w:val="28"/>
-          <w:szCs w:val="28"/>
-          <w:lang w:val="en-US"/>
-        </w:rPr>
-        <w:t>DayOfWeek</w:t>
-      </w:r>
-      <w:proofErr w:type="spellEnd"/>
-      <w:r>
-        <w:rPr>
-          <w:rFonts w:ascii="Times New Roman" w:hAnsi="Times New Roman"/>
-          <w:sz w:val="28"/>
-          <w:szCs w:val="28"/>
-          <w:lang w:val="en-US"/>
-        </w:rPr>
-        <w:t xml:space="preserve">, </w:t>
-      </w:r>
-      <w:proofErr w:type="spellStart"/>
-      <w:r>
-        <w:rPr>
-          <w:rFonts w:ascii="Times New Roman" w:hAnsi="Times New Roman"/>
-          <w:sz w:val="28"/>
-          <w:szCs w:val="28"/>
-          <w:lang w:val="en-US"/>
-        </w:rPr>
-        <w:t>LessonNumber</w:t>
-      </w:r>
-      <w:proofErr w:type="spellEnd"/>
-      <w:r>
-        <w:rPr>
-          <w:rFonts w:ascii="Times New Roman" w:hAnsi="Times New Roman"/>
-          <w:sz w:val="28"/>
-          <w:szCs w:val="28"/>
-          <w:lang w:val="en-US"/>
-        </w:rPr>
-        <w:t>)</w:t>
-      </w:r>
+          <w:lang w:val="en-US"/>
+        </w:rPr>
+      </w:pPr>
     </w:p>
     <w:p>
       <w:pPr>
@@ -4824,95 +6762,46 @@
           <w:lang w:val="en-US"/>
         </w:rPr>
       </w:pPr>
-      <w:r>
-        <w:rPr>
-          <w:rFonts w:ascii="Times New Roman" w:hAnsi="Times New Roman"/>
-          <w:sz w:val="28"/>
-          <w:szCs w:val="28"/>
-          <w:lang w:val="en-US"/>
-        </w:rPr>
-        <w:t xml:space="preserve">■ </w:t>
-      </w:r>
-      <w:proofErr w:type="spellStart"/>
-      <w:r>
-        <w:rPr>
-          <w:rFonts w:ascii="Times New Roman" w:hAnsi="Times New Roman"/>
-          <w:sz w:val="28"/>
-          <w:szCs w:val="28"/>
-          <w:lang w:val="en-US"/>
-        </w:rPr>
-        <w:t>UQ_ClassRoomSlot</w:t>
-      </w:r>
-      <w:proofErr w:type="spellEnd"/>
-      <w:r>
-        <w:rPr>
-          <w:rFonts w:ascii="Times New Roman" w:hAnsi="Times New Roman"/>
-          <w:sz w:val="28"/>
-          <w:szCs w:val="28"/>
-          <w:lang w:val="en-US"/>
-        </w:rPr>
-        <w:t>: UNIQUE (</w:t>
-      </w:r>
-      <w:proofErr w:type="spellStart"/>
-      <w:r>
-        <w:rPr>
-          <w:rFonts w:ascii="Times New Roman" w:hAnsi="Times New Roman"/>
-          <w:sz w:val="28"/>
-          <w:szCs w:val="28"/>
-          <w:lang w:val="en-US"/>
-        </w:rPr>
-        <w:t>ClassroomID</w:t>
-      </w:r>
-      <w:proofErr w:type="spellEnd"/>
-      <w:r>
-        <w:rPr>
-          <w:rFonts w:ascii="Times New Roman" w:hAnsi="Times New Roman"/>
-          <w:sz w:val="28"/>
-          <w:szCs w:val="28"/>
-          <w:lang w:val="en-US"/>
-        </w:rPr>
-        <w:t xml:space="preserve">, </w:t>
-      </w:r>
-      <w:proofErr w:type="spellStart"/>
-      <w:r>
-        <w:rPr>
-          <w:rFonts w:ascii="Times New Roman" w:hAnsi="Times New Roman"/>
-          <w:sz w:val="28"/>
-          <w:szCs w:val="28"/>
-          <w:lang w:val="en-US"/>
-        </w:rPr>
-        <w:t>DayOfWeek</w:t>
-      </w:r>
-      <w:proofErr w:type="spellEnd"/>
-      <w:r>
-        <w:rPr>
-          <w:rFonts w:ascii="Times New Roman" w:hAnsi="Times New Roman"/>
-          <w:sz w:val="28"/>
-          <w:szCs w:val="28"/>
-          <w:lang w:val="en-US"/>
-        </w:rPr>
-        <w:t xml:space="preserve">, </w:t>
-      </w:r>
-      <w:proofErr w:type="spellStart"/>
-      <w:r>
-        <w:rPr>
-          <w:rFonts w:ascii="Times New Roman" w:hAnsi="Times New Roman"/>
-          <w:sz w:val="28"/>
-          <w:szCs w:val="28"/>
-          <w:lang w:val="en-US"/>
-        </w:rPr>
-        <w:t>LessonNumber</w:t>
-      </w:r>
-      <w:proofErr w:type="spellEnd"/>
-      <w:r>
-        <w:rPr>
-          <w:rFonts w:ascii="Times New Roman" w:hAnsi="Times New Roman"/>
-          <w:sz w:val="28"/>
-          <w:szCs w:val="28"/>
-          <w:lang w:val="en-US"/>
-        </w:rPr>
-        <w:t>)</w:t>
-      </w:r>
+    </w:p>
+    <w:p>
+      <w:pPr>
+        <w:spacing w:after="0"/>
+        <w:ind w:left="709" w:firstLine="709"/>
+        <w:jc w:val="both"/>
+        <w:rPr>
+          <w:lang w:val="en-US"/>
+        </w:rPr>
+      </w:pPr>
+    </w:p>
+    <w:p>
+      <w:pPr>
+        <w:spacing w:after="0"/>
+        <w:ind w:left="709" w:firstLine="709"/>
+        <w:jc w:val="both"/>
+        <w:rPr>
+          <w:lang w:val="en-US"/>
+        </w:rPr>
+      </w:pPr>
+    </w:p>
+    <w:p>
+      <w:pPr>
+        <w:spacing w:after="0"/>
+        <w:ind w:left="709" w:firstLine="709"/>
+        <w:jc w:val="both"/>
+        <w:rPr>
+          <w:lang w:val="en-US"/>
+        </w:rPr>
+      </w:pPr>
+    </w:p>
+    <w:p>
+      <w:pPr>
+        <w:spacing w:after="0"/>
+        <w:ind w:left="709" w:firstLine="709"/>
+        <w:jc w:val="both"/>
+        <w:rPr>
+          <w:lang w:val="en-US"/>
+        </w:rPr>
+      </w:pPr>
     </w:p>
     <w:p>
       <w:pPr>
@@ -4941,6 +6830,1375 @@
     <w:p>
       <w:pPr>
         <w:spacing w:after="0"/>
+        <w:ind w:firstLine="709"/>
+        <w:jc w:val="both"/>
+      </w:pPr>
+      <w:r>
+        <w:rPr>
+          <w:rFonts w:ascii="Times New Roman" w:hAnsi="Times New Roman"/>
+          <w:sz w:val="28"/>
+          <w:szCs w:val="28"/>
+        </w:rPr>
+        <w:t xml:space="preserve">● </w:t>
+      </w:r>
+      <w:proofErr w:type="spellStart"/>
+      <w:r>
+        <w:rPr>
+          <w:rFonts w:ascii="Times New Roman" w:hAnsi="Times New Roman"/>
+          <w:sz w:val="28"/>
+          <w:szCs w:val="28"/>
+        </w:rPr>
+        <w:t>Students</w:t>
+      </w:r>
+      <w:proofErr w:type="spellEnd"/>
+      <w:r>
+        <w:rPr>
+          <w:rFonts w:ascii="Times New Roman" w:hAnsi="Times New Roman"/>
+          <w:sz w:val="28"/>
+          <w:szCs w:val="28"/>
+        </w:rPr>
+        <w:t xml:space="preserve"> и </w:t>
+      </w:r>
+      <w:r>
+        <w:rPr>
+          <w:rFonts w:ascii="Times New Roman" w:hAnsi="Times New Roman"/>
+          <w:sz w:val="28"/>
+          <w:szCs w:val="28"/>
+          <w:lang w:val="en-US"/>
+        </w:rPr>
+        <w:t>Groups</w:t>
+      </w:r>
+      <w:r>
+        <w:rPr>
+          <w:rFonts w:ascii="Times New Roman" w:hAnsi="Times New Roman"/>
+          <w:sz w:val="28"/>
+          <w:szCs w:val="28"/>
+        </w:rPr>
+        <w:t xml:space="preserve"> (Один-ко-Многим): Одной группе может принадлежать множество студентов, но каждый студент в этом упрощенном варианте принадлежит одной группе.</w:t>
+      </w:r>
+    </w:p>
+    <w:p>
+      <w:pPr>
+        <w:spacing w:after="0"/>
+        <w:ind w:left="709" w:firstLine="709"/>
+        <w:jc w:val="both"/>
+      </w:pPr>
+      <w:r>
+        <w:rPr>
+          <w:rFonts w:ascii="Times New Roman" w:hAnsi="Times New Roman"/>
+          <w:sz w:val="28"/>
+          <w:szCs w:val="28"/>
+        </w:rPr>
+        <w:t xml:space="preserve">○ </w:t>
+      </w:r>
+      <w:r>
+        <w:rPr>
+          <w:rFonts w:ascii="Times New Roman" w:hAnsi="Times New Roman"/>
+          <w:sz w:val="28"/>
+          <w:szCs w:val="28"/>
+          <w:lang w:val="en-US"/>
+        </w:rPr>
+        <w:t>Students</w:t>
+      </w:r>
+      <w:r>
+        <w:rPr>
+          <w:rFonts w:ascii="Times New Roman" w:hAnsi="Times New Roman"/>
+          <w:sz w:val="28"/>
+          <w:szCs w:val="28"/>
+        </w:rPr>
+        <w:t>.</w:t>
+      </w:r>
+      <w:r>
+        <w:rPr>
+          <w:rFonts w:ascii="Times New Roman" w:hAnsi="Times New Roman"/>
+          <w:sz w:val="28"/>
+          <w:szCs w:val="28"/>
+          <w:lang w:val="en-US"/>
+        </w:rPr>
+        <w:t>Group</w:t>
+      </w:r>
+      <w:r>
+        <w:rPr>
+          <w:rFonts w:ascii="Times New Roman" w:hAnsi="Times New Roman"/>
+          <w:sz w:val="28"/>
+          <w:szCs w:val="28"/>
+        </w:rPr>
+        <w:t>ID является внешним ключом, ссылающимся на</w:t>
+      </w:r>
+    </w:p>
+    <w:p>
+      <w:pPr>
+        <w:spacing w:after="0"/>
+        <w:ind w:left="1276" w:firstLine="142"/>
+        <w:jc w:val="both"/>
+      </w:pPr>
+      <w:r>
+        <w:rPr>
+          <w:rFonts w:ascii="Times New Roman" w:hAnsi="Times New Roman"/>
+          <w:sz w:val="28"/>
+          <w:szCs w:val="28"/>
+          <w:lang w:val="en-US"/>
+        </w:rPr>
+        <w:t>Groups</w:t>
+      </w:r>
+      <w:r>
+        <w:rPr>
+          <w:rFonts w:ascii="Times New Roman" w:hAnsi="Times New Roman"/>
+          <w:sz w:val="28"/>
+          <w:szCs w:val="28"/>
+        </w:rPr>
+        <w:t>.</w:t>
+      </w:r>
+      <w:r>
+        <w:rPr>
+          <w:rFonts w:ascii="Times New Roman" w:hAnsi="Times New Roman"/>
+          <w:sz w:val="28"/>
+          <w:szCs w:val="28"/>
+          <w:lang w:val="en-US"/>
+        </w:rPr>
+        <w:t>Group</w:t>
+      </w:r>
+      <w:r>
+        <w:rPr>
+          <w:rFonts w:ascii="Times New Roman" w:hAnsi="Times New Roman"/>
+          <w:sz w:val="28"/>
+          <w:szCs w:val="28"/>
+        </w:rPr>
+        <w:t>ID.</w:t>
+      </w:r>
+    </w:p>
+    <w:p>
+      <w:pPr>
+        <w:spacing w:after="0"/>
+        <w:jc w:val="both"/>
+        <w:rPr>
+          <w:rFonts w:ascii="Times New Roman" w:hAnsi="Times New Roman"/>
+          <w:sz w:val="28"/>
+          <w:szCs w:val="28"/>
+        </w:rPr>
+      </w:pPr>
+    </w:p>
+    <w:p>
+      <w:pPr>
+        <w:spacing w:after="0"/>
+        <w:ind w:firstLine="709"/>
+        <w:jc w:val="both"/>
+      </w:pPr>
+      <w:r>
+        <w:rPr>
+          <w:rFonts w:ascii="Times New Roman" w:hAnsi="Times New Roman"/>
+          <w:sz w:val="28"/>
+          <w:szCs w:val="28"/>
+        </w:rPr>
+        <w:t xml:space="preserve">● </w:t>
+      </w:r>
+      <w:r>
+        <w:rPr>
+          <w:rFonts w:ascii="Times New Roman" w:hAnsi="Times New Roman"/>
+          <w:sz w:val="28"/>
+          <w:szCs w:val="28"/>
+          <w:lang w:val="en-US"/>
+        </w:rPr>
+        <w:t>Group</w:t>
+      </w:r>
+      <w:r>
+        <w:rPr>
+          <w:rFonts w:ascii="Times New Roman" w:hAnsi="Times New Roman"/>
+          <w:sz w:val="28"/>
+          <w:szCs w:val="28"/>
+        </w:rPr>
+        <w:t xml:space="preserve">s и </w:t>
+      </w:r>
+      <w:proofErr w:type="spellStart"/>
+      <w:r>
+        <w:rPr>
+          <w:rFonts w:ascii="Times New Roman" w:hAnsi="Times New Roman"/>
+          <w:sz w:val="28"/>
+          <w:szCs w:val="28"/>
+          <w:lang w:val="en-US"/>
+        </w:rPr>
+        <w:t>Facultie</w:t>
+      </w:r>
+      <w:proofErr w:type="spellEnd"/>
+      <w:r>
+        <w:rPr>
+          <w:rFonts w:ascii="Times New Roman" w:hAnsi="Times New Roman"/>
+          <w:sz w:val="28"/>
+          <w:szCs w:val="28"/>
+        </w:rPr>
+        <w:t>s (Один-ко-Многим): Факультет может содержать много групп, но одной группе принадлежит один факультет.</w:t>
+      </w:r>
+    </w:p>
+    <w:p>
+      <w:pPr>
+        <w:spacing w:after="0"/>
+        <w:ind w:left="709" w:firstLine="709"/>
+        <w:jc w:val="both"/>
+      </w:pPr>
+      <w:r>
+        <w:rPr>
+          <w:rFonts w:ascii="Times New Roman" w:hAnsi="Times New Roman"/>
+          <w:sz w:val="28"/>
+          <w:szCs w:val="28"/>
+        </w:rPr>
+        <w:t xml:space="preserve">○ </w:t>
+      </w:r>
+      <w:r>
+        <w:rPr>
+          <w:rFonts w:ascii="Times New Roman" w:hAnsi="Times New Roman"/>
+          <w:sz w:val="28"/>
+          <w:szCs w:val="28"/>
+          <w:lang w:val="en-US"/>
+        </w:rPr>
+        <w:t>Group</w:t>
+      </w:r>
+      <w:r>
+        <w:rPr>
+          <w:rFonts w:ascii="Times New Roman" w:hAnsi="Times New Roman"/>
+          <w:sz w:val="28"/>
+          <w:szCs w:val="28"/>
+        </w:rPr>
+        <w:t>s.</w:t>
+      </w:r>
+      <w:r>
+        <w:rPr>
+          <w:rFonts w:ascii="Times New Roman" w:hAnsi="Times New Roman"/>
+          <w:sz w:val="28"/>
+          <w:szCs w:val="28"/>
+          <w:lang w:val="en-US"/>
+        </w:rPr>
+        <w:t>Faculty</w:t>
+      </w:r>
+      <w:r>
+        <w:rPr>
+          <w:rFonts w:ascii="Times New Roman" w:hAnsi="Times New Roman"/>
+          <w:sz w:val="28"/>
+          <w:szCs w:val="28"/>
+        </w:rPr>
+        <w:t>ID является внешним ключом, ссылающимся на</w:t>
+      </w:r>
+    </w:p>
+    <w:p>
+      <w:pPr>
+        <w:spacing w:after="0"/>
+        <w:ind w:firstLine="1418"/>
+        <w:jc w:val="both"/>
+      </w:pPr>
+      <w:r>
+        <w:rPr>
+          <w:rFonts w:ascii="Times New Roman" w:hAnsi="Times New Roman"/>
+          <w:sz w:val="28"/>
+          <w:szCs w:val="28"/>
+          <w:lang w:val="en-US"/>
+        </w:rPr>
+        <w:t>Faculties</w:t>
+      </w:r>
+      <w:r>
+        <w:rPr>
+          <w:rFonts w:ascii="Times New Roman" w:hAnsi="Times New Roman"/>
+          <w:sz w:val="28"/>
+          <w:szCs w:val="28"/>
+        </w:rPr>
+        <w:t>.</w:t>
+      </w:r>
+      <w:r>
+        <w:rPr>
+          <w:rFonts w:ascii="Times New Roman" w:hAnsi="Times New Roman"/>
+          <w:sz w:val="28"/>
+          <w:szCs w:val="28"/>
+          <w:lang w:val="en-US"/>
+        </w:rPr>
+        <w:t>Faculty</w:t>
+      </w:r>
+      <w:r>
+        <w:rPr>
+          <w:rFonts w:ascii="Times New Roman" w:hAnsi="Times New Roman"/>
+          <w:sz w:val="28"/>
+          <w:szCs w:val="28"/>
+        </w:rPr>
+        <w:t>ID.</w:t>
+      </w:r>
+    </w:p>
+    <w:p>
+      <w:pPr>
+        <w:spacing w:after="0"/>
+        <w:jc w:val="both"/>
+        <w:rPr>
+          <w:rFonts w:ascii="Times New Roman" w:hAnsi="Times New Roman"/>
+          <w:sz w:val="28"/>
+          <w:szCs w:val="28"/>
+        </w:rPr>
+      </w:pPr>
+    </w:p>
+    <w:p>
+      <w:pPr>
+        <w:spacing w:after="0"/>
+        <w:jc w:val="both"/>
+        <w:rPr>
+          <w:rFonts w:ascii="Times New Roman" w:hAnsi="Times New Roman"/>
+          <w:sz w:val="28"/>
+          <w:szCs w:val="28"/>
+        </w:rPr>
+      </w:pPr>
+      <w:r>
+        <w:rPr>
+          <w:rFonts w:ascii="Times New Roman" w:hAnsi="Times New Roman"/>
+          <w:sz w:val="28"/>
+          <w:szCs w:val="28"/>
+        </w:rPr>
+        <w:tab/>
+      </w:r>
+      <w:r>
+        <w:rPr>
+          <w:rFonts w:ascii="Times New Roman" w:hAnsi="Times New Roman"/>
+          <w:sz w:val="28"/>
+          <w:szCs w:val="28"/>
+        </w:rPr>
+        <w:t xml:space="preserve">● </w:t>
+      </w:r>
+      <w:proofErr w:type="spellStart"/>
+      <w:r>
+        <w:rPr>
+          <w:rFonts w:ascii="Times New Roman" w:hAnsi="Times New Roman"/>
+          <w:sz w:val="28"/>
+          <w:szCs w:val="28"/>
+          <w:lang w:val="en-US"/>
+        </w:rPr>
+        <w:t>SemesterWeeks</w:t>
+      </w:r>
+      <w:proofErr w:type="spellEnd"/>
+      <w:r>
+        <w:rPr>
+          <w:rFonts w:ascii="Times New Roman" w:hAnsi="Times New Roman"/>
+          <w:sz w:val="28"/>
+          <w:szCs w:val="28"/>
+        </w:rPr>
+        <w:t xml:space="preserve"> и </w:t>
+      </w:r>
+      <w:r>
+        <w:rPr>
+          <w:rFonts w:ascii="Times New Roman" w:hAnsi="Times New Roman"/>
+          <w:sz w:val="28"/>
+          <w:szCs w:val="28"/>
+          <w:lang w:val="en-US"/>
+        </w:rPr>
+        <w:t>Semester</w:t>
+      </w:r>
+      <w:r>
+        <w:rPr>
+          <w:rFonts w:ascii="Times New Roman" w:hAnsi="Times New Roman"/>
+          <w:sz w:val="28"/>
+          <w:szCs w:val="28"/>
+          <w:lang w:val="en-US"/>
+        </w:rPr>
+        <w:t>s</w:t>
+      </w:r>
+      <w:r>
+        <w:rPr>
+          <w:rFonts w:ascii="Times New Roman" w:hAnsi="Times New Roman"/>
+          <w:sz w:val="28"/>
+          <w:szCs w:val="28"/>
+        </w:rPr>
+        <w:t xml:space="preserve"> (Один-ко-Многим): </w:t>
+      </w:r>
+      <w:r>
+        <w:rPr>
+          <w:rFonts w:ascii="Times New Roman" w:hAnsi="Times New Roman"/>
+          <w:sz w:val="28"/>
+          <w:szCs w:val="28"/>
+        </w:rPr>
+        <w:t>Семестр может содержать много недель</w:t>
+      </w:r>
+      <w:r>
+        <w:rPr>
+          <w:rFonts w:ascii="Times New Roman" w:hAnsi="Times New Roman"/>
+          <w:sz w:val="28"/>
+          <w:szCs w:val="28"/>
+        </w:rPr>
+        <w:t xml:space="preserve">, но </w:t>
+      </w:r>
+      <w:r>
+        <w:rPr>
+          <w:rFonts w:ascii="Times New Roman" w:hAnsi="Times New Roman"/>
+          <w:sz w:val="28"/>
+          <w:szCs w:val="28"/>
+        </w:rPr>
+        <w:t>дна неделя находится в одном семестре.</w:t>
+      </w:r>
+    </w:p>
+    <w:p>
+      <w:pPr>
+        <w:spacing w:after="0"/>
+        <w:ind w:left="709" w:firstLine="709"/>
+        <w:jc w:val="both"/>
+        <w:rPr>
+          <w:rFonts w:ascii="Times New Roman" w:hAnsi="Times New Roman"/>
+          <w:sz w:val="28"/>
+          <w:szCs w:val="28"/>
+        </w:rPr>
+      </w:pPr>
+      <w:r>
+        <w:rPr>
+          <w:rFonts w:ascii="Times New Roman" w:hAnsi="Times New Roman"/>
+          <w:sz w:val="28"/>
+          <w:szCs w:val="28"/>
+        </w:rPr>
+        <w:t xml:space="preserve">○ </w:t>
+      </w:r>
+      <w:proofErr w:type="spellStart"/>
+      <w:r>
+        <w:rPr>
+          <w:rFonts w:ascii="Times New Roman" w:hAnsi="Times New Roman"/>
+          <w:sz w:val="28"/>
+          <w:szCs w:val="28"/>
+          <w:lang w:val="en-US"/>
+        </w:rPr>
+        <w:t>SemesterWeeks</w:t>
+      </w:r>
+      <w:proofErr w:type="spellEnd"/>
+      <w:r>
+        <w:rPr>
+          <w:rFonts w:ascii="Times New Roman" w:hAnsi="Times New Roman"/>
+          <w:sz w:val="28"/>
+          <w:szCs w:val="28"/>
+        </w:rPr>
+        <w:t>.</w:t>
+      </w:r>
+      <w:proofErr w:type="spellStart"/>
+      <w:r>
+        <w:rPr>
+          <w:rFonts w:ascii="Times New Roman" w:hAnsi="Times New Roman"/>
+          <w:sz w:val="28"/>
+          <w:szCs w:val="28"/>
+          <w:lang w:val="en-US"/>
+        </w:rPr>
+        <w:t>Semester</w:t>
+      </w:r>
+      <w:r>
+        <w:rPr>
+          <w:rFonts w:ascii="Times New Roman" w:hAnsi="Times New Roman"/>
+          <w:sz w:val="28"/>
+          <w:szCs w:val="28"/>
+          <w:lang w:val="en-US"/>
+        </w:rPr>
+        <w:t>ID</w:t>
+      </w:r>
+      <w:proofErr w:type="spellEnd"/>
+      <w:r>
+        <w:rPr>
+          <w:rFonts w:ascii="Times New Roman" w:hAnsi="Times New Roman"/>
+          <w:sz w:val="28"/>
+          <w:szCs w:val="28"/>
+        </w:rPr>
+        <w:t xml:space="preserve"> является внешним ключом, ссылающимся на </w:t>
+      </w:r>
+      <w:r>
+        <w:rPr>
+          <w:rFonts w:ascii="Times New Roman" w:hAnsi="Times New Roman"/>
+          <w:sz w:val="28"/>
+          <w:szCs w:val="28"/>
+          <w:lang w:val="en-US"/>
+        </w:rPr>
+        <w:t>Semesters</w:t>
+      </w:r>
+      <w:r>
+        <w:rPr>
+          <w:rFonts w:ascii="Times New Roman" w:hAnsi="Times New Roman"/>
+          <w:sz w:val="28"/>
+          <w:szCs w:val="28"/>
+        </w:rPr>
+        <w:t>.</w:t>
+      </w:r>
+      <w:proofErr w:type="spellStart"/>
+      <w:r>
+        <w:rPr>
+          <w:rFonts w:ascii="Times New Roman" w:hAnsi="Times New Roman"/>
+          <w:sz w:val="28"/>
+          <w:szCs w:val="28"/>
+          <w:lang w:val="en-US"/>
+        </w:rPr>
+        <w:t>SemesterI</w:t>
+      </w:r>
+      <w:r>
+        <w:rPr>
+          <w:rFonts w:ascii="Times New Roman" w:hAnsi="Times New Roman"/>
+          <w:sz w:val="28"/>
+          <w:szCs w:val="28"/>
+          <w:lang w:val="en-US"/>
+        </w:rPr>
+        <w:t>D</w:t>
+      </w:r>
+      <w:proofErr w:type="spellEnd"/>
+      <w:r>
+        <w:rPr>
+          <w:rFonts w:ascii="Times New Roman" w:hAnsi="Times New Roman"/>
+          <w:sz w:val="28"/>
+          <w:szCs w:val="28"/>
+        </w:rPr>
+        <w:t>.</w:t>
+      </w:r>
+    </w:p>
+    <w:p>
+      <w:pPr>
+        <w:spacing w:after="0"/>
+        <w:jc w:val="both"/>
+        <w:rPr>
+          <w:rFonts w:ascii="Times New Roman" w:hAnsi="Times New Roman"/>
+          <w:sz w:val="28"/>
+          <w:szCs w:val="28"/>
+        </w:rPr>
+      </w:pPr>
+    </w:p>
+    <w:p>
+      <w:pPr>
+        <w:spacing w:after="0"/>
+        <w:ind w:firstLine="709"/>
+        <w:jc w:val="both"/>
+      </w:pPr>
+      <w:r>
+        <w:rPr>
+          <w:rFonts w:ascii="Times New Roman" w:hAnsi="Times New Roman"/>
+          <w:sz w:val="28"/>
+          <w:szCs w:val="28"/>
+        </w:rPr>
+        <w:t xml:space="preserve">● </w:t>
+      </w:r>
+      <w:r>
+        <w:rPr>
+          <w:rFonts w:ascii="Times New Roman" w:hAnsi="Times New Roman"/>
+          <w:sz w:val="28"/>
+          <w:szCs w:val="28"/>
+          <w:lang w:val="en-US"/>
+        </w:rPr>
+        <w:t>Groups</w:t>
+      </w:r>
+      <w:r>
+        <w:rPr>
+          <w:rFonts w:ascii="Times New Roman" w:hAnsi="Times New Roman"/>
+          <w:sz w:val="28"/>
+          <w:szCs w:val="28"/>
+        </w:rPr>
+        <w:t xml:space="preserve">, </w:t>
+      </w:r>
+      <w:proofErr w:type="spellStart"/>
+      <w:r>
+        <w:rPr>
+          <w:rFonts w:ascii="Times New Roman" w:hAnsi="Times New Roman"/>
+          <w:sz w:val="28"/>
+          <w:szCs w:val="28"/>
+          <w:lang w:val="en-US"/>
+        </w:rPr>
+        <w:t>ClassRooms</w:t>
+      </w:r>
+      <w:proofErr w:type="spellEnd"/>
+      <w:r>
+        <w:rPr>
+          <w:rFonts w:ascii="Times New Roman" w:hAnsi="Times New Roman"/>
+          <w:sz w:val="28"/>
+          <w:szCs w:val="28"/>
+        </w:rPr>
+        <w:t xml:space="preserve">, </w:t>
+      </w:r>
+      <w:r>
+        <w:rPr>
+          <w:rFonts w:ascii="Times New Roman" w:hAnsi="Times New Roman"/>
+          <w:sz w:val="28"/>
+          <w:szCs w:val="28"/>
+          <w:lang w:val="en-US"/>
+        </w:rPr>
+        <w:t>Subjects</w:t>
+      </w:r>
+      <w:r>
+        <w:rPr>
+          <w:rFonts w:ascii="Times New Roman" w:hAnsi="Times New Roman"/>
+          <w:sz w:val="28"/>
+          <w:szCs w:val="28"/>
+        </w:rPr>
+        <w:t xml:space="preserve">, </w:t>
+      </w:r>
+      <w:r>
+        <w:rPr>
+          <w:rFonts w:ascii="Times New Roman" w:hAnsi="Times New Roman"/>
+          <w:sz w:val="28"/>
+          <w:szCs w:val="28"/>
+          <w:lang w:val="en-US"/>
+        </w:rPr>
+        <w:t>Teachers</w:t>
+      </w:r>
+      <w:r>
+        <w:rPr>
+          <w:rFonts w:ascii="Times New Roman" w:hAnsi="Times New Roman"/>
+          <w:sz w:val="28"/>
+          <w:szCs w:val="28"/>
+        </w:rPr>
+        <w:t xml:space="preserve">, </w:t>
+      </w:r>
+      <w:proofErr w:type="spellStart"/>
+      <w:r>
+        <w:rPr>
+          <w:rFonts w:ascii="Times New Roman" w:hAnsi="Times New Roman"/>
+          <w:sz w:val="28"/>
+          <w:szCs w:val="28"/>
+          <w:lang w:val="en-US"/>
+        </w:rPr>
+        <w:t>SemesterWeeks</w:t>
+      </w:r>
+      <w:proofErr w:type="spellEnd"/>
+      <w:r>
+        <w:rPr>
+          <w:rFonts w:ascii="Times New Roman" w:hAnsi="Times New Roman"/>
+          <w:sz w:val="28"/>
+          <w:szCs w:val="28"/>
+        </w:rPr>
+        <w:t xml:space="preserve"> и </w:t>
+      </w:r>
+      <w:r>
+        <w:rPr>
+          <w:rFonts w:ascii="Times New Roman" w:hAnsi="Times New Roman"/>
+          <w:sz w:val="28"/>
+          <w:szCs w:val="28"/>
+          <w:lang w:val="en-US"/>
+        </w:rPr>
+        <w:t>Schedules</w:t>
+      </w:r>
+      <w:r>
+        <w:rPr>
+          <w:rFonts w:ascii="Times New Roman" w:hAnsi="Times New Roman"/>
+          <w:sz w:val="28"/>
+          <w:szCs w:val="28"/>
+        </w:rPr>
+        <w:t xml:space="preserve"> (Многие-ко-Многим): Каждое занятие связывает одну группу, один предмет, одну аудиторию и одного преподавателя.</w:t>
+      </w:r>
+    </w:p>
+    <w:p>
+      <w:pPr>
+        <w:spacing w:after="0"/>
+        <w:ind w:left="1418"/>
+        <w:jc w:val="both"/>
+      </w:pPr>
+      <w:r>
+        <w:rPr>
+          <w:rFonts w:ascii="Times New Roman" w:hAnsi="Times New Roman"/>
+          <w:sz w:val="28"/>
+          <w:szCs w:val="28"/>
+        </w:rPr>
+        <w:t xml:space="preserve">○ </w:t>
+      </w:r>
+      <w:r>
+        <w:rPr>
+          <w:rFonts w:ascii="Times New Roman" w:hAnsi="Times New Roman"/>
+          <w:sz w:val="28"/>
+          <w:szCs w:val="28"/>
+          <w:lang w:val="en-US"/>
+        </w:rPr>
+        <w:t>Schedules</w:t>
+      </w:r>
+      <w:r>
+        <w:rPr>
+          <w:rFonts w:ascii="Times New Roman" w:hAnsi="Times New Roman"/>
+          <w:sz w:val="28"/>
+          <w:szCs w:val="28"/>
+        </w:rPr>
+        <w:t>.</w:t>
+      </w:r>
+      <w:r>
+        <w:rPr>
+          <w:rFonts w:ascii="Times New Roman" w:hAnsi="Times New Roman"/>
+          <w:sz w:val="28"/>
+          <w:szCs w:val="28"/>
+          <w:lang w:val="en-US"/>
+        </w:rPr>
+        <w:t>Group</w:t>
+      </w:r>
+      <w:r>
+        <w:rPr>
+          <w:rFonts w:ascii="Times New Roman" w:hAnsi="Times New Roman"/>
+          <w:sz w:val="28"/>
+          <w:szCs w:val="28"/>
+        </w:rPr>
+        <w:t xml:space="preserve">ID является внешним ключом, ссылающимся на </w:t>
+      </w:r>
+      <w:r>
+        <w:rPr>
+          <w:rFonts w:ascii="Times New Roman" w:hAnsi="Times New Roman"/>
+          <w:sz w:val="28"/>
+          <w:szCs w:val="28"/>
+          <w:lang w:val="en-US"/>
+        </w:rPr>
+        <w:t>Group</w:t>
+      </w:r>
+      <w:r>
+        <w:rPr>
+          <w:rFonts w:ascii="Times New Roman" w:hAnsi="Times New Roman"/>
+          <w:sz w:val="28"/>
+          <w:szCs w:val="28"/>
+        </w:rPr>
+        <w:t>s.</w:t>
+      </w:r>
+      <w:r>
+        <w:rPr>
+          <w:rFonts w:ascii="Times New Roman" w:hAnsi="Times New Roman"/>
+          <w:sz w:val="28"/>
+          <w:szCs w:val="28"/>
+          <w:lang w:val="en-US"/>
+        </w:rPr>
+        <w:t>Group</w:t>
+      </w:r>
+      <w:r>
+        <w:rPr>
+          <w:rFonts w:ascii="Times New Roman" w:hAnsi="Times New Roman"/>
+          <w:sz w:val="28"/>
+          <w:szCs w:val="28"/>
+        </w:rPr>
+        <w:t>ID.</w:t>
+      </w:r>
+    </w:p>
+    <w:p>
+      <w:pPr>
+        <w:spacing w:after="0"/>
+        <w:ind w:left="1418"/>
+        <w:jc w:val="both"/>
+        <w:rPr>
+          <w:rFonts w:ascii="Times New Roman" w:hAnsi="Times New Roman"/>
+          <w:sz w:val="28"/>
+          <w:szCs w:val="28"/>
+        </w:rPr>
+      </w:pPr>
+      <w:r>
+        <w:rPr>
+          <w:rFonts w:ascii="Times New Roman" w:hAnsi="Times New Roman"/>
+          <w:sz w:val="28"/>
+          <w:szCs w:val="28"/>
+        </w:rPr>
+        <w:t xml:space="preserve">○ </w:t>
+      </w:r>
+      <w:r>
+        <w:rPr>
+          <w:rFonts w:ascii="Times New Roman" w:hAnsi="Times New Roman"/>
+          <w:sz w:val="28"/>
+          <w:szCs w:val="28"/>
+          <w:lang w:val="en-US"/>
+        </w:rPr>
+        <w:t>Schedules</w:t>
+      </w:r>
+      <w:r>
+        <w:rPr>
+          <w:rFonts w:ascii="Times New Roman" w:hAnsi="Times New Roman"/>
+          <w:sz w:val="28"/>
+          <w:szCs w:val="28"/>
+        </w:rPr>
+        <w:t>.</w:t>
+      </w:r>
+      <w:proofErr w:type="spellStart"/>
+      <w:r>
+        <w:rPr>
+          <w:rFonts w:ascii="Times New Roman" w:hAnsi="Times New Roman"/>
+          <w:sz w:val="28"/>
+          <w:szCs w:val="28"/>
+          <w:lang w:val="en-US"/>
+        </w:rPr>
+        <w:t>ClassRoomID</w:t>
+      </w:r>
+      <w:proofErr w:type="spellEnd"/>
+      <w:r>
+        <w:rPr>
+          <w:rFonts w:ascii="Times New Roman" w:hAnsi="Times New Roman"/>
+          <w:sz w:val="28"/>
+          <w:szCs w:val="28"/>
+        </w:rPr>
+        <w:t xml:space="preserve"> является внешним ключом, ссылающимся на </w:t>
+      </w:r>
+      <w:proofErr w:type="spellStart"/>
+      <w:r>
+        <w:rPr>
+          <w:rFonts w:ascii="Times New Roman" w:hAnsi="Times New Roman"/>
+          <w:sz w:val="28"/>
+          <w:szCs w:val="28"/>
+          <w:lang w:val="en-US"/>
+        </w:rPr>
+        <w:t>ClassRooms</w:t>
+      </w:r>
+      <w:proofErr w:type="spellEnd"/>
+      <w:r>
+        <w:rPr>
+          <w:rFonts w:ascii="Times New Roman" w:hAnsi="Times New Roman"/>
+          <w:sz w:val="28"/>
+          <w:szCs w:val="28"/>
+        </w:rPr>
+        <w:t>.</w:t>
+      </w:r>
+      <w:proofErr w:type="spellStart"/>
+      <w:r>
+        <w:rPr>
+          <w:rFonts w:ascii="Times New Roman" w:hAnsi="Times New Roman"/>
+          <w:sz w:val="28"/>
+          <w:szCs w:val="28"/>
+          <w:lang w:val="en-US"/>
+        </w:rPr>
+        <w:t>ClassRoomID</w:t>
+      </w:r>
+      <w:proofErr w:type="spellEnd"/>
+      <w:r>
+        <w:rPr>
+          <w:rFonts w:ascii="Times New Roman" w:hAnsi="Times New Roman"/>
+          <w:sz w:val="28"/>
+          <w:szCs w:val="28"/>
+        </w:rPr>
+        <w:t>.</w:t>
+      </w:r>
+    </w:p>
+    <w:p>
+      <w:pPr>
+        <w:spacing w:after="0"/>
+        <w:ind w:left="1418"/>
+        <w:jc w:val="both"/>
+        <w:rPr>
+          <w:rFonts w:ascii="Times New Roman" w:hAnsi="Times New Roman"/>
+          <w:sz w:val="28"/>
+          <w:szCs w:val="28"/>
+        </w:rPr>
+      </w:pPr>
+      <w:r>
+        <w:rPr>
+          <w:rFonts w:ascii="Times New Roman" w:hAnsi="Times New Roman"/>
+          <w:sz w:val="28"/>
+          <w:szCs w:val="28"/>
+        </w:rPr>
+        <w:t xml:space="preserve">○ </w:t>
+      </w:r>
+      <w:r>
+        <w:rPr>
+          <w:rFonts w:ascii="Times New Roman" w:hAnsi="Times New Roman"/>
+          <w:sz w:val="28"/>
+          <w:szCs w:val="28"/>
+          <w:lang w:val="en-US"/>
+        </w:rPr>
+        <w:t>Schedules</w:t>
+      </w:r>
+      <w:r>
+        <w:rPr>
+          <w:rFonts w:ascii="Times New Roman" w:hAnsi="Times New Roman"/>
+          <w:sz w:val="28"/>
+          <w:szCs w:val="28"/>
+        </w:rPr>
+        <w:t>.</w:t>
+      </w:r>
+      <w:proofErr w:type="spellStart"/>
+      <w:r>
+        <w:rPr>
+          <w:rFonts w:ascii="Times New Roman" w:hAnsi="Times New Roman"/>
+          <w:sz w:val="28"/>
+          <w:szCs w:val="28"/>
+          <w:lang w:val="en-US"/>
+        </w:rPr>
+        <w:t>SubjectID</w:t>
+      </w:r>
+      <w:proofErr w:type="spellEnd"/>
+      <w:r>
+        <w:rPr>
+          <w:rFonts w:ascii="Times New Roman" w:hAnsi="Times New Roman"/>
+          <w:sz w:val="28"/>
+          <w:szCs w:val="28"/>
+        </w:rPr>
+        <w:t xml:space="preserve"> является внешним ключом, ссылающимся на </w:t>
+      </w:r>
+      <w:r>
+        <w:rPr>
+          <w:rFonts w:ascii="Times New Roman" w:hAnsi="Times New Roman"/>
+          <w:sz w:val="28"/>
+          <w:szCs w:val="28"/>
+          <w:lang w:val="en-US"/>
+        </w:rPr>
+        <w:t>Subjects</w:t>
+      </w:r>
+      <w:r>
+        <w:rPr>
+          <w:rFonts w:ascii="Times New Roman" w:hAnsi="Times New Roman"/>
+          <w:sz w:val="28"/>
+          <w:szCs w:val="28"/>
+        </w:rPr>
+        <w:t>.</w:t>
+      </w:r>
+      <w:proofErr w:type="spellStart"/>
+      <w:r>
+        <w:rPr>
+          <w:rFonts w:ascii="Times New Roman" w:hAnsi="Times New Roman"/>
+          <w:sz w:val="28"/>
+          <w:szCs w:val="28"/>
+          <w:lang w:val="en-US"/>
+        </w:rPr>
+        <w:t>SubjectID</w:t>
+      </w:r>
+      <w:proofErr w:type="spellEnd"/>
+      <w:r>
+        <w:rPr>
+          <w:rFonts w:ascii="Times New Roman" w:hAnsi="Times New Roman"/>
+          <w:sz w:val="28"/>
+          <w:szCs w:val="28"/>
+        </w:rPr>
+        <w:t>.</w:t>
+      </w:r>
+    </w:p>
+    <w:p>
+      <w:pPr>
+        <w:spacing w:after="0"/>
+        <w:ind w:left="1418"/>
+        <w:jc w:val="both"/>
+        <w:rPr>
+          <w:rFonts w:ascii="Times New Roman" w:hAnsi="Times New Roman"/>
+          <w:sz w:val="28"/>
+          <w:szCs w:val="28"/>
+        </w:rPr>
+      </w:pPr>
+      <w:r>
+        <w:rPr>
+          <w:rFonts w:ascii="Times New Roman" w:hAnsi="Times New Roman"/>
+          <w:sz w:val="28"/>
+          <w:szCs w:val="28"/>
+        </w:rPr>
+        <w:t xml:space="preserve">○ </w:t>
+      </w:r>
+      <w:r>
+        <w:rPr>
+          <w:rFonts w:ascii="Times New Roman" w:hAnsi="Times New Roman"/>
+          <w:sz w:val="28"/>
+          <w:szCs w:val="28"/>
+          <w:lang w:val="en-US"/>
+        </w:rPr>
+        <w:t>Schedules</w:t>
+      </w:r>
+      <w:r>
+        <w:rPr>
+          <w:rFonts w:ascii="Times New Roman" w:hAnsi="Times New Roman"/>
+          <w:sz w:val="28"/>
+          <w:szCs w:val="28"/>
+        </w:rPr>
+        <w:t>.</w:t>
+      </w:r>
+      <w:proofErr w:type="spellStart"/>
+      <w:r>
+        <w:rPr>
+          <w:rFonts w:ascii="Times New Roman" w:hAnsi="Times New Roman"/>
+          <w:sz w:val="28"/>
+          <w:szCs w:val="28"/>
+          <w:lang w:val="en-US"/>
+        </w:rPr>
+        <w:t>TeacherID</w:t>
+      </w:r>
+      <w:proofErr w:type="spellEnd"/>
+      <w:r>
+        <w:rPr>
+          <w:rFonts w:ascii="Times New Roman" w:hAnsi="Times New Roman"/>
+          <w:sz w:val="28"/>
+          <w:szCs w:val="28"/>
+        </w:rPr>
+        <w:t xml:space="preserve"> </w:t>
+      </w:r>
+      <w:r>
+        <w:rPr>
+          <w:rFonts w:ascii="Times New Roman" w:hAnsi="Times New Roman"/>
+          <w:sz w:val="28"/>
+          <w:szCs w:val="28"/>
+        </w:rPr>
+        <w:t>является</w:t>
+      </w:r>
+      <w:r>
+        <w:rPr>
+          <w:rFonts w:ascii="Times New Roman" w:hAnsi="Times New Roman"/>
+          <w:sz w:val="28"/>
+          <w:szCs w:val="28"/>
+        </w:rPr>
+        <w:t xml:space="preserve"> </w:t>
+      </w:r>
+      <w:r>
+        <w:rPr>
+          <w:rFonts w:ascii="Times New Roman" w:hAnsi="Times New Roman"/>
+          <w:sz w:val="28"/>
+          <w:szCs w:val="28"/>
+        </w:rPr>
+        <w:t>внешним</w:t>
+      </w:r>
+      <w:r>
+        <w:rPr>
+          <w:rFonts w:ascii="Times New Roman" w:hAnsi="Times New Roman"/>
+          <w:sz w:val="28"/>
+          <w:szCs w:val="28"/>
+        </w:rPr>
+        <w:t xml:space="preserve"> </w:t>
+      </w:r>
+      <w:r>
+        <w:rPr>
+          <w:rFonts w:ascii="Times New Roman" w:hAnsi="Times New Roman"/>
+          <w:sz w:val="28"/>
+          <w:szCs w:val="28"/>
+        </w:rPr>
+        <w:t>ключом</w:t>
+      </w:r>
+      <w:r>
+        <w:rPr>
+          <w:rFonts w:ascii="Times New Roman" w:hAnsi="Times New Roman"/>
+          <w:sz w:val="28"/>
+          <w:szCs w:val="28"/>
+        </w:rPr>
+        <w:t xml:space="preserve">, </w:t>
+      </w:r>
+      <w:r>
+        <w:rPr>
+          <w:rFonts w:ascii="Times New Roman" w:hAnsi="Times New Roman"/>
+          <w:sz w:val="28"/>
+          <w:szCs w:val="28"/>
+        </w:rPr>
+        <w:t>ссылающимся</w:t>
+      </w:r>
+      <w:r>
+        <w:rPr>
+          <w:rFonts w:ascii="Times New Roman" w:hAnsi="Times New Roman"/>
+          <w:sz w:val="28"/>
+          <w:szCs w:val="28"/>
+        </w:rPr>
+        <w:t xml:space="preserve"> </w:t>
+      </w:r>
+      <w:r>
+        <w:rPr>
+          <w:rFonts w:ascii="Times New Roman" w:hAnsi="Times New Roman"/>
+          <w:sz w:val="28"/>
+          <w:szCs w:val="28"/>
+        </w:rPr>
+        <w:t>на</w:t>
+      </w:r>
+      <w:r>
+        <w:rPr>
+          <w:rFonts w:ascii="Times New Roman" w:hAnsi="Times New Roman"/>
+          <w:sz w:val="28"/>
+          <w:szCs w:val="28"/>
+        </w:rPr>
+        <w:t xml:space="preserve"> </w:t>
+      </w:r>
+      <w:r>
+        <w:rPr>
+          <w:rFonts w:ascii="Times New Roman" w:hAnsi="Times New Roman"/>
+          <w:sz w:val="28"/>
+          <w:szCs w:val="28"/>
+          <w:lang w:val="en-US"/>
+        </w:rPr>
+        <w:t>Teachers</w:t>
+      </w:r>
+      <w:r>
+        <w:rPr>
+          <w:rFonts w:ascii="Times New Roman" w:hAnsi="Times New Roman"/>
+          <w:sz w:val="28"/>
+          <w:szCs w:val="28"/>
+        </w:rPr>
+        <w:t>.</w:t>
+      </w:r>
+      <w:proofErr w:type="spellStart"/>
+      <w:r>
+        <w:rPr>
+          <w:rFonts w:ascii="Times New Roman" w:hAnsi="Times New Roman"/>
+          <w:sz w:val="28"/>
+          <w:szCs w:val="28"/>
+          <w:lang w:val="en-US"/>
+        </w:rPr>
+        <w:t>TeacherID</w:t>
+      </w:r>
+      <w:proofErr w:type="spellEnd"/>
+      <w:r>
+        <w:rPr>
+          <w:rFonts w:ascii="Times New Roman" w:hAnsi="Times New Roman"/>
+          <w:sz w:val="28"/>
+          <w:szCs w:val="28"/>
+        </w:rPr>
+        <w:t>.</w:t>
+      </w:r>
+    </w:p>
+    <w:p>
+      <w:pPr>
+        <w:spacing w:after="0"/>
+        <w:ind w:left="1418"/>
+        <w:jc w:val="both"/>
+        <w:rPr>
+          <w:rFonts w:ascii="Times New Roman" w:hAnsi="Times New Roman"/>
+          <w:sz w:val="28"/>
+          <w:szCs w:val="28"/>
+          <w:lang w:val="en-US"/>
+        </w:rPr>
+      </w:pPr>
+      <w:r>
+        <w:rPr>
+          <w:rFonts w:ascii="Times New Roman" w:hAnsi="Times New Roman"/>
+          <w:sz w:val="28"/>
+          <w:szCs w:val="28"/>
+        </w:rPr>
+        <w:t xml:space="preserve">○ </w:t>
+      </w:r>
+      <w:r>
+        <w:rPr>
+          <w:rFonts w:ascii="Times New Roman" w:hAnsi="Times New Roman"/>
+          <w:sz w:val="28"/>
+          <w:szCs w:val="28"/>
+          <w:lang w:val="en-US"/>
+        </w:rPr>
+        <w:t>Schedules</w:t>
+      </w:r>
+      <w:r>
+        <w:rPr>
+          <w:rFonts w:ascii="Times New Roman" w:hAnsi="Times New Roman"/>
+          <w:sz w:val="28"/>
+          <w:szCs w:val="28"/>
+        </w:rPr>
+        <w:t>.</w:t>
+      </w:r>
+      <w:proofErr w:type="spellStart"/>
+      <w:r>
+        <w:rPr>
+          <w:rFonts w:ascii="Times New Roman" w:hAnsi="Times New Roman"/>
+          <w:sz w:val="28"/>
+          <w:szCs w:val="28"/>
+          <w:lang w:val="en-US"/>
+        </w:rPr>
+        <w:t>SemesterWeek</w:t>
+      </w:r>
+      <w:r>
+        <w:rPr>
+          <w:rFonts w:ascii="Times New Roman" w:hAnsi="Times New Roman"/>
+          <w:sz w:val="28"/>
+          <w:szCs w:val="28"/>
+          <w:lang w:val="en-US"/>
+        </w:rPr>
+        <w:t>ID</w:t>
+      </w:r>
+      <w:proofErr w:type="spellEnd"/>
+      <w:r>
+        <w:rPr>
+          <w:rFonts w:ascii="Times New Roman" w:hAnsi="Times New Roman"/>
+          <w:sz w:val="28"/>
+          <w:szCs w:val="28"/>
+        </w:rPr>
+        <w:t xml:space="preserve"> является внешним ключом, ссылающимся на </w:t>
+      </w:r>
+      <w:proofErr w:type="spellStart"/>
+      <w:r>
+        <w:rPr>
+          <w:rFonts w:ascii="Times New Roman" w:hAnsi="Times New Roman"/>
+          <w:sz w:val="28"/>
+          <w:szCs w:val="28"/>
+          <w:lang w:val="en-US"/>
+        </w:rPr>
+        <w:t>SemesterWeek</w:t>
+      </w:r>
+      <w:r>
+        <w:rPr>
+          <w:rFonts w:ascii="Times New Roman" w:hAnsi="Times New Roman"/>
+          <w:sz w:val="28"/>
+          <w:szCs w:val="28"/>
+          <w:lang w:val="en-US"/>
+        </w:rPr>
+        <w:t>s</w:t>
+      </w:r>
+      <w:proofErr w:type="spellEnd"/>
+      <w:r>
+        <w:rPr>
+          <w:rFonts w:ascii="Times New Roman" w:hAnsi="Times New Roman"/>
+          <w:sz w:val="28"/>
+          <w:szCs w:val="28"/>
+        </w:rPr>
+        <w:t>.</w:t>
+      </w:r>
+      <w:r>
+        <w:t xml:space="preserve"> </w:t>
+      </w:r>
+      <w:proofErr w:type="spellStart"/>
+      <w:r>
+        <w:rPr>
+          <w:rFonts w:ascii="Times New Roman" w:hAnsi="Times New Roman"/>
+          <w:sz w:val="28"/>
+          <w:szCs w:val="28"/>
+          <w:lang w:val="en-US"/>
+        </w:rPr>
+        <w:t>SemesterWeekID</w:t>
+      </w:r>
+      <w:proofErr w:type="spellEnd"/>
+      <w:r>
+        <w:rPr>
+          <w:rFonts w:ascii="Times New Roman" w:hAnsi="Times New Roman"/>
+          <w:sz w:val="28"/>
+          <w:szCs w:val="28"/>
+          <w:lang w:val="en-US"/>
+        </w:rPr>
+        <w:t>.</w:t>
+      </w:r>
+    </w:p>
+    <w:p>
+      <w:pPr>
+        <w:spacing w:after="0"/>
+        <w:ind w:left="1843" w:hanging="283"/>
+        <w:jc w:val="both"/>
+        <w:rPr>
+          <w:rFonts w:ascii="Times New Roman" w:hAnsi="Times New Roman"/>
+          <w:sz w:val="28"/>
+          <w:szCs w:val="28"/>
+          <w:lang w:val="en-US"/>
+        </w:rPr>
+      </w:pPr>
+    </w:p>
+    <w:p>
+      <w:pPr>
+        <w:spacing w:after="0"/>
+        <w:ind w:left="1843" w:hanging="283"/>
+        <w:jc w:val="both"/>
+        <w:rPr>
+          <w:rFonts w:ascii="Times New Roman" w:hAnsi="Times New Roman"/>
+          <w:sz w:val="28"/>
+          <w:szCs w:val="28"/>
+          <w:lang w:val="en-US"/>
+        </w:rPr>
+      </w:pPr>
+    </w:p>
+    <w:p>
+      <w:pPr>
+        <w:spacing w:after="0"/>
+        <w:ind w:left="1843" w:hanging="283"/>
+        <w:jc w:val="both"/>
+        <w:rPr>
+          <w:rFonts w:ascii="Times New Roman" w:hAnsi="Times New Roman"/>
+          <w:sz w:val="28"/>
+          <w:szCs w:val="28"/>
+          <w:lang w:val="en-US"/>
+        </w:rPr>
+      </w:pPr>
+    </w:p>
+    <w:p>
+      <w:pPr>
+        <w:spacing w:after="0"/>
+        <w:ind w:left="1843" w:hanging="283"/>
+        <w:jc w:val="both"/>
+        <w:rPr>
+          <w:rFonts w:ascii="Times New Roman" w:hAnsi="Times New Roman"/>
+          <w:sz w:val="28"/>
+          <w:szCs w:val="28"/>
+          <w:lang w:val="en-US"/>
+        </w:rPr>
+      </w:pPr>
+    </w:p>
+    <w:p>
+      <w:pPr>
+        <w:spacing w:after="0"/>
+        <w:ind w:left="1843" w:hanging="283"/>
+        <w:jc w:val="both"/>
+        <w:rPr>
+          <w:rFonts w:ascii="Times New Roman" w:hAnsi="Times New Roman"/>
+          <w:sz w:val="28"/>
+          <w:szCs w:val="28"/>
+          <w:lang w:val="en-US"/>
+        </w:rPr>
+      </w:pPr>
+    </w:p>
+    <w:p>
+      <w:pPr>
+        <w:spacing w:after="0"/>
+        <w:ind w:left="1843" w:hanging="283"/>
+        <w:jc w:val="both"/>
+        <w:rPr>
+          <w:rFonts w:ascii="Times New Roman" w:hAnsi="Times New Roman"/>
+          <w:sz w:val="28"/>
+          <w:szCs w:val="28"/>
+          <w:lang w:val="en-US"/>
+        </w:rPr>
+      </w:pPr>
+    </w:p>
+    <w:p>
+      <w:pPr>
+        <w:spacing w:after="0"/>
+        <w:ind w:left="1843" w:hanging="283"/>
+        <w:jc w:val="both"/>
+        <w:rPr>
+          <w:rFonts w:ascii="Times New Roman" w:hAnsi="Times New Roman"/>
+          <w:sz w:val="28"/>
+          <w:szCs w:val="28"/>
+          <w:lang w:val="en-US"/>
+        </w:rPr>
+      </w:pPr>
+    </w:p>
+    <w:p>
+      <w:pPr>
+        <w:spacing w:after="0"/>
+        <w:ind w:left="1843" w:hanging="283"/>
+        <w:jc w:val="both"/>
+        <w:rPr>
+          <w:rFonts w:ascii="Times New Roman" w:hAnsi="Times New Roman"/>
+          <w:sz w:val="28"/>
+          <w:szCs w:val="28"/>
+          <w:lang w:val="en-US"/>
+        </w:rPr>
+      </w:pPr>
+    </w:p>
+    <w:p>
+      <w:pPr>
+        <w:spacing w:after="0"/>
+        <w:ind w:left="1843" w:hanging="283"/>
+        <w:jc w:val="both"/>
+        <w:rPr>
+          <w:rFonts w:ascii="Times New Roman" w:hAnsi="Times New Roman"/>
+          <w:sz w:val="28"/>
+          <w:szCs w:val="28"/>
+          <w:lang w:val="en-US"/>
+        </w:rPr>
+      </w:pPr>
+    </w:p>
+    <w:p>
+      <w:pPr>
+        <w:spacing w:after="0"/>
+        <w:ind w:left="1843" w:hanging="283"/>
+        <w:jc w:val="both"/>
+        <w:rPr>
+          <w:rFonts w:ascii="Times New Roman" w:hAnsi="Times New Roman"/>
+          <w:sz w:val="28"/>
+          <w:szCs w:val="28"/>
+          <w:lang w:val="en-US"/>
+        </w:rPr>
+      </w:pPr>
+    </w:p>
+    <w:p>
+      <w:pPr>
+        <w:spacing w:after="0"/>
+        <w:ind w:left="1843" w:hanging="283"/>
+        <w:jc w:val="both"/>
+        <w:rPr>
+          <w:rFonts w:ascii="Times New Roman" w:hAnsi="Times New Roman"/>
+          <w:sz w:val="28"/>
+          <w:szCs w:val="28"/>
+          <w:lang w:val="en-US"/>
+        </w:rPr>
+      </w:pPr>
+    </w:p>
+    <w:p>
+      <w:pPr>
+        <w:spacing w:after="0"/>
+        <w:ind w:left="1843" w:hanging="283"/>
+        <w:jc w:val="both"/>
+        <w:rPr>
+          <w:rFonts w:ascii="Times New Roman" w:hAnsi="Times New Roman"/>
+          <w:sz w:val="28"/>
+          <w:szCs w:val="28"/>
+          <w:lang w:val="en-US"/>
+        </w:rPr>
+      </w:pPr>
+    </w:p>
+    <w:p>
+      <w:pPr>
+        <w:spacing w:after="0"/>
+        <w:jc w:val="both"/>
+        <w:rPr>
+          <w:rFonts w:ascii="Times New Roman" w:hAnsi="Times New Roman"/>
+          <w:sz w:val="28"/>
+          <w:szCs w:val="28"/>
+          <w:lang w:val="en-US"/>
+        </w:rPr>
+      </w:pPr>
+    </w:p>
+    <w:p>
+      <w:pPr>
+        <w:spacing w:after="0"/>
         <w:jc w:val="both"/>
         <w:rPr>
           <w:rFonts w:ascii="Times New Roman" w:hAnsi="Times New Roman"/>
@@ -4948,1138 +8206,27 @@
           <w:bCs/>
           <w:sz w:val="28"/>
           <w:szCs w:val="28"/>
-        </w:rPr>
-      </w:pPr>
-    </w:p>
-    <w:p>
-      <w:pPr>
-        <w:spacing w:after="0"/>
-        <w:ind w:firstLine="709"/>
-        <w:jc w:val="both"/>
-      </w:pPr>
-      <w:r>
-        <w:rPr>
-          <w:rFonts w:ascii="Times New Roman" w:hAnsi="Times New Roman"/>
-          <w:sz w:val="28"/>
-          <w:szCs w:val="28"/>
-        </w:rPr>
-        <w:t xml:space="preserve">● </w:t>
-      </w:r>
-      <w:proofErr w:type="spellStart"/>
-      <w:r>
-        <w:rPr>
-          <w:rFonts w:ascii="Times New Roman" w:hAnsi="Times New Roman"/>
-          <w:sz w:val="28"/>
-          <w:szCs w:val="28"/>
-        </w:rPr>
-        <w:t>Students</w:t>
-      </w:r>
-      <w:proofErr w:type="spellEnd"/>
-      <w:r>
-        <w:rPr>
-          <w:rFonts w:ascii="Times New Roman" w:hAnsi="Times New Roman"/>
-          <w:sz w:val="28"/>
-          <w:szCs w:val="28"/>
-        </w:rPr>
-        <w:t xml:space="preserve"> и </w:t>
-      </w:r>
-      <w:r>
-        <w:rPr>
-          <w:rFonts w:ascii="Times New Roman" w:hAnsi="Times New Roman"/>
-          <w:sz w:val="28"/>
-          <w:szCs w:val="28"/>
-          <w:lang w:val="en-US"/>
-        </w:rPr>
-        <w:t>Groups</w:t>
-      </w:r>
-      <w:r>
-        <w:rPr>
-          <w:rFonts w:ascii="Times New Roman" w:hAnsi="Times New Roman"/>
-          <w:sz w:val="28"/>
-          <w:szCs w:val="28"/>
-        </w:rPr>
-        <w:t xml:space="preserve"> (Один-ко-Многим): Одной группе может принадлежать множество студентов, но каждый студент в этом упрощенном варианте принадлежит одной группе.</w:t>
-      </w:r>
-    </w:p>
-    <w:p>
-      <w:pPr>
-        <w:spacing w:after="0"/>
-        <w:ind w:left="709" w:firstLine="709"/>
-        <w:jc w:val="both"/>
-      </w:pPr>
-      <w:r>
-        <w:rPr>
-          <w:rFonts w:ascii="Times New Roman" w:hAnsi="Times New Roman"/>
-          <w:sz w:val="28"/>
-          <w:szCs w:val="28"/>
-        </w:rPr>
-        <w:t xml:space="preserve">○ </w:t>
-      </w:r>
-      <w:r>
-        <w:rPr>
-          <w:rFonts w:ascii="Times New Roman" w:hAnsi="Times New Roman"/>
-          <w:sz w:val="28"/>
-          <w:szCs w:val="28"/>
-          <w:lang w:val="en-US"/>
-        </w:rPr>
-        <w:t>Students</w:t>
-      </w:r>
-      <w:r>
-        <w:rPr>
-          <w:rFonts w:ascii="Times New Roman" w:hAnsi="Times New Roman"/>
-          <w:sz w:val="28"/>
-          <w:szCs w:val="28"/>
-        </w:rPr>
-        <w:t>.</w:t>
-      </w:r>
-      <w:r>
-        <w:rPr>
-          <w:rFonts w:ascii="Times New Roman" w:hAnsi="Times New Roman"/>
-          <w:sz w:val="28"/>
-          <w:szCs w:val="28"/>
-          <w:lang w:val="en-US"/>
-        </w:rPr>
-        <w:t>Group</w:t>
-      </w:r>
-      <w:r>
-        <w:rPr>
-          <w:rFonts w:ascii="Times New Roman" w:hAnsi="Times New Roman"/>
-          <w:sz w:val="28"/>
-          <w:szCs w:val="28"/>
-        </w:rPr>
-        <w:t>ID является внешним ключом, ссылающимся на</w:t>
-      </w:r>
-    </w:p>
-    <w:p>
-      <w:pPr>
-        <w:spacing w:after="0"/>
-        <w:ind w:left="1276" w:firstLine="142"/>
-        <w:jc w:val="both"/>
-      </w:pPr>
-      <w:r>
-        <w:rPr>
-          <w:rFonts w:ascii="Times New Roman" w:hAnsi="Times New Roman"/>
-          <w:sz w:val="28"/>
-          <w:szCs w:val="28"/>
-          <w:lang w:val="en-US"/>
-        </w:rPr>
-        <w:t>Groups</w:t>
-      </w:r>
-      <w:r>
-        <w:rPr>
-          <w:rFonts w:ascii="Times New Roman" w:hAnsi="Times New Roman"/>
-          <w:sz w:val="28"/>
-          <w:szCs w:val="28"/>
-        </w:rPr>
-        <w:t>.</w:t>
-      </w:r>
-      <w:r>
-        <w:rPr>
-          <w:rFonts w:ascii="Times New Roman" w:hAnsi="Times New Roman"/>
-          <w:sz w:val="28"/>
-          <w:szCs w:val="28"/>
-          <w:lang w:val="en-US"/>
-        </w:rPr>
-        <w:t>Group</w:t>
-      </w:r>
-      <w:r>
-        <w:rPr>
-          <w:rFonts w:ascii="Times New Roman" w:hAnsi="Times New Roman"/>
-          <w:sz w:val="28"/>
-          <w:szCs w:val="28"/>
-        </w:rPr>
-        <w:t>ID.</w:t>
-      </w:r>
-    </w:p>
-    <w:p>
-      <w:pPr>
-        <w:spacing w:after="0"/>
-        <w:jc w:val="both"/>
-        <w:rPr>
-          <w:rFonts w:ascii="Times New Roman" w:hAnsi="Times New Roman"/>
-          <w:sz w:val="28"/>
-          <w:szCs w:val="28"/>
-        </w:rPr>
-      </w:pPr>
-    </w:p>
-    <w:p>
-      <w:pPr>
-        <w:spacing w:after="0"/>
-        <w:ind w:firstLine="709"/>
-        <w:jc w:val="both"/>
-      </w:pPr>
-      <w:r>
-        <w:rPr>
-          <w:rFonts w:ascii="Times New Roman" w:hAnsi="Times New Roman"/>
-          <w:sz w:val="28"/>
-          <w:szCs w:val="28"/>
-        </w:rPr>
-        <w:t xml:space="preserve">● </w:t>
-      </w:r>
-      <w:r>
-        <w:rPr>
-          <w:rFonts w:ascii="Times New Roman" w:hAnsi="Times New Roman"/>
-          <w:sz w:val="28"/>
-          <w:szCs w:val="28"/>
-          <w:lang w:val="en-US"/>
-        </w:rPr>
-        <w:t>Group</w:t>
-      </w:r>
-      <w:r>
-        <w:rPr>
-          <w:rFonts w:ascii="Times New Roman" w:hAnsi="Times New Roman"/>
-          <w:sz w:val="28"/>
-          <w:szCs w:val="28"/>
-        </w:rPr>
-        <w:t xml:space="preserve">s и </w:t>
-      </w:r>
-      <w:proofErr w:type="spellStart"/>
-      <w:r>
-        <w:rPr>
-          <w:rFonts w:ascii="Times New Roman" w:hAnsi="Times New Roman"/>
-          <w:sz w:val="28"/>
-          <w:szCs w:val="28"/>
-          <w:lang w:val="en-US"/>
-        </w:rPr>
-        <w:t>Facultie</w:t>
-      </w:r>
-      <w:proofErr w:type="spellEnd"/>
-      <w:r>
-        <w:rPr>
-          <w:rFonts w:ascii="Times New Roman" w:hAnsi="Times New Roman"/>
-          <w:sz w:val="28"/>
-          <w:szCs w:val="28"/>
-        </w:rPr>
-        <w:t>s (Один-ко-Многим): Факультет может содержать много групп, но одной группе принадлежит один факультет.</w:t>
-      </w:r>
-    </w:p>
-    <w:p>
-      <w:pPr>
-        <w:spacing w:after="0"/>
-        <w:ind w:left="709" w:firstLine="709"/>
-        <w:jc w:val="both"/>
-      </w:pPr>
-      <w:r>
-        <w:rPr>
-          <w:rFonts w:ascii="Times New Roman" w:hAnsi="Times New Roman"/>
-          <w:sz w:val="28"/>
-          <w:szCs w:val="28"/>
-        </w:rPr>
-        <w:t xml:space="preserve">○ </w:t>
-      </w:r>
-      <w:r>
-        <w:rPr>
-          <w:rFonts w:ascii="Times New Roman" w:hAnsi="Times New Roman"/>
-          <w:sz w:val="28"/>
-          <w:szCs w:val="28"/>
-          <w:lang w:val="en-US"/>
-        </w:rPr>
-        <w:t>Group</w:t>
-      </w:r>
-      <w:r>
-        <w:rPr>
-          <w:rFonts w:ascii="Times New Roman" w:hAnsi="Times New Roman"/>
-          <w:sz w:val="28"/>
-          <w:szCs w:val="28"/>
-        </w:rPr>
-        <w:t>s.</w:t>
-      </w:r>
-      <w:r>
-        <w:rPr>
-          <w:rFonts w:ascii="Times New Roman" w:hAnsi="Times New Roman"/>
-          <w:sz w:val="28"/>
-          <w:szCs w:val="28"/>
-          <w:lang w:val="en-US"/>
-        </w:rPr>
-        <w:t>Faculty</w:t>
-      </w:r>
-      <w:r>
-        <w:rPr>
-          <w:rFonts w:ascii="Times New Roman" w:hAnsi="Times New Roman"/>
-          <w:sz w:val="28"/>
-          <w:szCs w:val="28"/>
-        </w:rPr>
-        <w:t>ID является внешним ключом, ссылающимся на</w:t>
-      </w:r>
-    </w:p>
-    <w:p>
-      <w:pPr>
-        <w:spacing w:after="0"/>
-        <w:ind w:firstLine="1418"/>
-        <w:jc w:val="both"/>
-      </w:pPr>
-      <w:r>
-        <w:rPr>
-          <w:rFonts w:ascii="Times New Roman" w:hAnsi="Times New Roman"/>
-          <w:sz w:val="28"/>
-          <w:szCs w:val="28"/>
-          <w:lang w:val="en-US"/>
-        </w:rPr>
-        <w:t>Faculties</w:t>
-      </w:r>
-      <w:r>
-        <w:rPr>
-          <w:rFonts w:ascii="Times New Roman" w:hAnsi="Times New Roman"/>
-          <w:sz w:val="28"/>
-          <w:szCs w:val="28"/>
-        </w:rPr>
-        <w:t>.</w:t>
-      </w:r>
-      <w:r>
-        <w:rPr>
-          <w:rFonts w:ascii="Times New Roman" w:hAnsi="Times New Roman"/>
-          <w:sz w:val="28"/>
-          <w:szCs w:val="28"/>
-          <w:lang w:val="en-US"/>
-        </w:rPr>
-        <w:t>Faculty</w:t>
-      </w:r>
-      <w:r>
-        <w:rPr>
-          <w:rFonts w:ascii="Times New Roman" w:hAnsi="Times New Roman"/>
-          <w:sz w:val="28"/>
-          <w:szCs w:val="28"/>
-        </w:rPr>
-        <w:t>ID.</w:t>
-      </w:r>
-    </w:p>
-    <w:p>
-      <w:pPr>
-        <w:spacing w:after="0"/>
-        <w:ind w:firstLine="1701"/>
-        <w:jc w:val="both"/>
-        <w:rPr>
-          <w:rFonts w:ascii="Times New Roman" w:hAnsi="Times New Roman"/>
-          <w:sz w:val="28"/>
-          <w:szCs w:val="28"/>
-        </w:rPr>
-      </w:pPr>
-    </w:p>
-    <w:p>
-      <w:pPr>
-        <w:spacing w:after="0"/>
-        <w:ind w:firstLine="709"/>
-        <w:jc w:val="both"/>
-      </w:pPr>
-      <w:r>
-        <w:rPr>
-          <w:rFonts w:ascii="Times New Roman" w:hAnsi="Times New Roman"/>
-          <w:sz w:val="28"/>
-          <w:szCs w:val="28"/>
-        </w:rPr>
-        <w:t xml:space="preserve">● </w:t>
-      </w:r>
-      <w:r>
-        <w:rPr>
-          <w:rFonts w:ascii="Times New Roman" w:hAnsi="Times New Roman"/>
-          <w:sz w:val="28"/>
-          <w:szCs w:val="28"/>
-          <w:lang w:val="en-US"/>
-        </w:rPr>
-        <w:t>Groups</w:t>
-      </w:r>
-      <w:r>
-        <w:rPr>
-          <w:rFonts w:ascii="Times New Roman" w:hAnsi="Times New Roman"/>
-          <w:sz w:val="28"/>
-          <w:szCs w:val="28"/>
-        </w:rPr>
-        <w:t xml:space="preserve">, </w:t>
-      </w:r>
-      <w:proofErr w:type="spellStart"/>
-      <w:r>
-        <w:rPr>
-          <w:rFonts w:ascii="Times New Roman" w:hAnsi="Times New Roman"/>
-          <w:sz w:val="28"/>
-          <w:szCs w:val="28"/>
-          <w:lang w:val="en-US"/>
-        </w:rPr>
-        <w:t>ClassRooms</w:t>
-      </w:r>
-      <w:proofErr w:type="spellEnd"/>
-      <w:r>
-        <w:rPr>
-          <w:rFonts w:ascii="Times New Roman" w:hAnsi="Times New Roman"/>
-          <w:sz w:val="28"/>
-          <w:szCs w:val="28"/>
-        </w:rPr>
-        <w:t xml:space="preserve">, </w:t>
-      </w:r>
-      <w:r>
-        <w:rPr>
-          <w:rFonts w:ascii="Times New Roman" w:hAnsi="Times New Roman"/>
-          <w:sz w:val="28"/>
-          <w:szCs w:val="28"/>
-          <w:lang w:val="en-US"/>
-        </w:rPr>
-        <w:t>Subjects</w:t>
-      </w:r>
-      <w:r>
-        <w:rPr>
-          <w:rFonts w:ascii="Times New Roman" w:hAnsi="Times New Roman"/>
-          <w:sz w:val="28"/>
-          <w:szCs w:val="28"/>
-        </w:rPr>
-        <w:t xml:space="preserve">, </w:t>
-      </w:r>
-      <w:r>
-        <w:rPr>
-          <w:rFonts w:ascii="Times New Roman" w:hAnsi="Times New Roman"/>
-          <w:sz w:val="28"/>
-          <w:szCs w:val="28"/>
-          <w:lang w:val="en-US"/>
-        </w:rPr>
-        <w:t>Teachers</w:t>
-      </w:r>
-      <w:r>
-        <w:rPr>
-          <w:rFonts w:ascii="Times New Roman" w:hAnsi="Times New Roman"/>
-          <w:sz w:val="28"/>
-          <w:szCs w:val="28"/>
-        </w:rPr>
-        <w:t xml:space="preserve"> и </w:t>
-      </w:r>
-      <w:r>
-        <w:rPr>
-          <w:rFonts w:ascii="Times New Roman" w:hAnsi="Times New Roman"/>
-          <w:sz w:val="28"/>
-          <w:szCs w:val="28"/>
-          <w:lang w:val="en-US"/>
-        </w:rPr>
-        <w:t>Schedules</w:t>
-      </w:r>
-      <w:r>
-        <w:rPr>
-          <w:rFonts w:ascii="Times New Roman" w:hAnsi="Times New Roman"/>
-          <w:sz w:val="28"/>
-          <w:szCs w:val="28"/>
-        </w:rPr>
-        <w:t xml:space="preserve"> (Многие-ко-Многим): Каждое занятие связывает одну группу, один предмет, одну аудиторию и одного преподавателя.</w:t>
-      </w:r>
-    </w:p>
-    <w:p>
-      <w:pPr>
-        <w:spacing w:after="0"/>
-        <w:ind w:left="1418"/>
-        <w:jc w:val="both"/>
-      </w:pPr>
-      <w:r>
-        <w:rPr>
-          <w:rFonts w:ascii="Times New Roman" w:hAnsi="Times New Roman"/>
-          <w:sz w:val="28"/>
-          <w:szCs w:val="28"/>
-        </w:rPr>
-        <w:t xml:space="preserve">○ </w:t>
-      </w:r>
-      <w:r>
-        <w:rPr>
-          <w:rFonts w:ascii="Times New Roman" w:hAnsi="Times New Roman"/>
-          <w:sz w:val="28"/>
-          <w:szCs w:val="28"/>
-          <w:lang w:val="en-US"/>
-        </w:rPr>
-        <w:t>Schedules</w:t>
-      </w:r>
-      <w:r>
-        <w:rPr>
-          <w:rFonts w:ascii="Times New Roman" w:hAnsi="Times New Roman"/>
-          <w:sz w:val="28"/>
-          <w:szCs w:val="28"/>
-        </w:rPr>
-        <w:t>.</w:t>
-      </w:r>
-      <w:r>
-        <w:rPr>
-          <w:rFonts w:ascii="Times New Roman" w:hAnsi="Times New Roman"/>
-          <w:sz w:val="28"/>
-          <w:szCs w:val="28"/>
-          <w:lang w:val="en-US"/>
-        </w:rPr>
-        <w:t>Group</w:t>
-      </w:r>
-      <w:r>
-        <w:rPr>
-          <w:rFonts w:ascii="Times New Roman" w:hAnsi="Times New Roman"/>
-          <w:sz w:val="28"/>
-          <w:szCs w:val="28"/>
-        </w:rPr>
-        <w:t xml:space="preserve">ID является внешним ключом, ссылающимся на </w:t>
-      </w:r>
-      <w:r>
-        <w:rPr>
-          <w:rFonts w:ascii="Times New Roman" w:hAnsi="Times New Roman"/>
-          <w:sz w:val="28"/>
-          <w:szCs w:val="28"/>
-          <w:lang w:val="en-US"/>
-        </w:rPr>
-        <w:t>Group</w:t>
-      </w:r>
-      <w:r>
-        <w:rPr>
-          <w:rFonts w:ascii="Times New Roman" w:hAnsi="Times New Roman"/>
-          <w:sz w:val="28"/>
-          <w:szCs w:val="28"/>
-        </w:rPr>
-        <w:t>s.</w:t>
-      </w:r>
-      <w:r>
-        <w:rPr>
-          <w:rFonts w:ascii="Times New Roman" w:hAnsi="Times New Roman"/>
-          <w:sz w:val="28"/>
-          <w:szCs w:val="28"/>
-          <w:lang w:val="en-US"/>
-        </w:rPr>
-        <w:t>Group</w:t>
-      </w:r>
-      <w:r>
-        <w:rPr>
-          <w:rFonts w:ascii="Times New Roman" w:hAnsi="Times New Roman"/>
-          <w:sz w:val="28"/>
-          <w:szCs w:val="28"/>
-        </w:rPr>
-        <w:t>ID.</w:t>
-      </w:r>
-    </w:p>
-    <w:p>
-      <w:pPr>
-        <w:spacing w:after="0"/>
-        <w:ind w:left="1418"/>
-        <w:jc w:val="both"/>
-        <w:rPr>
-          <w:rFonts w:ascii="Times New Roman" w:hAnsi="Times New Roman"/>
-          <w:sz w:val="28"/>
-          <w:szCs w:val="28"/>
-        </w:rPr>
-      </w:pPr>
-      <w:r>
-        <w:rPr>
-          <w:rFonts w:ascii="Times New Roman" w:hAnsi="Times New Roman"/>
-          <w:sz w:val="28"/>
-          <w:szCs w:val="28"/>
-        </w:rPr>
-        <w:t xml:space="preserve">○ </w:t>
-      </w:r>
-      <w:r>
-        <w:rPr>
-          <w:rFonts w:ascii="Times New Roman" w:hAnsi="Times New Roman"/>
-          <w:sz w:val="28"/>
-          <w:szCs w:val="28"/>
-          <w:lang w:val="en-US"/>
-        </w:rPr>
-        <w:t>Schedules</w:t>
-      </w:r>
-      <w:r>
-        <w:rPr>
-          <w:rFonts w:ascii="Times New Roman" w:hAnsi="Times New Roman"/>
-          <w:sz w:val="28"/>
-          <w:szCs w:val="28"/>
-        </w:rPr>
-        <w:t>.</w:t>
-      </w:r>
-      <w:proofErr w:type="spellStart"/>
-      <w:r>
-        <w:rPr>
-          <w:rFonts w:ascii="Times New Roman" w:hAnsi="Times New Roman"/>
-          <w:sz w:val="28"/>
-          <w:szCs w:val="28"/>
-          <w:lang w:val="en-US"/>
-        </w:rPr>
-        <w:t>ClassRoomID</w:t>
-      </w:r>
-      <w:proofErr w:type="spellEnd"/>
-      <w:r>
-        <w:rPr>
-          <w:rFonts w:ascii="Times New Roman" w:hAnsi="Times New Roman"/>
-          <w:sz w:val="28"/>
-          <w:szCs w:val="28"/>
-        </w:rPr>
-        <w:t xml:space="preserve"> является внешним ключом, ссылающимся на </w:t>
-      </w:r>
-      <w:proofErr w:type="spellStart"/>
-      <w:r>
-        <w:rPr>
-          <w:rFonts w:ascii="Times New Roman" w:hAnsi="Times New Roman"/>
-          <w:sz w:val="28"/>
-          <w:szCs w:val="28"/>
-          <w:lang w:val="en-US"/>
-        </w:rPr>
-        <w:t>ClassRooms</w:t>
-      </w:r>
-      <w:proofErr w:type="spellEnd"/>
-      <w:r>
-        <w:rPr>
-          <w:rFonts w:ascii="Times New Roman" w:hAnsi="Times New Roman"/>
-          <w:sz w:val="28"/>
-          <w:szCs w:val="28"/>
-        </w:rPr>
-        <w:t>.</w:t>
-      </w:r>
-      <w:proofErr w:type="spellStart"/>
-      <w:r>
-        <w:rPr>
-          <w:rFonts w:ascii="Times New Roman" w:hAnsi="Times New Roman"/>
-          <w:sz w:val="28"/>
-          <w:szCs w:val="28"/>
-          <w:lang w:val="en-US"/>
-        </w:rPr>
-        <w:t>ClassRoomID</w:t>
-      </w:r>
-      <w:proofErr w:type="spellEnd"/>
-      <w:r>
-        <w:rPr>
-          <w:rFonts w:ascii="Times New Roman" w:hAnsi="Times New Roman"/>
-          <w:sz w:val="28"/>
-          <w:szCs w:val="28"/>
-        </w:rPr>
-        <w:t>.</w:t>
-      </w:r>
-    </w:p>
-    <w:p>
-      <w:pPr>
-        <w:spacing w:after="0"/>
-        <w:ind w:left="1418"/>
-        <w:jc w:val="both"/>
-        <w:rPr>
-          <w:rFonts w:ascii="Times New Roman" w:hAnsi="Times New Roman"/>
-          <w:sz w:val="28"/>
-          <w:szCs w:val="28"/>
-        </w:rPr>
-      </w:pPr>
-      <w:r>
-        <w:rPr>
-          <w:rFonts w:ascii="Times New Roman" w:hAnsi="Times New Roman"/>
-          <w:sz w:val="28"/>
-          <w:szCs w:val="28"/>
-        </w:rPr>
-        <w:t xml:space="preserve">○ </w:t>
-      </w:r>
-      <w:r>
-        <w:rPr>
-          <w:rFonts w:ascii="Times New Roman" w:hAnsi="Times New Roman"/>
-          <w:sz w:val="28"/>
-          <w:szCs w:val="28"/>
-          <w:lang w:val="en-US"/>
-        </w:rPr>
-        <w:t>Schedules</w:t>
-      </w:r>
-      <w:r>
-        <w:rPr>
-          <w:rFonts w:ascii="Times New Roman" w:hAnsi="Times New Roman"/>
-          <w:sz w:val="28"/>
-          <w:szCs w:val="28"/>
-        </w:rPr>
-        <w:t>.</w:t>
-      </w:r>
-      <w:proofErr w:type="spellStart"/>
-      <w:r>
-        <w:rPr>
-          <w:rFonts w:ascii="Times New Roman" w:hAnsi="Times New Roman"/>
-          <w:sz w:val="28"/>
-          <w:szCs w:val="28"/>
-          <w:lang w:val="en-US"/>
-        </w:rPr>
-        <w:t>SubjectID</w:t>
-      </w:r>
-      <w:proofErr w:type="spellEnd"/>
-      <w:r>
-        <w:rPr>
-          <w:rFonts w:ascii="Times New Roman" w:hAnsi="Times New Roman"/>
-          <w:sz w:val="28"/>
-          <w:szCs w:val="28"/>
-        </w:rPr>
-        <w:t xml:space="preserve"> является внешним ключом, ссылающимся на </w:t>
-      </w:r>
-      <w:r>
-        <w:rPr>
-          <w:rFonts w:ascii="Times New Roman" w:hAnsi="Times New Roman"/>
-          <w:sz w:val="28"/>
-          <w:szCs w:val="28"/>
-          <w:lang w:val="en-US"/>
-        </w:rPr>
-        <w:t>Subjects</w:t>
-      </w:r>
-      <w:r>
-        <w:rPr>
-          <w:rFonts w:ascii="Times New Roman" w:hAnsi="Times New Roman"/>
-          <w:sz w:val="28"/>
-          <w:szCs w:val="28"/>
-        </w:rPr>
-        <w:t>.</w:t>
-      </w:r>
-      <w:proofErr w:type="spellStart"/>
-      <w:r>
-        <w:rPr>
-          <w:rFonts w:ascii="Times New Roman" w:hAnsi="Times New Roman"/>
-          <w:sz w:val="28"/>
-          <w:szCs w:val="28"/>
-          <w:lang w:val="en-US"/>
-        </w:rPr>
-        <w:t>SubjectID</w:t>
-      </w:r>
-      <w:proofErr w:type="spellEnd"/>
-      <w:r>
-        <w:rPr>
-          <w:rFonts w:ascii="Times New Roman" w:hAnsi="Times New Roman"/>
-          <w:sz w:val="28"/>
-          <w:szCs w:val="28"/>
-        </w:rPr>
-        <w:t>.</w:t>
-      </w:r>
-    </w:p>
-    <w:p>
-      <w:pPr>
-        <w:spacing w:after="0"/>
-        <w:ind w:left="1418"/>
-        <w:jc w:val="both"/>
-      </w:pPr>
-      <w:r>
-        <w:rPr>
-          <w:rFonts w:ascii="Times New Roman" w:hAnsi="Times New Roman"/>
-          <w:sz w:val="28"/>
-          <w:szCs w:val="28"/>
-        </w:rPr>
-        <w:t xml:space="preserve">○ </w:t>
-      </w:r>
-      <w:r>
-        <w:rPr>
-          <w:rFonts w:ascii="Times New Roman" w:hAnsi="Times New Roman"/>
-          <w:sz w:val="28"/>
-          <w:szCs w:val="28"/>
-          <w:lang w:val="en-US"/>
-        </w:rPr>
-        <w:t>Schedules</w:t>
-      </w:r>
-      <w:r>
-        <w:rPr>
-          <w:rFonts w:ascii="Times New Roman" w:hAnsi="Times New Roman"/>
-          <w:sz w:val="28"/>
-          <w:szCs w:val="28"/>
-        </w:rPr>
-        <w:t>.</w:t>
-      </w:r>
-      <w:proofErr w:type="spellStart"/>
-      <w:r>
-        <w:rPr>
-          <w:rFonts w:ascii="Times New Roman" w:hAnsi="Times New Roman"/>
-          <w:sz w:val="28"/>
-          <w:szCs w:val="28"/>
-          <w:lang w:val="en-US"/>
-        </w:rPr>
-        <w:t>TeacherID</w:t>
-      </w:r>
-      <w:proofErr w:type="spellEnd"/>
-      <w:r>
-        <w:rPr>
-          <w:rFonts w:ascii="Times New Roman" w:hAnsi="Times New Roman"/>
-          <w:sz w:val="28"/>
-          <w:szCs w:val="28"/>
-        </w:rPr>
-        <w:t xml:space="preserve"> </w:t>
-      </w:r>
-      <w:r>
-        <w:rPr>
-          <w:rFonts w:ascii="Times New Roman" w:hAnsi="Times New Roman"/>
-          <w:sz w:val="28"/>
-          <w:szCs w:val="28"/>
-        </w:rPr>
-        <w:t>является</w:t>
-      </w:r>
-      <w:r>
-        <w:rPr>
-          <w:rFonts w:ascii="Times New Roman" w:hAnsi="Times New Roman"/>
-          <w:sz w:val="28"/>
-          <w:szCs w:val="28"/>
-        </w:rPr>
-        <w:t xml:space="preserve"> </w:t>
-      </w:r>
-      <w:r>
-        <w:rPr>
-          <w:rFonts w:ascii="Times New Roman" w:hAnsi="Times New Roman"/>
-          <w:sz w:val="28"/>
-          <w:szCs w:val="28"/>
-        </w:rPr>
-        <w:t>внешним</w:t>
-      </w:r>
-      <w:r>
-        <w:rPr>
-          <w:rFonts w:ascii="Times New Roman" w:hAnsi="Times New Roman"/>
-          <w:sz w:val="28"/>
-          <w:szCs w:val="28"/>
-        </w:rPr>
-        <w:t xml:space="preserve"> </w:t>
-      </w:r>
-      <w:r>
-        <w:rPr>
-          <w:rFonts w:ascii="Times New Roman" w:hAnsi="Times New Roman"/>
-          <w:sz w:val="28"/>
-          <w:szCs w:val="28"/>
-        </w:rPr>
-        <w:t>ключом</w:t>
-      </w:r>
-      <w:r>
-        <w:rPr>
-          <w:rFonts w:ascii="Times New Roman" w:hAnsi="Times New Roman"/>
-          <w:sz w:val="28"/>
-          <w:szCs w:val="28"/>
-        </w:rPr>
-        <w:t xml:space="preserve">, </w:t>
-      </w:r>
-      <w:r>
-        <w:rPr>
-          <w:rFonts w:ascii="Times New Roman" w:hAnsi="Times New Roman"/>
-          <w:sz w:val="28"/>
-          <w:szCs w:val="28"/>
-        </w:rPr>
-        <w:t>ссылающимся</w:t>
-      </w:r>
-      <w:r>
-        <w:rPr>
-          <w:rFonts w:ascii="Times New Roman" w:hAnsi="Times New Roman"/>
-          <w:sz w:val="28"/>
-          <w:szCs w:val="28"/>
-        </w:rPr>
-        <w:t xml:space="preserve"> </w:t>
-      </w:r>
-      <w:r>
-        <w:rPr>
-          <w:rFonts w:ascii="Times New Roman" w:hAnsi="Times New Roman"/>
-          <w:sz w:val="28"/>
-          <w:szCs w:val="28"/>
-        </w:rPr>
-        <w:t>на</w:t>
-      </w:r>
-      <w:r>
-        <w:rPr>
-          <w:rFonts w:ascii="Times New Roman" w:hAnsi="Times New Roman"/>
-          <w:sz w:val="28"/>
-          <w:szCs w:val="28"/>
-        </w:rPr>
-        <w:t xml:space="preserve"> </w:t>
-      </w:r>
-      <w:r>
-        <w:rPr>
-          <w:rFonts w:ascii="Times New Roman" w:hAnsi="Times New Roman"/>
-          <w:sz w:val="28"/>
-          <w:szCs w:val="28"/>
-          <w:lang w:val="en-US"/>
-        </w:rPr>
-        <w:t>Teachers</w:t>
-      </w:r>
-      <w:r>
-        <w:rPr>
-          <w:rFonts w:ascii="Times New Roman" w:hAnsi="Times New Roman"/>
-          <w:sz w:val="28"/>
-          <w:szCs w:val="28"/>
-        </w:rPr>
-        <w:t>.</w:t>
-      </w:r>
-      <w:proofErr w:type="spellStart"/>
-      <w:r>
-        <w:rPr>
-          <w:rFonts w:ascii="Times New Roman" w:hAnsi="Times New Roman"/>
-          <w:sz w:val="28"/>
-          <w:szCs w:val="28"/>
-          <w:lang w:val="en-US"/>
-        </w:rPr>
-        <w:t>TeacherID</w:t>
-      </w:r>
-      <w:proofErr w:type="spellEnd"/>
-      <w:r>
-        <w:rPr>
-          <w:rFonts w:ascii="Times New Roman" w:hAnsi="Times New Roman"/>
-          <w:sz w:val="28"/>
-          <w:szCs w:val="28"/>
-        </w:rPr>
-        <w:t>.</w:t>
-      </w:r>
-    </w:p>
-    <w:p>
-      <w:pPr>
-        <w:spacing w:after="0"/>
-        <w:ind w:left="1843" w:hanging="283"/>
-        <w:jc w:val="both"/>
-        <w:rPr>
-          <w:rFonts w:ascii="Times New Roman" w:hAnsi="Times New Roman"/>
-          <w:sz w:val="28"/>
-          <w:szCs w:val="28"/>
-        </w:rPr>
-      </w:pPr>
-    </w:p>
-    <w:p>
-      <w:pPr>
-        <w:spacing w:after="0"/>
-        <w:ind w:left="1843" w:hanging="283"/>
-        <w:jc w:val="both"/>
-        <w:rPr>
-          <w:rFonts w:ascii="Times New Roman" w:hAnsi="Times New Roman"/>
-          <w:sz w:val="28"/>
-          <w:szCs w:val="28"/>
-        </w:rPr>
-      </w:pPr>
-    </w:p>
-    <w:p>
-      <w:pPr>
-        <w:spacing w:after="0"/>
-        <w:ind w:left="1843" w:hanging="283"/>
-        <w:jc w:val="both"/>
-        <w:rPr>
-          <w:rFonts w:ascii="Times New Roman" w:hAnsi="Times New Roman"/>
-          <w:sz w:val="28"/>
-          <w:szCs w:val="28"/>
-        </w:rPr>
-      </w:pPr>
-    </w:p>
-    <w:p>
-      <w:pPr>
-        <w:spacing w:after="0"/>
-        <w:ind w:left="1843" w:hanging="283"/>
-        <w:jc w:val="both"/>
-        <w:rPr>
-          <w:rFonts w:ascii="Times New Roman" w:hAnsi="Times New Roman"/>
-          <w:sz w:val="28"/>
-          <w:szCs w:val="28"/>
-        </w:rPr>
-      </w:pPr>
-    </w:p>
-    <w:p>
-      <w:pPr>
-        <w:spacing w:after="0"/>
-        <w:ind w:left="1843" w:hanging="283"/>
-        <w:jc w:val="both"/>
-        <w:rPr>
-          <w:rFonts w:ascii="Times New Roman" w:hAnsi="Times New Roman"/>
-          <w:sz w:val="28"/>
-          <w:szCs w:val="28"/>
-        </w:rPr>
-      </w:pPr>
-    </w:p>
-    <w:p>
-      <w:pPr>
-        <w:spacing w:after="0"/>
-        <w:ind w:left="1843" w:hanging="283"/>
-        <w:jc w:val="both"/>
-        <w:rPr>
-          <w:rFonts w:ascii="Times New Roman" w:hAnsi="Times New Roman"/>
-          <w:sz w:val="28"/>
-          <w:szCs w:val="28"/>
-        </w:rPr>
-      </w:pPr>
-    </w:p>
-    <w:p>
-      <w:pPr>
-        <w:spacing w:after="0"/>
-        <w:ind w:left="1843" w:hanging="283"/>
-        <w:jc w:val="both"/>
-        <w:rPr>
-          <w:rFonts w:ascii="Times New Roman" w:hAnsi="Times New Roman"/>
-          <w:sz w:val="28"/>
-          <w:szCs w:val="28"/>
-        </w:rPr>
-      </w:pPr>
-    </w:p>
-    <w:p>
-      <w:pPr>
-        <w:spacing w:after="0"/>
-        <w:ind w:left="1843" w:hanging="283"/>
-        <w:jc w:val="both"/>
-        <w:rPr>
-          <w:rFonts w:ascii="Times New Roman" w:hAnsi="Times New Roman"/>
-          <w:sz w:val="28"/>
-          <w:szCs w:val="28"/>
-        </w:rPr>
-      </w:pPr>
-    </w:p>
-    <w:p>
-      <w:pPr>
-        <w:spacing w:after="0"/>
-        <w:ind w:left="1843" w:hanging="283"/>
-        <w:jc w:val="both"/>
-        <w:rPr>
-          <w:rFonts w:ascii="Times New Roman" w:hAnsi="Times New Roman"/>
-          <w:sz w:val="28"/>
-          <w:szCs w:val="28"/>
-        </w:rPr>
-      </w:pPr>
-    </w:p>
-    <w:p>
-      <w:pPr>
-        <w:spacing w:after="0"/>
-        <w:ind w:left="1843" w:hanging="283"/>
-        <w:jc w:val="both"/>
-        <w:rPr>
-          <w:rFonts w:ascii="Times New Roman" w:hAnsi="Times New Roman"/>
-          <w:sz w:val="28"/>
-          <w:szCs w:val="28"/>
-        </w:rPr>
-      </w:pPr>
-    </w:p>
-    <w:p>
-      <w:pPr>
-        <w:spacing w:after="0"/>
-        <w:ind w:left="1843" w:hanging="283"/>
-        <w:jc w:val="both"/>
-        <w:rPr>
-          <w:rFonts w:ascii="Times New Roman" w:hAnsi="Times New Roman"/>
-          <w:sz w:val="28"/>
-          <w:szCs w:val="28"/>
-        </w:rPr>
-      </w:pPr>
-    </w:p>
-    <w:p>
-      <w:pPr>
-        <w:spacing w:after="0"/>
-        <w:ind w:left="1843" w:hanging="283"/>
-        <w:jc w:val="both"/>
-        <w:rPr>
-          <w:rFonts w:ascii="Times New Roman" w:hAnsi="Times New Roman"/>
-          <w:sz w:val="28"/>
-          <w:szCs w:val="28"/>
-        </w:rPr>
-      </w:pPr>
-    </w:p>
-    <w:p>
-      <w:pPr>
-        <w:spacing w:after="0"/>
-        <w:ind w:left="1843" w:hanging="283"/>
-        <w:jc w:val="both"/>
-        <w:rPr>
-          <w:rFonts w:ascii="Times New Roman" w:hAnsi="Times New Roman"/>
-          <w:sz w:val="28"/>
-          <w:szCs w:val="28"/>
-        </w:rPr>
-      </w:pPr>
-    </w:p>
-    <w:p>
-      <w:pPr>
-        <w:spacing w:after="0"/>
-        <w:ind w:left="1843" w:hanging="283"/>
-        <w:jc w:val="both"/>
-        <w:rPr>
-          <w:rFonts w:ascii="Times New Roman" w:hAnsi="Times New Roman"/>
-          <w:sz w:val="28"/>
-          <w:szCs w:val="28"/>
-        </w:rPr>
-      </w:pPr>
-    </w:p>
-    <w:p>
-      <w:pPr>
-        <w:spacing w:after="0"/>
-        <w:ind w:left="1843" w:hanging="283"/>
-        <w:jc w:val="both"/>
-        <w:rPr>
-          <w:rFonts w:ascii="Times New Roman" w:hAnsi="Times New Roman"/>
-          <w:sz w:val="28"/>
-          <w:szCs w:val="28"/>
-        </w:rPr>
-      </w:pPr>
-    </w:p>
-    <w:p>
-      <w:pPr>
-        <w:spacing w:after="0"/>
-        <w:ind w:left="1843" w:hanging="283"/>
-        <w:jc w:val="both"/>
-        <w:rPr>
-          <w:rFonts w:ascii="Times New Roman" w:hAnsi="Times New Roman"/>
-          <w:sz w:val="28"/>
-          <w:szCs w:val="28"/>
-        </w:rPr>
-      </w:pPr>
-    </w:p>
-    <w:p>
-      <w:pPr>
-        <w:spacing w:after="0"/>
-        <w:ind w:left="1843" w:hanging="283"/>
-        <w:jc w:val="both"/>
-        <w:rPr>
-          <w:rFonts w:ascii="Times New Roman" w:hAnsi="Times New Roman"/>
-          <w:sz w:val="28"/>
-          <w:szCs w:val="28"/>
-        </w:rPr>
-      </w:pPr>
-    </w:p>
-    <w:p>
-      <w:pPr>
-        <w:spacing w:after="0"/>
-        <w:ind w:left="1843" w:hanging="283"/>
-        <w:jc w:val="both"/>
-        <w:rPr>
-          <w:rFonts w:ascii="Times New Roman" w:hAnsi="Times New Roman"/>
-          <w:sz w:val="28"/>
-          <w:szCs w:val="28"/>
-        </w:rPr>
-      </w:pPr>
-    </w:p>
-    <w:p>
-      <w:pPr>
-        <w:spacing w:after="0"/>
-        <w:ind w:left="1843" w:hanging="283"/>
-        <w:jc w:val="both"/>
-        <w:rPr>
-          <w:rFonts w:ascii="Times New Roman" w:hAnsi="Times New Roman"/>
-          <w:sz w:val="28"/>
-          <w:szCs w:val="28"/>
-        </w:rPr>
-      </w:pPr>
-    </w:p>
-    <w:p>
-      <w:pPr>
-        <w:spacing w:after="0"/>
-        <w:jc w:val="both"/>
-        <w:rPr>
-          <w:rFonts w:ascii="Times New Roman" w:hAnsi="Times New Roman"/>
-          <w:b/>
-          <w:bCs/>
-          <w:sz w:val="28"/>
-          <w:szCs w:val="28"/>
-          <w:lang w:val="en-US"/>
-        </w:rPr>
-      </w:pPr>
-      <w:proofErr w:type="spellStart"/>
-      <w:r>
-        <w:rPr>
-          <w:rFonts w:ascii="Times New Roman" w:hAnsi="Times New Roman"/>
-          <w:b/>
-          <w:bCs/>
-          <w:sz w:val="28"/>
-          <w:szCs w:val="28"/>
+          <w:lang w:val="en-US"/>
+        </w:rPr>
+      </w:pPr>
+      <w:r>
+        <w:rPr>
+          <w:noProof/>
         </w:rPr>
         <w:lastRenderedPageBreak/>
-        <w:t>Part</w:t>
-      </w:r>
-      <w:proofErr w:type="spellEnd"/>
-      <w:r>
-        <w:rPr>
-          <w:rFonts w:ascii="Times New Roman" w:hAnsi="Times New Roman"/>
-          <w:b/>
-          <w:bCs/>
-          <w:sz w:val="28"/>
-          <w:szCs w:val="28"/>
-        </w:rPr>
-        <w:t xml:space="preserve"> 3: ER-Диаграмма</w:t>
-      </w:r>
-    </w:p>
-    <w:p>
-      <w:pPr>
-        <w:spacing w:after="0"/>
-        <w:jc w:val="both"/>
-      </w:pPr>
-      <w:r>
-        <w:rPr>
-          <w:noProof/>
-        </w:rPr>
         <w:drawing>
-          <wp:anchor distT="0" distB="0" distL="114300" distR="114300" simplePos="0" relativeHeight="251658240" behindDoc="0" locked="0" layoutInCell="1" allowOverlap="1" wp14:anchorId="3E01911D" wp14:editId="27C22645">
+          <wp:anchor distT="0" distB="0" distL="114300" distR="114300" simplePos="0" relativeHeight="251658240" behindDoc="0" locked="0" layoutInCell="1" allowOverlap="1" wp14:anchorId="491FD138" wp14:editId="04118737">
             <wp:simplePos x="0" y="0"/>
             <wp:positionH relativeFrom="page">
-              <wp:align>right</wp:align>
+              <wp:align>left</wp:align>
             </wp:positionH>
             <wp:positionV relativeFrom="paragraph">
-              <wp:posOffset>217895</wp:posOffset>
+              <wp:posOffset>324576</wp:posOffset>
             </wp:positionV>
-            <wp:extent cx="7527643" cy="4024935"/>
-            <wp:effectExtent l="0" t="0" r="0" b="0"/>
+            <wp:extent cx="7590790" cy="4582160"/>
+            <wp:effectExtent l="0" t="0" r="0" b="8890"/>
             <wp:wrapTopAndBottom/>
-            <wp:docPr id="116586149" name="Рисунок 1"/>
+            <wp:docPr id="1850021202" name="Рисунок 1"/>
             <wp:cNvGraphicFramePr>
               <a:graphicFrameLocks xmlns:a="http://schemas.openxmlformats.org/drawingml/2006/main" noChangeAspect="1"/>
             </wp:cNvGraphicFramePr>
@@ -6087,8 +8234,10 @@
               <a:graphicData uri="http://schemas.openxmlformats.org/drawingml/2006/picture">
                 <pic:pic xmlns:pic="http://schemas.openxmlformats.org/drawingml/2006/picture">
                   <pic:nvPicPr>
-                    <pic:cNvPr id="116586149" name=""/>
-                    <pic:cNvPicPr/>
+                    <pic:cNvPr id="0" name="Picture 1"/>
+                    <pic:cNvPicPr>
+                      <a:picLocks noChangeAspect="1" noChangeArrowheads="1"/>
+                    </pic:cNvPicPr>
                   </pic:nvPicPr>
                   <pic:blipFill>
                     <a:blip r:embed="rId7">
@@ -6098,25 +8247,64 @@
                         </a:ext>
                       </a:extLst>
                     </a:blip>
+                    <a:srcRect/>
                     <a:stretch>
                       <a:fillRect/>
                     </a:stretch>
                   </pic:blipFill>
-                  <pic:spPr>
+                  <pic:spPr bwMode="auto">
                     <a:xfrm>
                       <a:off x="0" y="0"/>
-                      <a:ext cx="7527643" cy="4024935"/>
+                      <a:ext cx="7590790" cy="4582160"/>
                     </a:xfrm>
                     <a:prstGeom prst="rect">
                       <a:avLst/>
                     </a:prstGeom>
+                    <a:noFill/>
+                    <a:ln>
+                      <a:noFill/>
+                    </a:ln>
                   </pic:spPr>
                 </pic:pic>
               </a:graphicData>
             </a:graphic>
+            <wp14:sizeRelH relativeFrom="margin">
+              <wp14:pctWidth>0</wp14:pctWidth>
+            </wp14:sizeRelH>
+            <wp14:sizeRelV relativeFrom="margin">
+              <wp14:pctHeight>0</wp14:pctHeight>
+            </wp14:sizeRelV>
           </wp:anchor>
         </w:drawing>
       </w:r>
+      <w:proofErr w:type="spellStart"/>
+      <w:r>
+        <w:rPr>
+          <w:rFonts w:ascii="Times New Roman" w:hAnsi="Times New Roman"/>
+          <w:b/>
+          <w:bCs/>
+          <w:sz w:val="28"/>
+          <w:szCs w:val="28"/>
+        </w:rPr>
+        <w:t>Part</w:t>
+      </w:r>
+      <w:proofErr w:type="spellEnd"/>
+      <w:r>
+        <w:rPr>
+          <w:rFonts w:ascii="Times New Roman" w:hAnsi="Times New Roman"/>
+          <w:b/>
+          <w:bCs/>
+          <w:sz w:val="28"/>
+          <w:szCs w:val="28"/>
+        </w:rPr>
+        <w:t xml:space="preserve"> 3: ER-Диаграмма</w:t>
+      </w:r>
+    </w:p>
+    <w:p>
+      <w:pPr>
+        <w:spacing w:after="0"/>
+        <w:jc w:val="both"/>
+      </w:pPr>
     </w:p>
     <w:p>
       <w:pPr>
